--- a/electron/database/generate-document/templates/order-confirmation-sq-mt.docx
+++ b/electron/database/generate-document/templates/order-confirmation-sq-mt.docx
@@ -21,22 +21,23 @@
         <w:tblLook w:val="04A0" w:firstRow="1" w:lastRow="0" w:firstColumn="1" w:lastColumn="0" w:noHBand="0" w:noVBand="1"/>
       </w:tblPr>
       <w:tblGrid>
-        <w:gridCol w:w="3251"/>
-        <w:gridCol w:w="38"/>
-        <w:gridCol w:w="38"/>
-        <w:gridCol w:w="1037"/>
-        <w:gridCol w:w="16"/>
-        <w:gridCol w:w="1914"/>
-        <w:gridCol w:w="412"/>
-        <w:gridCol w:w="412"/>
-        <w:gridCol w:w="16"/>
-        <w:gridCol w:w="16"/>
-        <w:gridCol w:w="633"/>
-        <w:gridCol w:w="16"/>
-        <w:gridCol w:w="16"/>
-        <w:gridCol w:w="904"/>
-        <w:gridCol w:w="1022"/>
-        <w:gridCol w:w="1825"/>
+        <w:gridCol w:w="3143"/>
+        <w:gridCol w:w="56"/>
+        <w:gridCol w:w="56"/>
+        <w:gridCol w:w="970"/>
+        <w:gridCol w:w="56"/>
+        <w:gridCol w:w="1812"/>
+        <w:gridCol w:w="400"/>
+        <w:gridCol w:w="400"/>
+        <w:gridCol w:w="56"/>
+        <w:gridCol w:w="56"/>
+        <w:gridCol w:w="880"/>
+        <w:gridCol w:w="56"/>
+        <w:gridCol w:w="56"/>
+        <w:gridCol w:w="56"/>
+        <w:gridCol w:w="758"/>
+        <w:gridCol w:w="990"/>
+        <w:gridCol w:w="1765"/>
       </w:tblGrid>
       <w:tr>
         <w:trPr>
@@ -870,7 +871,7 @@
         <w:tc>
           <w:tcPr>
             <w:tcW w:w="0" w:type="auto"/>
-            <w:gridSpan w:val="5"/>
+            <w:gridSpan w:val="6"/>
           </w:tcPr>
           <w:p>
             <w:pPr>
@@ -1367,7 +1368,7 @@
         <w:tc>
           <w:tcPr>
             <w:tcW w:w="0" w:type="auto"/>
-            <w:gridSpan w:val="5"/>
+            <w:gridSpan w:val="6"/>
           </w:tcPr>
           <w:p>
             <w:pPr>
@@ -1554,6 +1555,7 @@
         <w:tc>
           <w:tcPr>
             <w:tcW w:w="0" w:type="auto"/>
+            <w:gridSpan w:val="2"/>
           </w:tcPr>
           <w:p>
             <w:pPr>
@@ -1728,7 +1730,7 @@
         <w:tc>
           <w:tcPr>
             <w:tcW w:w="0" w:type="auto"/>
-            <w:gridSpan w:val="16"/>
+            <w:gridSpan w:val="17"/>
           </w:tcPr>
           <w:p>
             <w:pPr>
@@ -2362,6 +2364,7 @@
         <w:tc>
           <w:tcPr>
             <w:tcW w:w="0" w:type="auto"/>
+            <w:gridSpan w:val="2"/>
           </w:tcPr>
           <w:p>
             <w:pPr>
@@ -2647,7 +2650,7 @@
         <w:tc>
           <w:tcPr>
             <w:tcW w:w="0" w:type="auto"/>
-            <w:gridSpan w:val="6"/>
+            <w:gridSpan w:val="7"/>
           </w:tcPr>
           <w:p>
             <w:pPr>
@@ -2879,7 +2882,7 @@
         <w:tc>
           <w:tcPr>
             <w:tcW w:w="0" w:type="auto"/>
-            <w:gridSpan w:val="6"/>
+            <w:gridSpan w:val="7"/>
           </w:tcPr>
           <w:p>
             <w:pPr>
@@ -3057,7 +3060,7 @@
         <w:tc>
           <w:tcPr>
             <w:tcW w:w="0" w:type="auto"/>
-            <w:gridSpan w:val="6"/>
+            <w:gridSpan w:val="7"/>
           </w:tcPr>
           <w:p>
             <w:pPr>
@@ -3208,189 +3211,6 @@
             </w:pPr>
             <w:r>
               <w:rPr>
-                <w:rFonts w:ascii="Arial" w:hAnsi="Arial" w:cs="Arial"/>
-                <w:b/>
-                <w:bCs/>
-                <w:sz w:val="18"/>
-                <w:szCs w:val="18"/>
-              </w:rPr>
-              <w:t>{</w:t>
-            </w:r>
-            <w:proofErr w:type="spellStart"/>
-            <w:r>
-              <w:rPr>
-                <w:rFonts w:ascii="Arial" w:hAnsi="Arial" w:cs="Arial"/>
-                <w:b/>
-                <w:bCs/>
-                <w:sz w:val="18"/>
-                <w:szCs w:val="18"/>
-              </w:rPr>
-              <w:t>totalQuantity</w:t>
-            </w:r>
-            <w:proofErr w:type="spellEnd"/>
-            <w:r>
-              <w:rPr>
-                <w:rFonts w:ascii="Arial" w:hAnsi="Arial" w:cs="Arial"/>
-                <w:b/>
-                <w:bCs/>
-                <w:sz w:val="18"/>
-                <w:szCs w:val="18"/>
-              </w:rPr>
-              <w:t>}</w:t>
-            </w:r>
-          </w:p>
-        </w:tc>
-        <w:tc>
-          <w:tcPr>
-            <w:tcW w:w="0" w:type="auto"/>
-          </w:tcPr>
-          <w:p>
-            <w:pPr>
-              <w:ind w:right="57"/>
-              <w:jc w:val="right"/>
-              <w:rPr>
-                <w:rFonts w:ascii="Arial" w:hAnsi="Arial" w:cs="Arial"/>
-                <w:sz w:val="18"/>
-                <w:szCs w:val="18"/>
-              </w:rPr>
-            </w:pPr>
-          </w:p>
-        </w:tc>
-        <w:tc>
-          <w:tcPr>
-            <w:tcW w:w="0" w:type="auto"/>
-          </w:tcPr>
-          <w:p>
-            <w:pPr>
-              <w:pStyle w:val="NoSpacing"/>
-              <w:widowControl w:val="0"/>
-              <w:ind w:right="227"/>
-              <w:jc w:val="right"/>
-              <w:rPr>
-                <w:rFonts w:ascii="Arial" w:hAnsi="Arial" w:cs="Arial"/>
-                <w:sz w:val="18"/>
-                <w:szCs w:val="18"/>
-              </w:rPr>
-            </w:pPr>
-            <w:r>
-              <w:rPr>
-                <w:rFonts w:ascii="Arial" w:hAnsi="Arial" w:cs="Arial"/>
-                <w:b/>
-                <w:bCs/>
-                <w:sz w:val="18"/>
-                <w:szCs w:val="18"/>
-              </w:rPr>
-              <w:t>{</w:t>
-            </w:r>
-            <w:proofErr w:type="spellStart"/>
-            <w:r>
-              <w:rPr>
-                <w:rFonts w:ascii="Arial" w:hAnsi="Arial" w:cs="Arial"/>
-                <w:b/>
-                <w:bCs/>
-                <w:sz w:val="18"/>
-                <w:szCs w:val="18"/>
-              </w:rPr>
-              <w:t>totalAmount</w:t>
-            </w:r>
-            <w:proofErr w:type="spellEnd"/>
-            <w:r>
-              <w:rPr>
-                <w:rFonts w:ascii="Arial" w:hAnsi="Arial" w:cs="Arial"/>
-                <w:b/>
-                <w:bCs/>
-                <w:sz w:val="18"/>
-                <w:szCs w:val="18"/>
-              </w:rPr>
-              <w:t>}</w:t>
-            </w:r>
-          </w:p>
-        </w:tc>
-      </w:tr>
-      <w:tr>
-        <w:trPr>
-          <w:trHeight w:val="64"/>
-        </w:trPr>
-        <w:tc>
-          <w:tcPr>
-            <w:tcW w:w="0" w:type="auto"/>
-          </w:tcPr>
-          <w:p>
-            <w:pPr>
-              <w:ind w:right="113"/>
-              <w:rPr>
-                <w:rFonts w:asciiTheme="minorHAnsi" w:hAnsiTheme="minorHAnsi" w:cstheme="minorHAnsi"/>
-                <w:sz w:val="18"/>
-                <w:szCs w:val="18"/>
-              </w:rPr>
-            </w:pPr>
-          </w:p>
-        </w:tc>
-        <w:tc>
-          <w:tcPr>
-            <w:tcW w:w="0" w:type="auto"/>
-            <w:gridSpan w:val="2"/>
-          </w:tcPr>
-          <w:p>
-            <w:pPr>
-              <w:ind w:right="113"/>
-              <w:rPr>
-                <w:rFonts w:asciiTheme="minorHAnsi" w:hAnsiTheme="minorHAnsi" w:cstheme="minorHAnsi"/>
-                <w:sz w:val="18"/>
-                <w:szCs w:val="18"/>
-              </w:rPr>
-            </w:pPr>
-          </w:p>
-        </w:tc>
-        <w:tc>
-          <w:tcPr>
-            <w:tcW w:w="0" w:type="auto"/>
-            <w:gridSpan w:val="2"/>
-          </w:tcPr>
-          <w:p>
-            <w:pPr>
-              <w:ind w:right="113"/>
-              <w:rPr>
-                <w:rFonts w:asciiTheme="minorHAnsi" w:hAnsiTheme="minorHAnsi" w:cstheme="minorHAnsi"/>
-                <w:sz w:val="18"/>
-                <w:szCs w:val="18"/>
-              </w:rPr>
-            </w:pPr>
-          </w:p>
-        </w:tc>
-        <w:tc>
-          <w:tcPr>
-            <w:tcW w:w="0" w:type="auto"/>
-          </w:tcPr>
-          <w:p>
-            <w:pPr>
-              <w:pStyle w:val="NoSpacing"/>
-              <w:widowControl w:val="0"/>
-              <w:spacing w:line="276" w:lineRule="auto"/>
-              <w:rPr>
-                <w:rFonts w:cstheme="minorHAnsi"/>
-                <w:sz w:val="18"/>
-                <w:szCs w:val="18"/>
-              </w:rPr>
-            </w:pPr>
-          </w:p>
-        </w:tc>
-        <w:tc>
-          <w:tcPr>
-            <w:tcW w:w="0" w:type="auto"/>
-            <w:gridSpan w:val="2"/>
-          </w:tcPr>
-          <w:p>
-            <w:pPr>
-              <w:ind w:right="113"/>
-              <w:rPr>
-                <w:rFonts w:asciiTheme="minorHAnsi" w:hAnsiTheme="minorHAnsi" w:cstheme="minorHAnsi"/>
-                <w:sz w:val="18"/>
-                <w:szCs w:val="18"/>
-              </w:rPr>
-            </w:pPr>
-            <w:r>
-              <w:rPr>
                 <w:rFonts w:asciiTheme="minorHAnsi" w:hAnsiTheme="minorHAnsi" w:cstheme="minorHAnsi"/>
                 <w:noProof/>
                 <w:sz w:val="18"/>
@@ -3399,15 +3219,15 @@
               <mc:AlternateContent>
                 <mc:Choice Requires="wps">
                   <w:drawing>
-                    <wp:anchor distT="0" distB="0" distL="114300" distR="114300" simplePos="0" relativeHeight="251662336" behindDoc="0" locked="0" layoutInCell="1" allowOverlap="1" wp14:anchorId="620645B3" wp14:editId="25ACC762">
+                    <wp:anchor distT="0" distB="0" distL="114300" distR="114300" simplePos="0" relativeHeight="251662336" behindDoc="0" locked="0" layoutInCell="1" allowOverlap="1" wp14:anchorId="620645B3" wp14:editId="328BAF18">
                       <wp:simplePos x="0" y="0"/>
                       <wp:positionH relativeFrom="column">
-                        <wp:posOffset>672523</wp:posOffset>
+                        <wp:posOffset>166053</wp:posOffset>
                       </wp:positionH>
                       <wp:positionV relativeFrom="paragraph">
-                        <wp:posOffset>34925</wp:posOffset>
+                        <wp:posOffset>264161</wp:posOffset>
                       </wp:positionV>
-                      <wp:extent cx="1759528" cy="0"/>
+                      <wp:extent cx="2668905" cy="0"/>
                       <wp:effectExtent l="0" t="0" r="0" b="0"/>
                       <wp:wrapNone/>
                       <wp:docPr id="1296626512" name="Straight Connector 11"/>
@@ -3419,7 +3239,7 @@
                             <wps:spPr>
                               <a:xfrm>
                                 <a:off x="0" y="0"/>
-                                <a:ext cx="1759528" cy="0"/>
+                                <a:ext cx="2668905" cy="0"/>
                               </a:xfrm>
                               <a:prstGeom prst="line">
                                 <a:avLst/>
@@ -3443,35 +3263,114 @@
                           </wps:wsp>
                         </a:graphicData>
                       </a:graphic>
+                      <wp14:sizeRelH relativeFrom="margin">
+                        <wp14:pctWidth>0</wp14:pctWidth>
+                      </wp14:sizeRelH>
+                      <wp14:sizeRelV relativeFrom="margin">
+                        <wp14:pctHeight>0</wp14:pctHeight>
+                      </wp14:sizeRelV>
                     </wp:anchor>
                   </w:drawing>
                 </mc:Choice>
                 <mc:Fallback>
                   <w:pict>
-                    <v:line w14:anchorId="7A28E731" id="Straight Connector 11" o:spid="_x0000_s1026" style="position:absolute;z-index:251662336;visibility:visible;mso-wrap-style:square;mso-wrap-distance-left:9pt;mso-wrap-distance-top:0;mso-wrap-distance-right:9pt;mso-wrap-distance-bottom:0;mso-position-horizontal:absolute;mso-position-horizontal-relative:text;mso-position-vertical:absolute;mso-position-vertical-relative:text" from="52.95pt,2.75pt" to="191.5pt,2.75pt" o:gfxdata="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" strokecolor="black [3200]" strokeweight=".5pt">
+                    <v:line w14:anchorId="75614D2C" id="Straight Connector 11" o:spid="_x0000_s1026" style="position:absolute;z-index:251662336;visibility:visible;mso-wrap-style:square;mso-width-percent:0;mso-height-percent:0;mso-wrap-distance-left:9pt;mso-wrap-distance-top:0;mso-wrap-distance-right:9pt;mso-wrap-distance-bottom:0;mso-position-horizontal:absolute;mso-position-horizontal-relative:text;mso-position-vertical:absolute;mso-position-vertical-relative:text;mso-width-percent:0;mso-height-percent:0;mso-width-relative:margin;mso-height-relative:margin" from="13.1pt,20.8pt" to="223.25pt,20.8pt" o:gfxdata="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" strokecolor="black [3200]" strokeweight=".5pt">
                       <v:stroke joinstyle="miter"/>
                     </v:line>
                   </w:pict>
                 </mc:Fallback>
               </mc:AlternateContent>
             </w:r>
-          </w:p>
-        </w:tc>
-        <w:tc>
-          <w:tcPr>
-            <w:tcW w:w="0" w:type="auto"/>
-            <w:gridSpan w:val="6"/>
+            <w:r>
+              <w:rPr>
+                <w:rFonts w:ascii="Arial" w:hAnsi="Arial" w:cs="Arial"/>
+                <w:b/>
+                <w:bCs/>
+                <w:sz w:val="18"/>
+                <w:szCs w:val="18"/>
+              </w:rPr>
+              <w:t>{</w:t>
+            </w:r>
+            <w:proofErr w:type="spellStart"/>
+            <w:r>
+              <w:rPr>
+                <w:rFonts w:ascii="Arial" w:hAnsi="Arial" w:cs="Arial"/>
+                <w:b/>
+                <w:bCs/>
+                <w:sz w:val="18"/>
+                <w:szCs w:val="18"/>
+              </w:rPr>
+              <w:t>totalQuantity</w:t>
+            </w:r>
+            <w:proofErr w:type="spellEnd"/>
+            <w:r>
+              <w:rPr>
+                <w:rFonts w:ascii="Arial" w:hAnsi="Arial" w:cs="Arial"/>
+                <w:b/>
+                <w:bCs/>
+                <w:sz w:val="18"/>
+                <w:szCs w:val="18"/>
+              </w:rPr>
+              <w:t>}</w:t>
+            </w:r>
+          </w:p>
+        </w:tc>
+        <w:tc>
+          <w:tcPr>
+            <w:tcW w:w="0" w:type="auto"/>
           </w:tcPr>
           <w:p>
             <w:pPr>
               <w:ind w:right="57"/>
               <w:jc w:val="right"/>
               <w:rPr>
-                <w:rFonts w:asciiTheme="minorHAnsi" w:hAnsiTheme="minorHAnsi" w:cstheme="minorHAnsi"/>
-                <w:sz w:val="18"/>
-                <w:szCs w:val="18"/>
-              </w:rPr>
-            </w:pPr>
+                <w:rFonts w:ascii="Arial" w:hAnsi="Arial" w:cs="Arial"/>
+                <w:sz w:val="18"/>
+                <w:szCs w:val="18"/>
+              </w:rPr>
+            </w:pPr>
+            <w:r>
+              <w:rPr>
+                <w:rFonts w:ascii="Arial" w:hAnsi="Arial" w:cs="Arial"/>
+                <w:b/>
+                <w:bCs/>
+                <w:sz w:val="18"/>
+                <w:szCs w:val="18"/>
+              </w:rPr>
+              <w:t>{</w:t>
+            </w:r>
+            <w:proofErr w:type="spellStart"/>
+            <w:r>
+              <w:rPr>
+                <w:rFonts w:ascii="Arial" w:hAnsi="Arial" w:cs="Arial"/>
+                <w:b/>
+                <w:bCs/>
+                <w:sz w:val="18"/>
+                <w:szCs w:val="18"/>
+              </w:rPr>
+              <w:t>totalSqM</w:t>
+            </w:r>
+            <w:r>
+              <w:rPr>
+                <w:rFonts w:ascii="Arial" w:hAnsi="Arial" w:cs="Arial"/>
+                <w:b/>
+                <w:bCs/>
+                <w:sz w:val="18"/>
+                <w:szCs w:val="18"/>
+              </w:rPr>
+              <w:t>t</w:t>
+            </w:r>
+            <w:proofErr w:type="spellEnd"/>
+            <w:r>
+              <w:rPr>
+                <w:rFonts w:ascii="Arial" w:hAnsi="Arial" w:cs="Arial"/>
+                <w:b/>
+                <w:bCs/>
+                <w:sz w:val="18"/>
+                <w:szCs w:val="18"/>
+              </w:rPr>
+              <w:t>}</w:t>
+            </w:r>
           </w:p>
         </w:tc>
         <w:tc>
@@ -3483,7 +3382,7 @@
               <w:ind w:right="57"/>
               <w:jc w:val="right"/>
               <w:rPr>
-                <w:rFonts w:asciiTheme="minorHAnsi" w:hAnsiTheme="minorHAnsi" w:cstheme="minorHAnsi"/>
+                <w:rFonts w:ascii="Arial" w:hAnsi="Arial" w:cs="Arial"/>
                 <w:sz w:val="18"/>
                 <w:szCs w:val="18"/>
               </w:rPr>
@@ -3501,11 +3400,43 @@
               <w:ind w:right="227"/>
               <w:jc w:val="right"/>
               <w:rPr>
-                <w:rFonts w:cstheme="minorHAnsi"/>
-                <w:sz w:val="18"/>
-                <w:szCs w:val="18"/>
-              </w:rPr>
-            </w:pPr>
+                <w:rFonts w:ascii="Arial" w:hAnsi="Arial" w:cs="Arial"/>
+                <w:sz w:val="18"/>
+                <w:szCs w:val="18"/>
+              </w:rPr>
+            </w:pPr>
+            <w:r>
+              <w:rPr>
+                <w:rFonts w:ascii="Arial" w:hAnsi="Arial" w:cs="Arial"/>
+                <w:b/>
+                <w:bCs/>
+                <w:sz w:val="18"/>
+                <w:szCs w:val="18"/>
+              </w:rPr>
+              <w:t>{</w:t>
+            </w:r>
+            <w:proofErr w:type="spellStart"/>
+            <w:r>
+              <w:rPr>
+                <w:rFonts w:ascii="Arial" w:hAnsi="Arial" w:cs="Arial"/>
+                <w:b/>
+                <w:bCs/>
+                <w:sz w:val="18"/>
+                <w:szCs w:val="18"/>
+              </w:rPr>
+              <w:t>totalAmount</w:t>
+            </w:r>
+            <w:proofErr w:type="spellEnd"/>
+            <w:r>
+              <w:rPr>
+                <w:rFonts w:ascii="Arial" w:hAnsi="Arial" w:cs="Arial"/>
+                <w:b/>
+                <w:bCs/>
+                <w:sz w:val="18"/>
+                <w:szCs w:val="18"/>
+              </w:rPr>
+              <w:t>}</w:t>
+            </w:r>
           </w:p>
         </w:tc>
       </w:tr>
@@ -3580,28 +3511,34 @@
         <w:tc>
           <w:tcPr>
             <w:tcW w:w="0" w:type="auto"/>
-            <w:gridSpan w:val="8"/>
+            <w:gridSpan w:val="2"/>
+          </w:tcPr>
+          <w:p>
+            <w:pPr>
+              <w:ind w:right="113"/>
+              <w:rPr>
+                <w:rFonts w:asciiTheme="minorHAnsi" w:hAnsiTheme="minorHAnsi" w:cstheme="minorHAnsi"/>
+                <w:sz w:val="18"/>
+                <w:szCs w:val="18"/>
+              </w:rPr>
+            </w:pPr>
+          </w:p>
+        </w:tc>
+        <w:tc>
+          <w:tcPr>
+            <w:tcW w:w="0" w:type="auto"/>
+            <w:gridSpan w:val="7"/>
           </w:tcPr>
           <w:p>
             <w:pPr>
               <w:ind w:right="57"/>
               <w:jc w:val="right"/>
               <w:rPr>
-                <w:rFonts w:ascii="Arial" w:hAnsi="Arial" w:cs="Arial"/>
-                <w:sz w:val="18"/>
-                <w:szCs w:val="18"/>
-              </w:rPr>
-            </w:pPr>
-            <w:r>
-              <w:rPr>
-                <w:rFonts w:ascii="Arial" w:hAnsi="Arial" w:cs="Arial"/>
-                <w:b/>
-                <w:bCs/>
-                <w:sz w:val="18"/>
-                <w:szCs w:val="18"/>
-              </w:rPr>
-              <w:t>Addition</w:t>
-            </w:r>
+                <w:rFonts w:asciiTheme="minorHAnsi" w:hAnsiTheme="minorHAnsi" w:cstheme="minorHAnsi"/>
+                <w:sz w:val="18"/>
+                <w:szCs w:val="18"/>
+              </w:rPr>
+            </w:pPr>
           </w:p>
         </w:tc>
         <w:tc>
@@ -3613,7 +3550,7 @@
               <w:ind w:right="57"/>
               <w:jc w:val="right"/>
               <w:rPr>
-                <w:rFonts w:ascii="Arial" w:hAnsi="Arial" w:cs="Arial"/>
+                <w:rFonts w:asciiTheme="minorHAnsi" w:hAnsiTheme="minorHAnsi" w:cstheme="minorHAnsi"/>
                 <w:sz w:val="18"/>
                 <w:szCs w:val="18"/>
               </w:rPr>
@@ -3631,37 +3568,11 @@
               <w:ind w:right="227"/>
               <w:jc w:val="right"/>
               <w:rPr>
-                <w:rFonts w:ascii="Arial" w:hAnsi="Arial" w:cs="Arial"/>
-                <w:sz w:val="18"/>
-                <w:szCs w:val="18"/>
-              </w:rPr>
-            </w:pPr>
-            <w:r>
-              <w:rPr>
-                <w:rFonts w:ascii="Arial" w:hAnsi="Arial" w:cs="Arial"/>
-                <w:sz w:val="18"/>
-                <w:szCs w:val="18"/>
-              </w:rPr>
-              <w:t>{</w:t>
-            </w:r>
-            <w:proofErr w:type="spellStart"/>
-            <w:r>
-              <w:rPr>
-                <w:rFonts w:ascii="Arial" w:hAnsi="Arial" w:cs="Arial"/>
-                <w:sz w:val="18"/>
-                <w:szCs w:val="18"/>
-              </w:rPr>
-              <w:t>totalAddition</w:t>
-            </w:r>
-            <w:proofErr w:type="spellEnd"/>
-            <w:r>
-              <w:rPr>
-                <w:rFonts w:ascii="Arial" w:hAnsi="Arial" w:cs="Arial"/>
-                <w:sz w:val="18"/>
-                <w:szCs w:val="18"/>
-              </w:rPr>
-              <w:t>}</w:t>
-            </w:r>
+                <w:rFonts w:cstheme="minorHAnsi"/>
+                <w:sz w:val="18"/>
+                <w:szCs w:val="18"/>
+              </w:rPr>
+            </w:pPr>
           </w:p>
         </w:tc>
       </w:tr>
@@ -3736,7 +3647,7 @@
         <w:tc>
           <w:tcPr>
             <w:tcW w:w="0" w:type="auto"/>
-            <w:gridSpan w:val="8"/>
+            <w:gridSpan w:val="9"/>
           </w:tcPr>
           <w:p>
             <w:pPr>
@@ -3756,7 +3667,7 @@
                 <w:sz w:val="18"/>
                 <w:szCs w:val="18"/>
               </w:rPr>
-              <w:t>Discount</w:t>
+              <w:t>Addition</w:t>
             </w:r>
           </w:p>
         </w:tc>
@@ -3807,7 +3718,7 @@
                 <w:sz w:val="18"/>
                 <w:szCs w:val="18"/>
               </w:rPr>
-              <w:t>totalDiscount</w:t>
+              <w:t>totalAddition</w:t>
             </w:r>
             <w:proofErr w:type="spellEnd"/>
             <w:r>
@@ -3892,7 +3803,7 @@
         <w:tc>
           <w:tcPr>
             <w:tcW w:w="0" w:type="auto"/>
-            <w:gridSpan w:val="8"/>
+            <w:gridSpan w:val="9"/>
           </w:tcPr>
           <w:p>
             <w:pPr>
@@ -3912,7 +3823,7 @@
                 <w:sz w:val="18"/>
                 <w:szCs w:val="18"/>
               </w:rPr>
-              <w:t>Rounding</w:t>
+              <w:t>Discount</w:t>
             </w:r>
           </w:p>
         </w:tc>
@@ -3938,6 +3849,8 @@
           </w:tcPr>
           <w:p>
             <w:pPr>
+              <w:pStyle w:val="NoSpacing"/>
+              <w:widowControl w:val="0"/>
               <w:ind w:right="227"/>
               <w:jc w:val="right"/>
               <w:rPr>
@@ -3952,7 +3865,25 @@
                 <w:sz w:val="18"/>
                 <w:szCs w:val="18"/>
               </w:rPr>
-              <w:t>{rounding}</w:t>
+              <w:t>{</w:t>
+            </w:r>
+            <w:proofErr w:type="spellStart"/>
+            <w:r>
+              <w:rPr>
+                <w:rFonts w:ascii="Arial" w:hAnsi="Arial" w:cs="Arial"/>
+                <w:sz w:val="18"/>
+                <w:szCs w:val="18"/>
+              </w:rPr>
+              <w:t>totalDiscount</w:t>
+            </w:r>
+            <w:proofErr w:type="spellEnd"/>
+            <w:r>
+              <w:rPr>
+                <w:rFonts w:ascii="Arial" w:hAnsi="Arial" w:cs="Arial"/>
+                <w:sz w:val="18"/>
+                <w:szCs w:val="18"/>
+              </w:rPr>
+              <w:t>}</w:t>
             </w:r>
           </w:p>
         </w:tc>
@@ -3964,7 +3895,143 @@
         <w:tc>
           <w:tcPr>
             <w:tcW w:w="0" w:type="auto"/>
-            <w:gridSpan w:val="16"/>
+          </w:tcPr>
+          <w:p>
+            <w:pPr>
+              <w:ind w:right="113"/>
+              <w:rPr>
+                <w:rFonts w:asciiTheme="minorHAnsi" w:hAnsiTheme="minorHAnsi" w:cstheme="minorHAnsi"/>
+                <w:sz w:val="18"/>
+                <w:szCs w:val="18"/>
+              </w:rPr>
+            </w:pPr>
+          </w:p>
+        </w:tc>
+        <w:tc>
+          <w:tcPr>
+            <w:tcW w:w="0" w:type="auto"/>
+            <w:gridSpan w:val="2"/>
+          </w:tcPr>
+          <w:p>
+            <w:pPr>
+              <w:ind w:right="113"/>
+              <w:rPr>
+                <w:rFonts w:asciiTheme="minorHAnsi" w:hAnsiTheme="minorHAnsi" w:cstheme="minorHAnsi"/>
+                <w:sz w:val="18"/>
+                <w:szCs w:val="18"/>
+              </w:rPr>
+            </w:pPr>
+          </w:p>
+        </w:tc>
+        <w:tc>
+          <w:tcPr>
+            <w:tcW w:w="0" w:type="auto"/>
+            <w:gridSpan w:val="2"/>
+          </w:tcPr>
+          <w:p>
+            <w:pPr>
+              <w:ind w:right="113"/>
+              <w:rPr>
+                <w:rFonts w:asciiTheme="minorHAnsi" w:hAnsiTheme="minorHAnsi" w:cstheme="minorHAnsi"/>
+                <w:sz w:val="18"/>
+                <w:szCs w:val="18"/>
+              </w:rPr>
+            </w:pPr>
+          </w:p>
+        </w:tc>
+        <w:tc>
+          <w:tcPr>
+            <w:tcW w:w="0" w:type="auto"/>
+          </w:tcPr>
+          <w:p>
+            <w:pPr>
+              <w:pStyle w:val="NoSpacing"/>
+              <w:widowControl w:val="0"/>
+              <w:spacing w:line="276" w:lineRule="auto"/>
+              <w:rPr>
+                <w:rFonts w:cstheme="minorHAnsi"/>
+                <w:sz w:val="18"/>
+                <w:szCs w:val="18"/>
+              </w:rPr>
+            </w:pPr>
+          </w:p>
+        </w:tc>
+        <w:tc>
+          <w:tcPr>
+            <w:tcW w:w="0" w:type="auto"/>
+            <w:gridSpan w:val="9"/>
+          </w:tcPr>
+          <w:p>
+            <w:pPr>
+              <w:ind w:right="57"/>
+              <w:jc w:val="right"/>
+              <w:rPr>
+                <w:rFonts w:ascii="Arial" w:hAnsi="Arial" w:cs="Arial"/>
+                <w:sz w:val="18"/>
+                <w:szCs w:val="18"/>
+              </w:rPr>
+            </w:pPr>
+            <w:r>
+              <w:rPr>
+                <w:rFonts w:ascii="Arial" w:hAnsi="Arial" w:cs="Arial"/>
+                <w:b/>
+                <w:bCs/>
+                <w:sz w:val="18"/>
+                <w:szCs w:val="18"/>
+              </w:rPr>
+              <w:t>Rounding</w:t>
+            </w:r>
+          </w:p>
+        </w:tc>
+        <w:tc>
+          <w:tcPr>
+            <w:tcW w:w="0" w:type="auto"/>
+          </w:tcPr>
+          <w:p>
+            <w:pPr>
+              <w:ind w:right="57"/>
+              <w:jc w:val="right"/>
+              <w:rPr>
+                <w:rFonts w:ascii="Arial" w:hAnsi="Arial" w:cs="Arial"/>
+                <w:sz w:val="18"/>
+                <w:szCs w:val="18"/>
+              </w:rPr>
+            </w:pPr>
+          </w:p>
+        </w:tc>
+        <w:tc>
+          <w:tcPr>
+            <w:tcW w:w="0" w:type="auto"/>
+          </w:tcPr>
+          <w:p>
+            <w:pPr>
+              <w:ind w:right="227"/>
+              <w:jc w:val="right"/>
+              <w:rPr>
+                <w:rFonts w:ascii="Arial" w:hAnsi="Arial" w:cs="Arial"/>
+                <w:sz w:val="18"/>
+                <w:szCs w:val="18"/>
+              </w:rPr>
+            </w:pPr>
+            <w:r>
+              <w:rPr>
+                <w:rFonts w:ascii="Arial" w:hAnsi="Arial" w:cs="Arial"/>
+                <w:sz w:val="18"/>
+                <w:szCs w:val="18"/>
+              </w:rPr>
+              <w:t>{rounding}</w:t>
+            </w:r>
+          </w:p>
+        </w:tc>
+      </w:tr>
+      <w:tr>
+        <w:trPr>
+          <w:trHeight w:val="64"/>
+        </w:trPr>
+        <w:tc>
+          <w:tcPr>
+            <w:tcW w:w="0" w:type="auto"/>
+            <w:gridSpan w:val="17"/>
           </w:tcPr>
           <w:p>
             <w:pPr>
@@ -3993,7 +4060,7 @@
         <w:tc>
           <w:tcPr>
             <w:tcW w:w="0" w:type="auto"/>
-            <w:gridSpan w:val="14"/>
+            <w:gridSpan w:val="15"/>
             <w:vAlign w:val="center"/>
           </w:tcPr>
           <w:p>
@@ -4236,7 +4303,7 @@
         <w:tc>
           <w:tcPr>
             <w:tcW w:w="0" w:type="auto"/>
-            <w:gridSpan w:val="16"/>
+            <w:gridSpan w:val="17"/>
           </w:tcPr>
           <w:p>
             <w:pPr>
@@ -4371,7 +4438,7 @@
         <w:tc>
           <w:tcPr>
             <w:tcW w:w="0" w:type="auto"/>
-            <w:gridSpan w:val="4"/>
+            <w:gridSpan w:val="5"/>
             <w:vMerge w:val="restart"/>
           </w:tcPr>
           <w:p>
@@ -4762,7 +4829,7 @@
         <w:tc>
           <w:tcPr>
             <w:tcW w:w="0" w:type="auto"/>
-            <w:gridSpan w:val="4"/>
+            <w:gridSpan w:val="5"/>
             <w:vMerge/>
           </w:tcPr>
           <w:p>
@@ -4890,7 +4957,7 @@
         <w:tc>
           <w:tcPr>
             <w:tcW w:w="0" w:type="auto"/>
-            <w:gridSpan w:val="4"/>
+            <w:gridSpan w:val="5"/>
             <w:vMerge/>
           </w:tcPr>
           <w:p>
@@ -4977,7 +5044,7 @@
         <w:tc>
           <w:tcPr>
             <w:tcW w:w="0" w:type="auto"/>
-            <w:gridSpan w:val="8"/>
+            <w:gridSpan w:val="9"/>
           </w:tcPr>
           <w:p>
             <w:pPr>
@@ -5033,7 +5100,7 @@
         <w:tc>
           <w:tcPr>
             <w:tcW w:w="0" w:type="auto"/>
-            <w:gridSpan w:val="16"/>
+            <w:gridSpan w:val="17"/>
           </w:tcPr>
           <w:p>
             <w:pPr>

--- a/electron/database/generate-document/templates/order-confirmation-sq-mt.docx
+++ b/electron/database/generate-document/templates/order-confirmation-sq-mt.docx
@@ -5188,12 +5188,8 @@
       </w:pPr>
     </w:p>
     <w:sectPr>
-      <w:headerReference w:type="even" r:id="rId7"/>
-      <w:headerReference w:type="default" r:id="rId8"/>
-      <w:footerReference w:type="even" r:id="rId9"/>
-      <w:footerReference w:type="default" r:id="rId10"/>
-      <w:headerReference w:type="first" r:id="rId11"/>
-      <w:footerReference w:type="first" r:id="rId12"/>
+      <w:headerReference w:type="default" r:id="rId7"/>
+      <w:footerReference w:type="default" r:id="rId8"/>
       <w:pgSz w:w="11906" w:h="16838" w:code="9"/>
       <w:pgMar w:top="0" w:right="0" w:bottom="0" w:left="340" w:header="227" w:footer="0" w:gutter="0"/>
       <w:cols w:space="708"/>
@@ -5228,16 +5224,6 @@
     <w:pPr>
       <w:pStyle w:val="Footer"/>
     </w:pPr>
-  </w:p>
-</w:ftr>
-</file>
-
-<file path=word/footer2.xml><?xml version="1.0" encoding="utf-8"?>
-<w:ftr xmlns:wpc="http://schemas.microsoft.com/office/word/2010/wordprocessingCanvas" xmlns:cx="http://schemas.microsoft.com/office/drawing/2014/chartex" xmlns:cx1="http://schemas.microsoft.com/office/drawing/2015/9/8/chartex" xmlns:cx2="http://schemas.microsoft.com/office/drawing/2015/10/21/chartex" xmlns:cx3="http://schemas.microsoft.com/office/drawing/2016/5/9/chartex" xmlns:cx4="http://schemas.microsoft.com/office/drawing/2016/5/10/chartex" xmlns:cx5="http://schemas.microsoft.com/office/drawing/2016/5/11/chartex" xmlns:cx6="http://schemas.microsoft.com/office/drawing/2016/5/12/chartex" xmlns:cx7="http://schemas.microsoft.com/office/drawing/2016/5/13/chartex" xmlns:cx8="http://schemas.microsoft.com/office/drawing/2016/5/14/chartex" xmlns:mc="http://schemas.openxmlformats.org/markup-compatibility/2006" xmlns:aink="http://schemas.microsoft.com/office/drawing/2016/ink" xmlns:am3d="http://schemas.microsoft.com/office/drawing/2017/model3d" xmlns:o="urn:schemas-microsoft-com:office:office" xmlns:oel="http://schemas.microsoft.com/office/2019/extlst" xmlns:r="http://schemas.openxmlformats.org/officeDocument/2006/relationships" xmlns:m="http://schemas.openxmlformats.org/officeDocument/2006/math" xmlns:v="urn:schemas-microsoft-com:vml" xmlns:wp14="http://schemas.microsoft.com/office/word/2010/wordprocessingDrawing" xmlns:wp="http://schemas.openxmlformats.org/drawingml/2006/wordprocessingDrawing" xmlns:w10="urn:schemas-microsoft-com:office:word" xmlns:w="http://schemas.openxmlformats.org/wordprocessingml/2006/main" xmlns:w14="http://schemas.microsoft.com/office/word/2010/wordml" xmlns:w15="http://schemas.microsoft.com/office/word/2012/wordml" xmlns:w16cex="http://schemas.microsoft.com/office/word/2018/wordml/cex" xmlns:w16cid="http://schemas.microsoft.com/office/word/2016/wordml/cid" xmlns:w16="http://schemas.microsoft.com/office/word/2018/wordml" xmlns:w16du="http://schemas.microsoft.com/office/word/2023/wordml/word16du" xmlns:w16sdtdh="http://schemas.microsoft.com/office/word/2020/wordml/sdtdatahash" xmlns:w16sdtfl="http://schemas.microsoft.com/office/word/2024/wordml/sdtformatlock" xmlns:w16se="http://schemas.microsoft.com/office/word/2015/wordml/symex" xmlns:wpg="http://schemas.microsoft.com/office/word/2010/wordprocessingGroup" xmlns:wpi="http://schemas.microsoft.com/office/word/2010/wordprocessingInk" xmlns:wne="http://schemas.microsoft.com/office/word/2006/wordml" xmlns:wps="http://schemas.microsoft.com/office/word/2010/wordprocessingShape" mc:Ignorable="w14 w15 w16se w16cid w16 w16cex w16sdtdh w16sdtfl w16du wp14">
-  <w:p>
-    <w:pPr>
-      <w:pStyle w:val="Footer"/>
-    </w:pPr>
     <w:r>
       <w:t xml:space="preserve">      Thanking You,</w:t>
     </w:r>
@@ -5283,26 +5269,7 @@
         <w:spacing w:val="100"/>
         <w:lang w:val="en-IN"/>
       </w:rPr>
-      <w:t>companyName}{</w:t>
-    </w:r>
-    <w:r>
-      <w:rPr>
-        <w:spacing w:val="100"/>
-        <w:lang w:val="en-IN"/>
-      </w:rPr>
-      <w:t>/</w:t>
-    </w:r>
-    <w:r>
-      <w:rPr>
-        <w:lang w:val="en-IN"/>
-      </w:rPr>
-      <w:t>companyData</w:t>
-    </w:r>
-    <w:r>
-      <w:rPr>
-        <w:lang w:val="en-IN"/>
-      </w:rPr>
-      <w:t>}</w:t>
+      <w:t>companyName}</w:t>
     </w:r>
   </w:p>
   <w:p>
@@ -5320,19 +5287,48 @@
       <w:pStyle w:val="Footer"/>
     </w:pPr>
     <w:r>
-      <w:t xml:space="preserve">                                     DIRECTOR</w:t>
+      <w:t xml:space="preserve">                                     </w:t>
+    </w:r>
+    <w:r>
+      <w:t>{</w:t>
+    </w:r>
+    <w:proofErr w:type="spellStart"/>
+    <w:r>
+      <w:t>signPerson</w:t>
+    </w:r>
+    <w:proofErr w:type="spellEnd"/>
+    <w:r>
+      <w:t>}</w:t>
+    </w:r>
+    <w:r>
+      <w:rPr>
+        <w:spacing w:val="100"/>
+        <w:lang w:val="en-IN"/>
+      </w:rPr>
+      <w:t>{</w:t>
+    </w:r>
+    <w:r>
+      <w:rPr>
+        <w:spacing w:val="100"/>
+        <w:lang w:val="en-IN"/>
+      </w:rPr>
+      <w:t>/</w:t>
+    </w:r>
+    <w:proofErr w:type="spellStart"/>
+    <w:r>
+      <w:rPr>
+        <w:lang w:val="en-IN"/>
+      </w:rPr>
+      <w:t>companyData</w:t>
+    </w:r>
+    <w:proofErr w:type="spellEnd"/>
+    <w:r>
+      <w:rPr>
+        <w:lang w:val="en-IN"/>
+      </w:rPr>
+      <w:t>}</w:t>
     </w:r>
   </w:p>
-  <w:p>
-    <w:pPr>
-      <w:pStyle w:val="Footer"/>
-    </w:pPr>
-  </w:p>
-</w:ftr>
-</file>
-
-<file path=word/footer3.xml><?xml version="1.0" encoding="utf-8"?>
-<w:ftr xmlns:wpc="http://schemas.microsoft.com/office/word/2010/wordprocessingCanvas" xmlns:cx="http://schemas.microsoft.com/office/drawing/2014/chartex" xmlns:cx1="http://schemas.microsoft.com/office/drawing/2015/9/8/chartex" xmlns:cx2="http://schemas.microsoft.com/office/drawing/2015/10/21/chartex" xmlns:cx3="http://schemas.microsoft.com/office/drawing/2016/5/9/chartex" xmlns:cx4="http://schemas.microsoft.com/office/drawing/2016/5/10/chartex" xmlns:cx5="http://schemas.microsoft.com/office/drawing/2016/5/11/chartex" xmlns:cx6="http://schemas.microsoft.com/office/drawing/2016/5/12/chartex" xmlns:cx7="http://schemas.microsoft.com/office/drawing/2016/5/13/chartex" xmlns:cx8="http://schemas.microsoft.com/office/drawing/2016/5/14/chartex" xmlns:mc="http://schemas.openxmlformats.org/markup-compatibility/2006" xmlns:aink="http://schemas.microsoft.com/office/drawing/2016/ink" xmlns:am3d="http://schemas.microsoft.com/office/drawing/2017/model3d" xmlns:o="urn:schemas-microsoft-com:office:office" xmlns:oel="http://schemas.microsoft.com/office/2019/extlst" xmlns:r="http://schemas.openxmlformats.org/officeDocument/2006/relationships" xmlns:m="http://schemas.openxmlformats.org/officeDocument/2006/math" xmlns:v="urn:schemas-microsoft-com:vml" xmlns:wp14="http://schemas.microsoft.com/office/word/2010/wordprocessingDrawing" xmlns:wp="http://schemas.openxmlformats.org/drawingml/2006/wordprocessingDrawing" xmlns:w10="urn:schemas-microsoft-com:office:word" xmlns:w="http://schemas.openxmlformats.org/wordprocessingml/2006/main" xmlns:w14="http://schemas.microsoft.com/office/word/2010/wordml" xmlns:w15="http://schemas.microsoft.com/office/word/2012/wordml" xmlns:w16cex="http://schemas.microsoft.com/office/word/2018/wordml/cex" xmlns:w16cid="http://schemas.microsoft.com/office/word/2016/wordml/cid" xmlns:w16="http://schemas.microsoft.com/office/word/2018/wordml" xmlns:w16du="http://schemas.microsoft.com/office/word/2023/wordml/word16du" xmlns:w16sdtdh="http://schemas.microsoft.com/office/word/2020/wordml/sdtdatahash" xmlns:w16sdtfl="http://schemas.microsoft.com/office/word/2024/wordml/sdtformatlock" xmlns:w16se="http://schemas.microsoft.com/office/word/2015/wordml/symex" xmlns:wpg="http://schemas.microsoft.com/office/word/2010/wordprocessingGroup" xmlns:wpi="http://schemas.microsoft.com/office/word/2010/wordprocessingInk" xmlns:wne="http://schemas.microsoft.com/office/word/2006/wordml" xmlns:wps="http://schemas.microsoft.com/office/word/2010/wordprocessingShape" mc:Ignorable="w14 w15 w16se w16cid w16 w16cex w16sdtdh w16sdtfl w16du wp14">
   <w:p>
     <w:pPr>
       <w:pStyle w:val="Footer"/>
@@ -5361,16 +5357,6 @@
 </file>
 
 <file path=word/header1.xml><?xml version="1.0" encoding="utf-8"?>
-<w:hdr xmlns:wpc="http://schemas.microsoft.com/office/word/2010/wordprocessingCanvas" xmlns:cx="http://schemas.microsoft.com/office/drawing/2014/chartex" xmlns:cx1="http://schemas.microsoft.com/office/drawing/2015/9/8/chartex" xmlns:cx2="http://schemas.microsoft.com/office/drawing/2015/10/21/chartex" xmlns:cx3="http://schemas.microsoft.com/office/drawing/2016/5/9/chartex" xmlns:cx4="http://schemas.microsoft.com/office/drawing/2016/5/10/chartex" xmlns:cx5="http://schemas.microsoft.com/office/drawing/2016/5/11/chartex" xmlns:cx6="http://schemas.microsoft.com/office/drawing/2016/5/12/chartex" xmlns:cx7="http://schemas.microsoft.com/office/drawing/2016/5/13/chartex" xmlns:cx8="http://schemas.microsoft.com/office/drawing/2016/5/14/chartex" xmlns:mc="http://schemas.openxmlformats.org/markup-compatibility/2006" xmlns:aink="http://schemas.microsoft.com/office/drawing/2016/ink" xmlns:am3d="http://schemas.microsoft.com/office/drawing/2017/model3d" xmlns:o="urn:schemas-microsoft-com:office:office" xmlns:oel="http://schemas.microsoft.com/office/2019/extlst" xmlns:r="http://schemas.openxmlformats.org/officeDocument/2006/relationships" xmlns:m="http://schemas.openxmlformats.org/officeDocument/2006/math" xmlns:v="urn:schemas-microsoft-com:vml" xmlns:wp14="http://schemas.microsoft.com/office/word/2010/wordprocessingDrawing" xmlns:wp="http://schemas.openxmlformats.org/drawingml/2006/wordprocessingDrawing" xmlns:w10="urn:schemas-microsoft-com:office:word" xmlns:w="http://schemas.openxmlformats.org/wordprocessingml/2006/main" xmlns:w14="http://schemas.microsoft.com/office/word/2010/wordml" xmlns:w15="http://schemas.microsoft.com/office/word/2012/wordml" xmlns:w16cex="http://schemas.microsoft.com/office/word/2018/wordml/cex" xmlns:w16cid="http://schemas.microsoft.com/office/word/2016/wordml/cid" xmlns:w16="http://schemas.microsoft.com/office/word/2018/wordml" xmlns:w16du="http://schemas.microsoft.com/office/word/2023/wordml/word16du" xmlns:w16sdtdh="http://schemas.microsoft.com/office/word/2020/wordml/sdtdatahash" xmlns:w16sdtfl="http://schemas.microsoft.com/office/word/2024/wordml/sdtformatlock" xmlns:w16se="http://schemas.microsoft.com/office/word/2015/wordml/symex" xmlns:wpg="http://schemas.microsoft.com/office/word/2010/wordprocessingGroup" xmlns:wpi="http://schemas.microsoft.com/office/word/2010/wordprocessingInk" xmlns:wne="http://schemas.microsoft.com/office/word/2006/wordml" xmlns:wps="http://schemas.microsoft.com/office/word/2010/wordprocessingShape" mc:Ignorable="w14 w15 w16se w16cid w16 w16cex w16sdtdh w16sdtfl w16du wp14">
-  <w:p>
-    <w:pPr>
-      <w:pStyle w:val="Header"/>
-    </w:pPr>
-  </w:p>
-</w:hdr>
-</file>
-
-<file path=word/header2.xml><?xml version="1.0" encoding="utf-8"?>
 <w:hdr xmlns:wpc="http://schemas.microsoft.com/office/word/2010/wordprocessingCanvas" xmlns:cx="http://schemas.microsoft.com/office/drawing/2014/chartex" xmlns:cx1="http://schemas.microsoft.com/office/drawing/2015/9/8/chartex" xmlns:cx2="http://schemas.microsoft.com/office/drawing/2015/10/21/chartex" xmlns:cx3="http://schemas.microsoft.com/office/drawing/2016/5/9/chartex" xmlns:cx4="http://schemas.microsoft.com/office/drawing/2016/5/10/chartex" xmlns:cx5="http://schemas.microsoft.com/office/drawing/2016/5/11/chartex" xmlns:cx6="http://schemas.microsoft.com/office/drawing/2016/5/12/chartex" xmlns:cx7="http://schemas.microsoft.com/office/drawing/2016/5/13/chartex" xmlns:cx8="http://schemas.microsoft.com/office/drawing/2016/5/14/chartex" xmlns:mc="http://schemas.openxmlformats.org/markup-compatibility/2006" xmlns:aink="http://schemas.microsoft.com/office/drawing/2016/ink" xmlns:am3d="http://schemas.microsoft.com/office/drawing/2017/model3d" xmlns:o="urn:schemas-microsoft-com:office:office" xmlns:oel="http://schemas.microsoft.com/office/2019/extlst" xmlns:r="http://schemas.openxmlformats.org/officeDocument/2006/relationships" xmlns:m="http://schemas.openxmlformats.org/officeDocument/2006/math" xmlns:v="urn:schemas-microsoft-com:vml" xmlns:wp14="http://schemas.microsoft.com/office/word/2010/wordprocessingDrawing" xmlns:wp="http://schemas.openxmlformats.org/drawingml/2006/wordprocessingDrawing" xmlns:w10="urn:schemas-microsoft-com:office:word" xmlns:w="http://schemas.openxmlformats.org/wordprocessingml/2006/main" xmlns:w14="http://schemas.microsoft.com/office/word/2010/wordml" xmlns:w15="http://schemas.microsoft.com/office/word/2012/wordml" xmlns:w16cex="http://schemas.microsoft.com/office/word/2018/wordml/cex" xmlns:w16cid="http://schemas.microsoft.com/office/word/2016/wordml/cid" xmlns:w16="http://schemas.microsoft.com/office/word/2018/wordml" xmlns:w16du="http://schemas.microsoft.com/office/word/2023/wordml/word16du" xmlns:w16sdtdh="http://schemas.microsoft.com/office/word/2020/wordml/sdtdatahash" xmlns:w16sdtfl="http://schemas.microsoft.com/office/word/2024/wordml/sdtformatlock" xmlns:w16se="http://schemas.microsoft.com/office/word/2015/wordml/symex" xmlns:wpg="http://schemas.microsoft.com/office/word/2010/wordprocessingGroup" xmlns:wpi="http://schemas.microsoft.com/office/word/2010/wordprocessingInk" xmlns:wne="http://schemas.microsoft.com/office/word/2006/wordml" xmlns:wps="http://schemas.microsoft.com/office/word/2010/wordprocessingShape" mc:Ignorable="w14 w15 w16se w16cid w16 w16cex w16sdtdh w16sdtfl w16du wp14">
   <w:p>
     <w:pPr>
@@ -6127,16 +6113,6 @@
         <w:rFonts w:ascii="Arial" w:hAnsi="Arial" w:cs="Arial"/>
         <w:sz w:val="20"/>
       </w:rPr>
-    </w:pPr>
-  </w:p>
-</w:hdr>
-</file>
-
-<file path=word/header3.xml><?xml version="1.0" encoding="utf-8"?>
-<w:hdr xmlns:wpc="http://schemas.microsoft.com/office/word/2010/wordprocessingCanvas" xmlns:cx="http://schemas.microsoft.com/office/drawing/2014/chartex" xmlns:cx1="http://schemas.microsoft.com/office/drawing/2015/9/8/chartex" xmlns:cx2="http://schemas.microsoft.com/office/drawing/2015/10/21/chartex" xmlns:cx3="http://schemas.microsoft.com/office/drawing/2016/5/9/chartex" xmlns:cx4="http://schemas.microsoft.com/office/drawing/2016/5/10/chartex" xmlns:cx5="http://schemas.microsoft.com/office/drawing/2016/5/11/chartex" xmlns:cx6="http://schemas.microsoft.com/office/drawing/2016/5/12/chartex" xmlns:cx7="http://schemas.microsoft.com/office/drawing/2016/5/13/chartex" xmlns:cx8="http://schemas.microsoft.com/office/drawing/2016/5/14/chartex" xmlns:mc="http://schemas.openxmlformats.org/markup-compatibility/2006" xmlns:aink="http://schemas.microsoft.com/office/drawing/2016/ink" xmlns:am3d="http://schemas.microsoft.com/office/drawing/2017/model3d" xmlns:o="urn:schemas-microsoft-com:office:office" xmlns:oel="http://schemas.microsoft.com/office/2019/extlst" xmlns:r="http://schemas.openxmlformats.org/officeDocument/2006/relationships" xmlns:m="http://schemas.openxmlformats.org/officeDocument/2006/math" xmlns:v="urn:schemas-microsoft-com:vml" xmlns:wp14="http://schemas.microsoft.com/office/word/2010/wordprocessingDrawing" xmlns:wp="http://schemas.openxmlformats.org/drawingml/2006/wordprocessingDrawing" xmlns:w10="urn:schemas-microsoft-com:office:word" xmlns:w="http://schemas.openxmlformats.org/wordprocessingml/2006/main" xmlns:w14="http://schemas.microsoft.com/office/word/2010/wordml" xmlns:w15="http://schemas.microsoft.com/office/word/2012/wordml" xmlns:w16cex="http://schemas.microsoft.com/office/word/2018/wordml/cex" xmlns:w16cid="http://schemas.microsoft.com/office/word/2016/wordml/cid" xmlns:w16="http://schemas.microsoft.com/office/word/2018/wordml" xmlns:w16du="http://schemas.microsoft.com/office/word/2023/wordml/word16du" xmlns:w16sdtdh="http://schemas.microsoft.com/office/word/2020/wordml/sdtdatahash" xmlns:w16sdtfl="http://schemas.microsoft.com/office/word/2024/wordml/sdtformatlock" xmlns:w16se="http://schemas.microsoft.com/office/word/2015/wordml/symex" xmlns:wpg="http://schemas.microsoft.com/office/word/2010/wordprocessingGroup" xmlns:wpi="http://schemas.microsoft.com/office/word/2010/wordprocessingInk" xmlns:wne="http://schemas.microsoft.com/office/word/2006/wordml" xmlns:wps="http://schemas.microsoft.com/office/word/2010/wordprocessingShape" mc:Ignorable="w14 w15 w16se w16cid w16 w16cex w16sdtdh w16sdtfl w16du wp14">
-  <w:p>
-    <w:pPr>
-      <w:pStyle w:val="Header"/>
     </w:pPr>
   </w:p>
 </w:hdr>

--- a/electron/database/generate-document/templates/order-confirmation-sq-mt.docx
+++ b/electron/database/generate-document/templates/order-confirmation-sq-mt.docx
@@ -21,23 +21,23 @@
         <w:tblLook w:val="04A0" w:firstRow="1" w:lastRow="0" w:firstColumn="1" w:lastColumn="0" w:noHBand="0" w:noVBand="1"/>
       </w:tblPr>
       <w:tblGrid>
-        <w:gridCol w:w="3143"/>
-        <w:gridCol w:w="56"/>
-        <w:gridCol w:w="56"/>
-        <w:gridCol w:w="970"/>
-        <w:gridCol w:w="56"/>
-        <w:gridCol w:w="1812"/>
-        <w:gridCol w:w="400"/>
-        <w:gridCol w:w="400"/>
-        <w:gridCol w:w="56"/>
-        <w:gridCol w:w="56"/>
-        <w:gridCol w:w="880"/>
-        <w:gridCol w:w="56"/>
-        <w:gridCol w:w="56"/>
-        <w:gridCol w:w="56"/>
-        <w:gridCol w:w="758"/>
-        <w:gridCol w:w="990"/>
-        <w:gridCol w:w="1765"/>
+        <w:gridCol w:w="3258"/>
+        <w:gridCol w:w="39"/>
+        <w:gridCol w:w="39"/>
+        <w:gridCol w:w="989"/>
+        <w:gridCol w:w="18"/>
+        <w:gridCol w:w="1823"/>
+        <w:gridCol w:w="395"/>
+        <w:gridCol w:w="395"/>
+        <w:gridCol w:w="18"/>
+        <w:gridCol w:w="18"/>
+        <w:gridCol w:w="944"/>
+        <w:gridCol w:w="18"/>
+        <w:gridCol w:w="18"/>
+        <w:gridCol w:w="18"/>
+        <w:gridCol w:w="862"/>
+        <w:gridCol w:w="975"/>
+        <w:gridCol w:w="1739"/>
       </w:tblGrid>
       <w:tr>
         <w:trPr>
@@ -95,29 +95,7 @@
                 <w:sz w:val="20"/>
                 <w:szCs w:val="20"/>
               </w:rPr>
-              <w:t>{</w:t>
-            </w:r>
-            <w:proofErr w:type="spellStart"/>
-            <w:r>
-              <w:rPr>
-                <w:rFonts w:asciiTheme="minorHAnsi" w:hAnsiTheme="minorHAnsi" w:cstheme="minorHAnsi"/>
-                <w:b/>
-                <w:bCs/>
-                <w:sz w:val="20"/>
-                <w:szCs w:val="20"/>
-              </w:rPr>
-              <w:t>consigneeName</w:t>
-            </w:r>
-            <w:proofErr w:type="spellEnd"/>
-            <w:r>
-              <w:rPr>
-                <w:rFonts w:asciiTheme="minorHAnsi" w:hAnsiTheme="minorHAnsi" w:cstheme="minorHAnsi"/>
-                <w:b/>
-                <w:bCs/>
-                <w:sz w:val="20"/>
-                <w:szCs w:val="20"/>
-              </w:rPr>
-              <w:t>}</w:t>
+              <w:t>{consigneeName}</w:t>
             </w:r>
           </w:p>
           <w:p>
@@ -142,29 +120,7 @@
                 <w:sz w:val="20"/>
                 <w:szCs w:val="20"/>
               </w:rPr>
-              <w:t>{</w:t>
-            </w:r>
-            <w:proofErr w:type="spellStart"/>
-            <w:r>
-              <w:rPr>
-                <w:rFonts w:asciiTheme="minorHAnsi" w:hAnsiTheme="minorHAnsi" w:cstheme="minorHAnsi"/>
-                <w:b/>
-                <w:bCs/>
-                <w:sz w:val="20"/>
-                <w:szCs w:val="20"/>
-              </w:rPr>
-              <w:t>consigneeAddress</w:t>
-            </w:r>
-            <w:proofErr w:type="spellEnd"/>
-            <w:r>
-              <w:rPr>
-                <w:rFonts w:asciiTheme="minorHAnsi" w:hAnsiTheme="minorHAnsi" w:cstheme="minorHAnsi"/>
-                <w:b/>
-                <w:bCs/>
-                <w:sz w:val="20"/>
-                <w:szCs w:val="20"/>
-              </w:rPr>
-              <w:t>}</w:t>
+              <w:t>{consigneeAddress}</w:t>
             </w:r>
             <w:r>
               <w:rPr>
@@ -184,29 +140,7 @@
                 <w:sz w:val="20"/>
                 <w:szCs w:val="20"/>
               </w:rPr>
-              <w:t>{</w:t>
-            </w:r>
-            <w:proofErr w:type="spellStart"/>
-            <w:r>
-              <w:rPr>
-                <w:rFonts w:asciiTheme="minorHAnsi" w:hAnsiTheme="minorHAnsi" w:cstheme="minorHAnsi"/>
-                <w:b/>
-                <w:bCs/>
-                <w:sz w:val="20"/>
-                <w:szCs w:val="20"/>
-              </w:rPr>
-              <w:t>consigneeCity</w:t>
-            </w:r>
-            <w:proofErr w:type="spellEnd"/>
-            <w:r>
-              <w:rPr>
-                <w:rFonts w:asciiTheme="minorHAnsi" w:hAnsiTheme="minorHAnsi" w:cstheme="minorHAnsi"/>
-                <w:b/>
-                <w:bCs/>
-                <w:sz w:val="20"/>
-                <w:szCs w:val="20"/>
-              </w:rPr>
-              <w:t>}</w:t>
+              <w:t>{consigneeCity}</w:t>
             </w:r>
             <w:r>
               <w:rPr>
@@ -226,29 +160,7 @@
                 <w:sz w:val="20"/>
                 <w:szCs w:val="20"/>
               </w:rPr>
-              <w:t>{</w:t>
-            </w:r>
-            <w:proofErr w:type="spellStart"/>
-            <w:r>
-              <w:rPr>
-                <w:rFonts w:asciiTheme="minorHAnsi" w:hAnsiTheme="minorHAnsi" w:cstheme="minorHAnsi"/>
-                <w:b/>
-                <w:bCs/>
-                <w:sz w:val="20"/>
-                <w:szCs w:val="20"/>
-              </w:rPr>
-              <w:t>consigneeState</w:t>
-            </w:r>
-            <w:proofErr w:type="spellEnd"/>
-            <w:r>
-              <w:rPr>
-                <w:rFonts w:asciiTheme="minorHAnsi" w:hAnsiTheme="minorHAnsi" w:cstheme="minorHAnsi"/>
-                <w:b/>
-                <w:bCs/>
-                <w:sz w:val="20"/>
-                <w:szCs w:val="20"/>
-              </w:rPr>
-              <w:t>}</w:t>
+              <w:t>{consigneeState}</w:t>
             </w:r>
             <w:r>
               <w:rPr>
@@ -268,29 +180,7 @@
                 <w:sz w:val="20"/>
                 <w:szCs w:val="20"/>
               </w:rPr>
-              <w:t>{</w:t>
-            </w:r>
-            <w:proofErr w:type="spellStart"/>
-            <w:r>
-              <w:rPr>
-                <w:rFonts w:asciiTheme="minorHAnsi" w:hAnsiTheme="minorHAnsi" w:cstheme="minorHAnsi"/>
-                <w:b/>
-                <w:bCs/>
-                <w:sz w:val="20"/>
-                <w:szCs w:val="20"/>
-              </w:rPr>
-              <w:t>consigneeCountry</w:t>
-            </w:r>
-            <w:proofErr w:type="spellEnd"/>
-            <w:r>
-              <w:rPr>
-                <w:rFonts w:asciiTheme="minorHAnsi" w:hAnsiTheme="minorHAnsi" w:cstheme="minorHAnsi"/>
-                <w:b/>
-                <w:bCs/>
-                <w:sz w:val="20"/>
-                <w:szCs w:val="20"/>
-              </w:rPr>
-              <w:t>}</w:t>
+              <w:t>{consigneeCountry}</w:t>
             </w:r>
             <w:r>
               <w:rPr>
@@ -498,7 +388,6 @@
               </w:rPr>
               <w:t xml:space="preserve"> Invoice{/</w:t>
             </w:r>
-            <w:proofErr w:type="spellStart"/>
             <w:proofErr w:type="gramStart"/>
             <w:r>
               <w:rPr>
@@ -508,18 +397,7 @@
                 <w:sz w:val="20"/>
                 <w:szCs w:val="20"/>
               </w:rPr>
-              <w:t>isUK</w:t>
-            </w:r>
-            <w:proofErr w:type="spellEnd"/>
-            <w:r>
-              <w:rPr>
-                <w:rFonts w:asciiTheme="minorHAnsi" w:hAnsiTheme="minorHAnsi" w:cstheme="minorHAnsi"/>
-                <w:b/>
-                <w:bCs/>
-                <w:sz w:val="20"/>
-                <w:szCs w:val="20"/>
-              </w:rPr>
-              <w:t>}{</w:t>
+              <w:t>isUK}{</w:t>
             </w:r>
             <w:proofErr w:type="gramEnd"/>
             <w:r>
@@ -552,20 +430,8 @@
                 <w:sz w:val="20"/>
                 <w:szCs w:val="20"/>
               </w:rPr>
-              <w:t xml:space="preserve"> Confirmation{/</w:t>
-            </w:r>
-            <w:proofErr w:type="spellStart"/>
-            <w:r>
-              <w:rPr>
-                <w:rFonts w:asciiTheme="minorHAnsi" w:hAnsiTheme="minorHAnsi" w:cstheme="minorHAnsi"/>
-                <w:b/>
-                <w:bCs/>
-                <w:sz w:val="20"/>
-                <w:szCs w:val="20"/>
-              </w:rPr>
-              <w:t>isGen</w:t>
-            </w:r>
-            <w:proofErr w:type="spellEnd"/>
+              <w:t xml:space="preserve"> Confirmation{/isGen</w:t>
+            </w:r>
             <w:proofErr w:type="gramStart"/>
             <w:r>
               <w:rPr>
@@ -594,25 +460,7 @@
                 <w:sz w:val="20"/>
                 <w:szCs w:val="20"/>
               </w:rPr>
-              <w:t>{</w:t>
-            </w:r>
-            <w:proofErr w:type="spellStart"/>
-            <w:r>
-              <w:rPr>
-                <w:rFonts w:asciiTheme="minorHAnsi" w:hAnsiTheme="minorHAnsi" w:cstheme="minorHAnsi"/>
-                <w:sz w:val="20"/>
-                <w:szCs w:val="20"/>
-              </w:rPr>
-              <w:t>invoicePiNo</w:t>
-            </w:r>
-            <w:proofErr w:type="spellEnd"/>
-            <w:r>
-              <w:rPr>
-                <w:rFonts w:asciiTheme="minorHAnsi" w:hAnsiTheme="minorHAnsi" w:cstheme="minorHAnsi"/>
-                <w:sz w:val="20"/>
-                <w:szCs w:val="20"/>
-              </w:rPr>
-              <w:t>}</w:t>
+              <w:t>{invoicePiNo}</w:t>
             </w:r>
           </w:p>
           <w:p>
@@ -827,7 +675,6 @@
               </w:rPr>
               <w:t>{</w:t>
             </w:r>
-            <w:proofErr w:type="spellStart"/>
             <w:r>
               <w:rPr>
                 <w:rFonts w:asciiTheme="minorHAnsi" w:hAnsiTheme="minorHAnsi" w:cstheme="minorHAnsi"/>
@@ -838,7 +685,6 @@
               </w:rPr>
               <w:t>orderDate</w:t>
             </w:r>
-            <w:proofErr w:type="spellEnd"/>
             <w:r>
               <w:rPr>
                 <w:rFonts w:asciiTheme="minorHAnsi" w:hAnsiTheme="minorHAnsi" w:cstheme="minorHAnsi"/>
@@ -928,7 +774,6 @@
               </w:rPr>
               <w:t>{#</w:t>
             </w:r>
-            <w:proofErr w:type="spellStart"/>
             <w:proofErr w:type="gramStart"/>
             <w:r>
               <w:rPr>
@@ -941,7 +786,6 @@
               </w:rPr>
               <w:t>isUK</w:t>
             </w:r>
-            <w:proofErr w:type="spellEnd"/>
             <w:r>
               <w:rPr>
                 <w:rFonts w:asciiTheme="minorHAnsi" w:hAnsiTheme="minorHAnsi" w:cstheme="minorHAnsi"/>
@@ -961,29 +805,7 @@
                 <w:sz w:val="20"/>
                 <w:szCs w:val="20"/>
               </w:rPr>
-              <w:t>{/</w:t>
-            </w:r>
-            <w:proofErr w:type="spellStart"/>
-            <w:r>
-              <w:rPr>
-                <w:rFonts w:asciiTheme="minorHAnsi" w:hAnsiTheme="minorHAnsi" w:cstheme="minorHAnsi"/>
-                <w:b/>
-                <w:bCs/>
-                <w:sz w:val="20"/>
-                <w:szCs w:val="20"/>
-              </w:rPr>
-              <w:t>isUK</w:t>
-            </w:r>
-            <w:proofErr w:type="spellEnd"/>
-            <w:r>
-              <w:rPr>
-                <w:rFonts w:asciiTheme="minorHAnsi" w:hAnsiTheme="minorHAnsi" w:cstheme="minorHAnsi"/>
-                <w:b/>
-                <w:bCs/>
-                <w:sz w:val="20"/>
-                <w:szCs w:val="20"/>
-              </w:rPr>
-              <w:t>}</w:t>
+              <w:t>{/isUK}</w:t>
             </w:r>
           </w:p>
           <w:p>
@@ -1008,29 +830,7 @@
                 <w:sz w:val="20"/>
                 <w:szCs w:val="20"/>
               </w:rPr>
-              <w:t>{</w:t>
-            </w:r>
-            <w:proofErr w:type="spellStart"/>
-            <w:r>
-              <w:rPr>
-                <w:rFonts w:asciiTheme="minorHAnsi" w:hAnsiTheme="minorHAnsi" w:cstheme="minorHAnsi"/>
-                <w:b/>
-                <w:bCs/>
-                <w:sz w:val="20"/>
-                <w:szCs w:val="20"/>
-              </w:rPr>
-              <w:t>buyerName</w:t>
-            </w:r>
-            <w:proofErr w:type="spellEnd"/>
-            <w:r>
-              <w:rPr>
-                <w:rFonts w:asciiTheme="minorHAnsi" w:hAnsiTheme="minorHAnsi" w:cstheme="minorHAnsi"/>
-                <w:b/>
-                <w:bCs/>
-                <w:sz w:val="20"/>
-                <w:szCs w:val="20"/>
-              </w:rPr>
-              <w:t>}</w:t>
+              <w:t>{buyerName}</w:t>
             </w:r>
           </w:p>
           <w:p>
@@ -1055,29 +855,7 @@
                 <w:sz w:val="20"/>
                 <w:szCs w:val="20"/>
               </w:rPr>
-              <w:t>{</w:t>
-            </w:r>
-            <w:proofErr w:type="spellStart"/>
-            <w:r>
-              <w:rPr>
-                <w:rFonts w:asciiTheme="minorHAnsi" w:hAnsiTheme="minorHAnsi" w:cstheme="minorHAnsi"/>
-                <w:b/>
-                <w:bCs/>
-                <w:sz w:val="20"/>
-                <w:szCs w:val="20"/>
-              </w:rPr>
-              <w:t>buyerAddress</w:t>
-            </w:r>
-            <w:proofErr w:type="spellEnd"/>
-            <w:r>
-              <w:rPr>
-                <w:rFonts w:asciiTheme="minorHAnsi" w:hAnsiTheme="minorHAnsi" w:cstheme="minorHAnsi"/>
-                <w:b/>
-                <w:bCs/>
-                <w:sz w:val="20"/>
-                <w:szCs w:val="20"/>
-              </w:rPr>
-              <w:t>}</w:t>
+              <w:t>{buyerAddress}</w:t>
             </w:r>
           </w:p>
           <w:p>
@@ -1102,42 +880,50 @@
                 <w:sz w:val="20"/>
                 <w:szCs w:val="20"/>
               </w:rPr>
-              <w:t>{</w:t>
-            </w:r>
-            <w:proofErr w:type="spellStart"/>
-            <w:r>
-              <w:rPr>
-                <w:rFonts w:asciiTheme="minorHAnsi" w:hAnsiTheme="minorHAnsi" w:cstheme="minorHAnsi"/>
-                <w:b/>
-                <w:bCs/>
-                <w:sz w:val="20"/>
-                <w:szCs w:val="20"/>
-              </w:rPr>
-              <w:t>buyerCity</w:t>
-            </w:r>
-            <w:proofErr w:type="spellEnd"/>
-            <w:r>
-              <w:rPr>
-                <w:rFonts w:asciiTheme="minorHAnsi" w:hAnsiTheme="minorHAnsi" w:cstheme="minorHAnsi"/>
-                <w:b/>
-                <w:bCs/>
-                <w:sz w:val="20"/>
-                <w:szCs w:val="20"/>
-              </w:rPr>
-              <w:t>} {</w:t>
-            </w:r>
-            <w:proofErr w:type="spellStart"/>
-            <w:r>
-              <w:rPr>
-                <w:rFonts w:asciiTheme="minorHAnsi" w:hAnsiTheme="minorHAnsi" w:cstheme="minorHAnsi"/>
-                <w:b/>
-                <w:bCs/>
-                <w:sz w:val="20"/>
-                <w:szCs w:val="20"/>
-              </w:rPr>
-              <w:t>buyerState</w:t>
-            </w:r>
-            <w:proofErr w:type="spellEnd"/>
+              <w:t>{buyerCity} {buyerState}</w:t>
+            </w:r>
+          </w:p>
+          <w:p>
+            <w:pPr>
+              <w:ind w:right="227"/>
+              <w:rPr>
+                <w:rFonts w:asciiTheme="minorHAnsi" w:hAnsiTheme="minorHAnsi" w:cstheme="minorHAnsi"/>
+                <w:b/>
+                <w:spacing w:val="-2"/>
+                <w:sz w:val="20"/>
+                <w:szCs w:val="24"/>
+              </w:rPr>
+            </w:pPr>
+            <w:r>
+              <w:rPr>
+                <w:rFonts w:asciiTheme="minorHAnsi" w:hAnsiTheme="minorHAnsi" w:cstheme="minorHAnsi"/>
+                <w:b/>
+                <w:bCs/>
+                <w:sz w:val="20"/>
+                <w:szCs w:val="20"/>
+              </w:rPr>
+              <w:t xml:space="preserve">{buyerCountry} </w:t>
+            </w:r>
+            <w:r>
+              <w:rPr>
+                <w:rFonts w:asciiTheme="minorHAnsi" w:hAnsiTheme="minorHAnsi" w:cstheme="minorHAnsi"/>
+                <w:b/>
+                <w:bCs/>
+                <w:sz w:val="20"/>
+                <w:szCs w:val="20"/>
+              </w:rPr>
+              <w:t>{#</w:t>
+            </w:r>
+            <w:r>
+              <w:rPr>
+                <w:rFonts w:asciiTheme="minorHAnsi" w:hAnsiTheme="minorHAnsi" w:cstheme="minorHAnsi"/>
+                <w:b/>
+                <w:bCs/>
+                <w:sz w:val="20"/>
+                <w:szCs w:val="20"/>
+              </w:rPr>
+              <w:t>buyerZip</w:t>
+            </w:r>
             <w:r>
               <w:rPr>
                 <w:rFonts w:asciiTheme="minorHAnsi" w:hAnsiTheme="minorHAnsi" w:cstheme="minorHAnsi"/>
@@ -1148,59 +934,25 @@
               </w:rPr>
               <w:t>}</w:t>
             </w:r>
-          </w:p>
-          <w:p>
-            <w:pPr>
-              <w:ind w:right="227"/>
-              <w:rPr>
-                <w:rFonts w:asciiTheme="minorHAnsi" w:hAnsiTheme="minorHAnsi" w:cstheme="minorHAnsi"/>
-                <w:b/>
-                <w:spacing w:val="-2"/>
-                <w:sz w:val="20"/>
-                <w:szCs w:val="24"/>
-              </w:rPr>
-            </w:pPr>
-            <w:r>
-              <w:rPr>
-                <w:rFonts w:asciiTheme="minorHAnsi" w:hAnsiTheme="minorHAnsi" w:cstheme="minorHAnsi"/>
-                <w:b/>
-                <w:bCs/>
-                <w:sz w:val="20"/>
-                <w:szCs w:val="20"/>
-              </w:rPr>
-              <w:t>{</w:t>
-            </w:r>
-            <w:proofErr w:type="spellStart"/>
-            <w:r>
-              <w:rPr>
-                <w:rFonts w:asciiTheme="minorHAnsi" w:hAnsiTheme="minorHAnsi" w:cstheme="minorHAnsi"/>
-                <w:b/>
-                <w:bCs/>
-                <w:sz w:val="20"/>
-                <w:szCs w:val="20"/>
-              </w:rPr>
-              <w:t>buyerCountry</w:t>
-            </w:r>
-            <w:proofErr w:type="spellEnd"/>
-            <w:r>
-              <w:rPr>
-                <w:rFonts w:asciiTheme="minorHAnsi" w:hAnsiTheme="minorHAnsi" w:cstheme="minorHAnsi"/>
-                <w:b/>
-                <w:bCs/>
-                <w:sz w:val="20"/>
-                <w:szCs w:val="20"/>
-              </w:rPr>
-              <w:t xml:space="preserve">} </w:t>
-            </w:r>
-            <w:r>
-              <w:rPr>
-                <w:rFonts w:asciiTheme="minorHAnsi" w:hAnsiTheme="minorHAnsi" w:cstheme="minorHAnsi"/>
-                <w:b/>
-                <w:bCs/>
-                <w:sz w:val="20"/>
-                <w:szCs w:val="20"/>
-              </w:rPr>
-              <w:t>{#</w:t>
+            <w:r>
+              <w:rPr>
+                <w:rFonts w:asciiTheme="minorHAnsi" w:hAnsiTheme="minorHAnsi" w:cstheme="minorHAnsi"/>
+                <w:b/>
+                <w:bCs/>
+                <w:sz w:val="20"/>
+                <w:szCs w:val="20"/>
+              </w:rPr>
+              <w:t>- {buyerZip}</w:t>
+            </w:r>
+            <w:r>
+              <w:rPr>
+                <w:rFonts w:asciiTheme="minorHAnsi" w:hAnsiTheme="minorHAnsi" w:cstheme="minorHAnsi"/>
+                <w:b/>
+                <w:bCs/>
+                <w:sz w:val="20"/>
+                <w:szCs w:val="20"/>
+              </w:rPr>
+              <w:t>{/</w:t>
             </w:r>
             <w:r>
               <w:rPr>
@@ -1212,70 +964,6 @@
               </w:rPr>
               <w:t>buyerZip</w:t>
             </w:r>
-            <w:r>
-              <w:rPr>
-                <w:rFonts w:asciiTheme="minorHAnsi" w:hAnsiTheme="minorHAnsi" w:cstheme="minorHAnsi"/>
-                <w:b/>
-                <w:bCs/>
-                <w:sz w:val="20"/>
-                <w:szCs w:val="20"/>
-              </w:rPr>
-              <w:t>}</w:t>
-            </w:r>
-            <w:r>
-              <w:rPr>
-                <w:rFonts w:asciiTheme="minorHAnsi" w:hAnsiTheme="minorHAnsi" w:cstheme="minorHAnsi"/>
-                <w:b/>
-                <w:bCs/>
-                <w:sz w:val="20"/>
-                <w:szCs w:val="20"/>
-              </w:rPr>
-              <w:t>- {</w:t>
-            </w:r>
-            <w:proofErr w:type="spellStart"/>
-            <w:r>
-              <w:rPr>
-                <w:rFonts w:asciiTheme="minorHAnsi" w:hAnsiTheme="minorHAnsi" w:cstheme="minorHAnsi"/>
-                <w:b/>
-                <w:bCs/>
-                <w:sz w:val="20"/>
-                <w:szCs w:val="20"/>
-              </w:rPr>
-              <w:t>buyerZip</w:t>
-            </w:r>
-            <w:proofErr w:type="spellEnd"/>
-            <w:r>
-              <w:rPr>
-                <w:rFonts w:asciiTheme="minorHAnsi" w:hAnsiTheme="minorHAnsi" w:cstheme="minorHAnsi"/>
-                <w:b/>
-                <w:bCs/>
-                <w:sz w:val="20"/>
-                <w:szCs w:val="20"/>
-              </w:rPr>
-              <w:t>}</w:t>
-            </w:r>
-            <w:r>
-              <w:rPr>
-                <w:rFonts w:asciiTheme="minorHAnsi" w:hAnsiTheme="minorHAnsi" w:cstheme="minorHAnsi"/>
-                <w:b/>
-                <w:bCs/>
-                <w:sz w:val="20"/>
-                <w:szCs w:val="20"/>
-              </w:rPr>
-              <w:t>{/</w:t>
-            </w:r>
-            <w:proofErr w:type="spellStart"/>
-            <w:r>
-              <w:rPr>
-                <w:rFonts w:asciiTheme="minorHAnsi" w:hAnsiTheme="minorHAnsi" w:cstheme="minorHAnsi"/>
-                <w:b/>
-                <w:bCs/>
-                <w:sz w:val="20"/>
-                <w:szCs w:val="20"/>
-              </w:rPr>
-              <w:t>buyerZip</w:t>
-            </w:r>
-            <w:proofErr w:type="spellEnd"/>
             <w:r>
               <w:rPr>
                 <w:rFonts w:asciiTheme="minorHAnsi" w:hAnsiTheme="minorHAnsi" w:cstheme="minorHAnsi"/>
@@ -1623,29 +1311,7 @@
                 <w:sz w:val="20"/>
                 <w:szCs w:val="24"/>
               </w:rPr>
-              <w:t>{</w:t>
-            </w:r>
-            <w:proofErr w:type="spellStart"/>
-            <w:r>
-              <w:rPr>
-                <w:rFonts w:asciiTheme="minorHAnsi" w:hAnsiTheme="minorHAnsi" w:cstheme="minorHAnsi"/>
-                <w:b/>
-                <w:bCs/>
-                <w:sz w:val="20"/>
-                <w:szCs w:val="24"/>
-              </w:rPr>
-              <w:t>currencyChar</w:t>
-            </w:r>
-            <w:proofErr w:type="spellEnd"/>
-            <w:r>
-              <w:rPr>
-                <w:rFonts w:asciiTheme="minorHAnsi" w:hAnsiTheme="minorHAnsi" w:cstheme="minorHAnsi"/>
-                <w:b/>
-                <w:bCs/>
-                <w:sz w:val="20"/>
-                <w:szCs w:val="24"/>
-              </w:rPr>
-              <w:t>}</w:t>
+              <w:t>{currencyChar}</w:t>
             </w:r>
           </w:p>
         </w:tc>
@@ -1696,29 +1362,7 @@
                 <w:sz w:val="20"/>
                 <w:szCs w:val="24"/>
               </w:rPr>
-              <w:t>{</w:t>
-            </w:r>
-            <w:proofErr w:type="spellStart"/>
-            <w:r>
-              <w:rPr>
-                <w:rFonts w:asciiTheme="minorHAnsi" w:hAnsiTheme="minorHAnsi" w:cstheme="minorHAnsi"/>
-                <w:b/>
-                <w:bCs/>
-                <w:sz w:val="20"/>
-                <w:szCs w:val="24"/>
-              </w:rPr>
-              <w:t>currencyChar</w:t>
-            </w:r>
-            <w:proofErr w:type="spellEnd"/>
-            <w:r>
-              <w:rPr>
-                <w:rFonts w:asciiTheme="minorHAnsi" w:hAnsiTheme="minorHAnsi" w:cstheme="minorHAnsi"/>
-                <w:b/>
-                <w:bCs/>
-                <w:sz w:val="20"/>
-                <w:szCs w:val="24"/>
-              </w:rPr>
-              <w:t>}</w:t>
+              <w:t>{currencyChar}</w:t>
             </w:r>
           </w:p>
         </w:tc>
@@ -1750,7 +1394,6 @@
               </w:rPr>
               <w:t>{#</w:t>
             </w:r>
-            <w:proofErr w:type="spellStart"/>
             <w:proofErr w:type="gramStart"/>
             <w:r>
               <w:rPr>
@@ -1761,7 +1404,6 @@
               </w:rPr>
               <w:t>OCItems</w:t>
             </w:r>
-            <w:proofErr w:type="spellEnd"/>
             <w:r>
               <w:rPr>
                 <w:rFonts w:asciiTheme="minorHAnsi" w:hAnsiTheme="minorHAnsi" w:cstheme="minorHAnsi"/>
@@ -1934,7 +1576,6 @@
               </w:rPr>
               <w:t>{#</w:t>
             </w:r>
-            <w:proofErr w:type="spellStart"/>
             <w:r>
               <w:rPr>
                 <w:rFonts w:asciiTheme="minorHAnsi" w:hAnsiTheme="minorHAnsi" w:cstheme="minorHAnsi"/>
@@ -1946,7 +1587,6 @@
               </w:rPr>
               <w:t>extNotes</w:t>
             </w:r>
-            <w:proofErr w:type="spellEnd"/>
             <w:r>
               <w:rPr>
                 <w:rFonts w:asciiTheme="minorHAnsi" w:hAnsiTheme="minorHAnsi" w:cstheme="minorHAnsi"/>
@@ -1957,7 +1597,6 @@
               </w:rPr>
               <w:t>} - {</w:t>
             </w:r>
-            <w:proofErr w:type="spellStart"/>
             <w:r>
               <w:rPr>
                 <w:rFonts w:asciiTheme="minorHAnsi" w:hAnsiTheme="minorHAnsi" w:cstheme="minorHAnsi"/>
@@ -1969,7 +1608,6 @@
               </w:rPr>
               <w:t>extNotes</w:t>
             </w:r>
-            <w:proofErr w:type="spellEnd"/>
             <w:r>
               <w:rPr>
                 <w:rFonts w:asciiTheme="minorHAnsi" w:hAnsiTheme="minorHAnsi" w:cstheme="minorHAnsi"/>
@@ -1990,7 +1628,6 @@
               </w:rPr>
               <w:t>/</w:t>
             </w:r>
-            <w:proofErr w:type="spellStart"/>
             <w:proofErr w:type="gramStart"/>
             <w:r>
               <w:rPr>
@@ -2003,7 +1640,6 @@
               </w:rPr>
               <w:t>extNotes</w:t>
             </w:r>
-            <w:proofErr w:type="spellEnd"/>
             <w:r>
               <w:rPr>
                 <w:rFonts w:asciiTheme="minorHAnsi" w:hAnsiTheme="minorHAnsi" w:cstheme="minorHAnsi"/>
@@ -2043,51 +1679,7 @@
                 <w:sz w:val="20"/>
                 <w:szCs w:val="20"/>
               </w:rPr>
-              <w:t>#fsc} - {</w:t>
-            </w:r>
-            <w:proofErr w:type="spellStart"/>
-            <w:r>
-              <w:rPr>
-                <w:rFonts w:asciiTheme="minorHAnsi" w:hAnsiTheme="minorHAnsi" w:cstheme="minorHAnsi"/>
-                <w:b/>
-                <w:bCs/>
-                <w:sz w:val="20"/>
-                <w:szCs w:val="20"/>
-              </w:rPr>
-              <w:t>fsc</w:t>
-            </w:r>
-            <w:proofErr w:type="spellEnd"/>
-            <w:r>
-              <w:rPr>
-                <w:rFonts w:asciiTheme="minorHAnsi" w:hAnsiTheme="minorHAnsi" w:cstheme="minorHAnsi"/>
-                <w:b/>
-                <w:bCs/>
-                <w:sz w:val="20"/>
-                <w:szCs w:val="20"/>
-              </w:rPr>
-              <w:t>}{/</w:t>
-            </w:r>
-            <w:proofErr w:type="spellStart"/>
-            <w:r>
-              <w:rPr>
-                <w:rFonts w:asciiTheme="minorHAnsi" w:hAnsiTheme="minorHAnsi" w:cstheme="minorHAnsi"/>
-                <w:b/>
-                <w:bCs/>
-                <w:sz w:val="20"/>
-                <w:szCs w:val="20"/>
-              </w:rPr>
-              <w:t>fsc</w:t>
-            </w:r>
-            <w:proofErr w:type="spellEnd"/>
-            <w:r>
-              <w:rPr>
-                <w:rFonts w:asciiTheme="minorHAnsi" w:hAnsiTheme="minorHAnsi" w:cstheme="minorHAnsi"/>
-                <w:b/>
-                <w:bCs/>
-                <w:sz w:val="20"/>
-                <w:szCs w:val="20"/>
-              </w:rPr>
-              <w:t>}</w:t>
+              <w:t>#fsc} - {fsc}{/fsc}</w:t>
             </w:r>
           </w:p>
         </w:tc>
@@ -2133,43 +1725,7 @@
                 <w:sz w:val="18"/>
                 <w:szCs w:val="18"/>
               </w:rPr>
-              <w:t>prefixCode}\{containerFrom}{#containerTo} - {</w:t>
-            </w:r>
-            <w:proofErr w:type="spellStart"/>
-            <w:r>
-              <w:rPr>
-                <w:rFonts w:ascii="Arial" w:hAnsi="Arial" w:cs="Arial"/>
-                <w:sz w:val="18"/>
-                <w:szCs w:val="18"/>
-              </w:rPr>
-              <w:t>containerTo</w:t>
-            </w:r>
-            <w:proofErr w:type="spellEnd"/>
-            <w:r>
-              <w:rPr>
-                <w:rFonts w:ascii="Arial" w:hAnsi="Arial" w:cs="Arial"/>
-                <w:sz w:val="18"/>
-                <w:szCs w:val="18"/>
-              </w:rPr>
-              <w:t>}{/</w:t>
-            </w:r>
-            <w:proofErr w:type="spellStart"/>
-            <w:r>
-              <w:rPr>
-                <w:rFonts w:ascii="Arial" w:hAnsi="Arial" w:cs="Arial"/>
-                <w:sz w:val="18"/>
-                <w:szCs w:val="18"/>
-              </w:rPr>
-              <w:t>containerTo</w:t>
-            </w:r>
-            <w:proofErr w:type="spellEnd"/>
-            <w:r>
-              <w:rPr>
-                <w:rFonts w:ascii="Arial" w:hAnsi="Arial" w:cs="Arial"/>
-                <w:sz w:val="18"/>
-                <w:szCs w:val="18"/>
-              </w:rPr>
-              <w:t>}</w:t>
+              <w:t>prefixCode}\{containerFrom}{#containerTo} - {containerTo}{/containerTo}</w:t>
             </w:r>
           </w:p>
         </w:tc>
@@ -2195,7 +1751,6 @@
               </w:rPr>
               <w:t>{</w:t>
             </w:r>
-            <w:proofErr w:type="spellStart"/>
             <w:proofErr w:type="gramStart"/>
             <w:r>
               <w:rPr>
@@ -2203,16 +1758,7 @@
                 <w:sz w:val="18"/>
                 <w:szCs w:val="18"/>
               </w:rPr>
-              <w:t>materialGrade</w:t>
-            </w:r>
-            <w:proofErr w:type="spellEnd"/>
-            <w:r>
-              <w:rPr>
-                <w:rFonts w:ascii="Arial" w:hAnsi="Arial" w:cs="Arial"/>
-                <w:sz w:val="18"/>
-                <w:szCs w:val="18"/>
-              </w:rPr>
-              <w:t>}</w:t>
+              <w:t>materialGrade}</w:t>
             </w:r>
             <w:r>
               <w:rPr>
@@ -2231,23 +1777,13 @@
               </w:rPr>
               <w:t>{</w:t>
             </w:r>
-            <w:proofErr w:type="spellStart"/>
-            <w:r>
-              <w:rPr>
-                <w:rFonts w:ascii="Arial" w:hAnsi="Arial" w:cs="Arial"/>
-                <w:sz w:val="18"/>
-                <w:szCs w:val="18"/>
-              </w:rPr>
-              <w:t>brandName</w:t>
-            </w:r>
-            <w:proofErr w:type="spellEnd"/>
-            <w:r>
-              <w:rPr>
-                <w:rFonts w:ascii="Arial" w:hAnsi="Arial" w:cs="Arial"/>
-                <w:sz w:val="18"/>
-                <w:szCs w:val="18"/>
-              </w:rPr>
-              <w:t>}</w:t>
+            <w:r>
+              <w:rPr>
+                <w:rFonts w:ascii="Arial" w:hAnsi="Arial" w:cs="Arial"/>
+                <w:sz w:val="18"/>
+                <w:szCs w:val="18"/>
+              </w:rPr>
+              <w:t>brandName}</w:t>
             </w:r>
           </w:p>
         </w:tc>
@@ -2272,25 +1808,7 @@
                 <w:sz w:val="18"/>
                 <w:szCs w:val="18"/>
               </w:rPr>
-              <w:t>{</w:t>
-            </w:r>
-            <w:proofErr w:type="spellStart"/>
-            <w:r>
-              <w:rPr>
-                <w:rFonts w:ascii="Arial" w:hAnsi="Arial" w:cs="Arial"/>
-                <w:sz w:val="18"/>
-                <w:szCs w:val="18"/>
-              </w:rPr>
-              <w:t>designType</w:t>
-            </w:r>
-            <w:proofErr w:type="spellEnd"/>
-            <w:r>
-              <w:rPr>
-                <w:rFonts w:ascii="Arial" w:hAnsi="Arial" w:cs="Arial"/>
-                <w:sz w:val="18"/>
-                <w:szCs w:val="18"/>
-              </w:rPr>
-              <w:t>}</w:t>
+              <w:t>{designType}</w:t>
             </w:r>
           </w:p>
         </w:tc>
@@ -2314,25 +1832,7 @@
                 <w:sz w:val="18"/>
                 <w:szCs w:val="18"/>
               </w:rPr>
-              <w:t>{</w:t>
-            </w:r>
-            <w:proofErr w:type="spellStart"/>
-            <w:r>
-              <w:rPr>
-                <w:rFonts w:ascii="Arial" w:hAnsi="Arial" w:cs="Arial"/>
-                <w:sz w:val="18"/>
-                <w:szCs w:val="18"/>
-              </w:rPr>
-              <w:t>finishType</w:t>
-            </w:r>
-            <w:proofErr w:type="spellEnd"/>
-            <w:r>
-              <w:rPr>
-                <w:rFonts w:ascii="Arial" w:hAnsi="Arial" w:cs="Arial"/>
-                <w:sz w:val="18"/>
-                <w:szCs w:val="18"/>
-              </w:rPr>
-              <w:t>}</w:t>
+              <w:t>{finishType}</w:t>
             </w:r>
           </w:p>
         </w:tc>
@@ -2384,7 +1884,6 @@
               </w:rPr>
               <w:t>{</w:t>
             </w:r>
-            <w:proofErr w:type="spellStart"/>
             <w:r>
               <w:rPr>
                 <w:rFonts w:ascii="Arial" w:hAnsi="Arial" w:cs="Arial"/>
@@ -2393,7 +1892,6 @@
               </w:rPr>
               <w:t>squareMeter</w:t>
             </w:r>
-            <w:proofErr w:type="spellEnd"/>
             <w:r>
               <w:rPr>
                 <w:rFonts w:ascii="Arial" w:hAnsi="Arial" w:cs="Arial"/>
@@ -2468,25 +1966,7 @@
                 <w:sz w:val="18"/>
                 <w:szCs w:val="18"/>
               </w:rPr>
-              <w:t>/</w:t>
-            </w:r>
-            <w:proofErr w:type="spellStart"/>
-            <w:r>
-              <w:rPr>
-                <w:rFonts w:ascii="Arial" w:hAnsi="Arial" w:cs="Arial"/>
-                <w:sz w:val="18"/>
-                <w:szCs w:val="18"/>
-              </w:rPr>
-              <w:t>OCItems</w:t>
-            </w:r>
-            <w:proofErr w:type="spellEnd"/>
-            <w:r>
-              <w:rPr>
-                <w:rFonts w:ascii="Arial" w:hAnsi="Arial" w:cs="Arial"/>
-                <w:sz w:val="18"/>
-                <w:szCs w:val="18"/>
-              </w:rPr>
-              <w:t>}</w:t>
+              <w:t>/OCItems}</w:t>
             </w:r>
           </w:p>
         </w:tc>
@@ -2609,25 +2089,7 @@
                 <w:sz w:val="20"/>
                 <w:szCs w:val="20"/>
               </w:rPr>
-              <w:t>{/</w:t>
-            </w:r>
-            <w:proofErr w:type="spellStart"/>
-            <w:r>
-              <w:rPr>
-                <w:rFonts w:cstheme="minorHAnsi"/>
-                <w:sz w:val="20"/>
-                <w:szCs w:val="20"/>
-              </w:rPr>
-              <w:t>isSampleBox</w:t>
-            </w:r>
-            <w:proofErr w:type="spellEnd"/>
-            <w:r>
-              <w:rPr>
-                <w:rFonts w:cstheme="minorHAnsi"/>
-                <w:sz w:val="20"/>
-                <w:szCs w:val="20"/>
-              </w:rPr>
-              <w:t>}</w:t>
+              <w:t>{/isSampleBox}</w:t>
             </w:r>
           </w:p>
         </w:tc>
@@ -2731,7 +2193,15 @@
                 <w:sz w:val="18"/>
                 <w:szCs w:val="18"/>
               </w:rPr>
-              <w:t>sampleBox}{</w:t>
+              <w:t>sampleBox}</w:t>
+            </w:r>
+            <w:r>
+              <w:rPr>
+                <w:rFonts w:ascii="Arial" w:hAnsi="Arial" w:cs="Arial"/>
+                <w:sz w:val="18"/>
+                <w:szCs w:val="18"/>
+              </w:rPr>
+              <w:t>{</w:t>
             </w:r>
             <w:proofErr w:type="gramEnd"/>
             <w:r>
@@ -2740,43 +2210,15 @@
                 <w:sz w:val="18"/>
                 <w:szCs w:val="18"/>
               </w:rPr>
-              <w:t>containerFrom}{#containerTo} to {</w:t>
-            </w:r>
-            <w:proofErr w:type="spellStart"/>
-            <w:r>
-              <w:rPr>
-                <w:rFonts w:ascii="Arial" w:hAnsi="Arial" w:cs="Arial"/>
-                <w:sz w:val="18"/>
-                <w:szCs w:val="18"/>
-              </w:rPr>
-              <w:t>containerTo</w:t>
-            </w:r>
-            <w:proofErr w:type="spellEnd"/>
-            <w:r>
-              <w:rPr>
-                <w:rFonts w:ascii="Arial" w:hAnsi="Arial" w:cs="Arial"/>
-                <w:sz w:val="18"/>
-                <w:szCs w:val="18"/>
-              </w:rPr>
-              <w:t>} {/</w:t>
-            </w:r>
-            <w:proofErr w:type="spellStart"/>
-            <w:r>
-              <w:rPr>
-                <w:rFonts w:ascii="Arial" w:hAnsi="Arial" w:cs="Arial"/>
-                <w:sz w:val="18"/>
-                <w:szCs w:val="18"/>
-              </w:rPr>
-              <w:t>containerTo</w:t>
-            </w:r>
-            <w:proofErr w:type="spellEnd"/>
-            <w:r>
-              <w:rPr>
-                <w:rFonts w:ascii="Arial" w:hAnsi="Arial" w:cs="Arial"/>
-                <w:sz w:val="18"/>
-                <w:szCs w:val="18"/>
-              </w:rPr>
-              <w:t>}</w:t>
+              <w:t>prefixCode}\</w:t>
+            </w:r>
+            <w:r>
+              <w:rPr>
+                <w:rFonts w:ascii="Arial" w:hAnsi="Arial" w:cs="Arial"/>
+                <w:sz w:val="18"/>
+                <w:szCs w:val="18"/>
+              </w:rPr>
+              <w:t>{containerFrom}{#containerTo} to {containerTo} {/containerTo}</w:t>
             </w:r>
           </w:p>
         </w:tc>
@@ -2803,7 +2245,6 @@
               </w:rPr>
               <w:t>{</w:t>
             </w:r>
-            <w:proofErr w:type="spellStart"/>
             <w:proofErr w:type="gramStart"/>
             <w:r>
               <w:rPr>
@@ -2811,54 +2252,8 @@
                 <w:sz w:val="18"/>
                 <w:szCs w:val="18"/>
               </w:rPr>
-              <w:t>materialGrade</w:t>
-            </w:r>
-            <w:proofErr w:type="spellEnd"/>
-            <w:r>
-              <w:rPr>
-                <w:rFonts w:ascii="Arial" w:hAnsi="Arial" w:cs="Arial"/>
-                <w:sz w:val="18"/>
-                <w:szCs w:val="18"/>
-              </w:rPr>
-              <w:t>}  {</w:t>
-            </w:r>
-            <w:proofErr w:type="spellStart"/>
-            <w:r>
-              <w:rPr>
-                <w:rFonts w:ascii="Arial" w:hAnsi="Arial" w:cs="Arial"/>
-                <w:sz w:val="18"/>
-                <w:szCs w:val="18"/>
-              </w:rPr>
-              <w:t>brandName</w:t>
-            </w:r>
-            <w:proofErr w:type="spellEnd"/>
-            <w:r>
-              <w:rPr>
-                <w:rFonts w:ascii="Arial" w:hAnsi="Arial" w:cs="Arial"/>
-                <w:sz w:val="18"/>
-                <w:szCs w:val="18"/>
-              </w:rPr>
-              <w:t>}  {</w:t>
-            </w:r>
-            <w:proofErr w:type="spellStart"/>
-            <w:r>
-              <w:rPr>
-                <w:rFonts w:ascii="Arial" w:hAnsi="Arial" w:cs="Arial"/>
-                <w:sz w:val="18"/>
-                <w:szCs w:val="18"/>
-              </w:rPr>
-              <w:t>designType</w:t>
-            </w:r>
-            <w:proofErr w:type="spellEnd"/>
-            <w:r>
-              <w:rPr>
-                <w:rFonts w:ascii="Arial" w:hAnsi="Arial" w:cs="Arial"/>
-                <w:sz w:val="18"/>
-                <w:szCs w:val="18"/>
-              </w:rPr>
-              <w:t>}  {</w:t>
-            </w:r>
-            <w:proofErr w:type="spellStart"/>
+              <w:t>materialGrade}  {brandName}  {designType}  {</w:t>
+            </w:r>
             <w:proofErr w:type="gramEnd"/>
             <w:r>
               <w:rPr>
@@ -2866,16 +2261,7 @@
                 <w:sz w:val="18"/>
                 <w:szCs w:val="18"/>
               </w:rPr>
-              <w:t>finishType</w:t>
-            </w:r>
-            <w:proofErr w:type="spellEnd"/>
-            <w:r>
-              <w:rPr>
-                <w:rFonts w:ascii="Arial" w:hAnsi="Arial" w:cs="Arial"/>
-                <w:sz w:val="18"/>
-                <w:szCs w:val="18"/>
-              </w:rPr>
-              <w:t>}</w:t>
+              <w:t>finishType}</w:t>
             </w:r>
           </w:p>
         </w:tc>
@@ -2950,25 +2336,7 @@
                 <w:sz w:val="18"/>
                 <w:szCs w:val="18"/>
               </w:rPr>
-              <w:t>{value}{/</w:t>
-            </w:r>
-            <w:proofErr w:type="spellStart"/>
-            <w:r>
-              <w:rPr>
-                <w:rFonts w:ascii="Arial" w:hAnsi="Arial" w:cs="Arial"/>
-                <w:sz w:val="18"/>
-                <w:szCs w:val="18"/>
-              </w:rPr>
-              <w:t>sampleBox</w:t>
-            </w:r>
-            <w:proofErr w:type="spellEnd"/>
-            <w:r>
-              <w:rPr>
-                <w:rFonts w:ascii="Arial" w:hAnsi="Arial" w:cs="Arial"/>
-                <w:sz w:val="18"/>
-                <w:szCs w:val="18"/>
-              </w:rPr>
-              <w:t>}</w:t>
+              <w:t>{value}{/sampleBox}</w:t>
             </w:r>
           </w:p>
         </w:tc>
@@ -3289,29 +2657,7 @@
                 <w:sz w:val="18"/>
                 <w:szCs w:val="18"/>
               </w:rPr>
-              <w:t>{</w:t>
-            </w:r>
-            <w:proofErr w:type="spellStart"/>
-            <w:r>
-              <w:rPr>
-                <w:rFonts w:ascii="Arial" w:hAnsi="Arial" w:cs="Arial"/>
-                <w:b/>
-                <w:bCs/>
-                <w:sz w:val="18"/>
-                <w:szCs w:val="18"/>
-              </w:rPr>
-              <w:t>totalQuantity</w:t>
-            </w:r>
-            <w:proofErr w:type="spellEnd"/>
-            <w:r>
-              <w:rPr>
-                <w:rFonts w:ascii="Arial" w:hAnsi="Arial" w:cs="Arial"/>
-                <w:b/>
-                <w:bCs/>
-                <w:sz w:val="18"/>
-                <w:szCs w:val="18"/>
-              </w:rPr>
-              <w:t>}</w:t>
+              <w:t>{totalQuantity}</w:t>
             </w:r>
           </w:p>
         </w:tc>
@@ -3339,7 +2685,6 @@
               </w:rPr>
               <w:t>{</w:t>
             </w:r>
-            <w:proofErr w:type="spellStart"/>
             <w:r>
               <w:rPr>
                 <w:rFonts w:ascii="Arial" w:hAnsi="Arial" w:cs="Arial"/>
@@ -3360,7 +2705,6 @@
               </w:rPr>
               <w:t>t</w:t>
             </w:r>
-            <w:proofErr w:type="spellEnd"/>
             <w:r>
               <w:rPr>
                 <w:rFonts w:ascii="Arial" w:hAnsi="Arial" w:cs="Arial"/>
@@ -3413,29 +2757,7 @@
                 <w:sz w:val="18"/>
                 <w:szCs w:val="18"/>
               </w:rPr>
-              <w:t>{</w:t>
-            </w:r>
-            <w:proofErr w:type="spellStart"/>
-            <w:r>
-              <w:rPr>
-                <w:rFonts w:ascii="Arial" w:hAnsi="Arial" w:cs="Arial"/>
-                <w:b/>
-                <w:bCs/>
-                <w:sz w:val="18"/>
-                <w:szCs w:val="18"/>
-              </w:rPr>
-              <w:t>totalAmount</w:t>
-            </w:r>
-            <w:proofErr w:type="spellEnd"/>
-            <w:r>
-              <w:rPr>
-                <w:rFonts w:ascii="Arial" w:hAnsi="Arial" w:cs="Arial"/>
-                <w:b/>
-                <w:bCs/>
-                <w:sz w:val="18"/>
-                <w:szCs w:val="18"/>
-              </w:rPr>
-              <w:t>}</w:t>
+              <w:t>{totalAmount}</w:t>
             </w:r>
           </w:p>
         </w:tc>
@@ -3709,25 +3031,7 @@
                 <w:sz w:val="18"/>
                 <w:szCs w:val="18"/>
               </w:rPr>
-              <w:t>{</w:t>
-            </w:r>
-            <w:proofErr w:type="spellStart"/>
-            <w:r>
-              <w:rPr>
-                <w:rFonts w:ascii="Arial" w:hAnsi="Arial" w:cs="Arial"/>
-                <w:sz w:val="18"/>
-                <w:szCs w:val="18"/>
-              </w:rPr>
-              <w:t>totalAddition</w:t>
-            </w:r>
-            <w:proofErr w:type="spellEnd"/>
-            <w:r>
-              <w:rPr>
-                <w:rFonts w:ascii="Arial" w:hAnsi="Arial" w:cs="Arial"/>
-                <w:sz w:val="18"/>
-                <w:szCs w:val="18"/>
-              </w:rPr>
-              <w:t>}</w:t>
+              <w:t>{totalAddition}</w:t>
             </w:r>
           </w:p>
         </w:tc>
@@ -3865,25 +3169,7 @@
                 <w:sz w:val="18"/>
                 <w:szCs w:val="18"/>
               </w:rPr>
-              <w:t>{</w:t>
-            </w:r>
-            <w:proofErr w:type="spellStart"/>
-            <w:r>
-              <w:rPr>
-                <w:rFonts w:ascii="Arial" w:hAnsi="Arial" w:cs="Arial"/>
-                <w:sz w:val="18"/>
-                <w:szCs w:val="18"/>
-              </w:rPr>
-              <w:t>totalDiscount</w:t>
-            </w:r>
-            <w:proofErr w:type="spellEnd"/>
-            <w:r>
-              <w:rPr>
-                <w:rFonts w:ascii="Arial" w:hAnsi="Arial" w:cs="Arial"/>
-                <w:sz w:val="18"/>
-                <w:szCs w:val="18"/>
-              </w:rPr>
-              <w:t>}</w:t>
+              <w:t>{totalDiscount}</w:t>
             </w:r>
           </w:p>
         </w:tc>
@@ -4086,7 +3372,6 @@
               </w:rPr>
               <w:t>Total {</w:t>
             </w:r>
-            <w:proofErr w:type="spellStart"/>
             <w:r>
               <w:rPr>
                 <w:rFonts w:ascii="Arial" w:hAnsi="Arial" w:cs="Arial"/>
@@ -4098,7 +3383,6 @@
               </w:rPr>
               <w:t>deliveryTerms</w:t>
             </w:r>
-            <w:proofErr w:type="spellEnd"/>
             <w:r>
               <w:rPr>
                 <w:rFonts w:ascii="Arial" w:hAnsi="Arial" w:cs="Arial"/>
@@ -4119,7 +3403,6 @@
               </w:rPr>
               <w:t xml:space="preserve"> {</w:t>
             </w:r>
-            <w:proofErr w:type="spellStart"/>
             <w:proofErr w:type="gramStart"/>
             <w:r>
               <w:rPr>
@@ -4132,7 +3415,6 @@
               </w:rPr>
               <w:t>dischargeTerms</w:t>
             </w:r>
-            <w:proofErr w:type="spellEnd"/>
             <w:r>
               <w:rPr>
                 <w:rFonts w:ascii="Arial" w:hAnsi="Arial" w:cs="Arial"/>
@@ -4169,7 +3451,6 @@
               </w:rPr>
               <w:t>{</w:t>
             </w:r>
-            <w:proofErr w:type="spellStart"/>
             <w:proofErr w:type="gramEnd"/>
             <w:r>
               <w:rPr>
@@ -4179,18 +3460,7 @@
                 <w:sz w:val="18"/>
                 <w:szCs w:val="18"/>
               </w:rPr>
-              <w:t>currencyChar</w:t>
-            </w:r>
-            <w:proofErr w:type="spellEnd"/>
-            <w:r>
-              <w:rPr>
-                <w:rFonts w:ascii="Arial" w:hAnsi="Arial" w:cs="Arial"/>
-                <w:b/>
-                <w:bCs/>
-                <w:sz w:val="18"/>
-                <w:szCs w:val="18"/>
-              </w:rPr>
-              <w:t>}</w:t>
+              <w:t>currencyChar}</w:t>
             </w:r>
             <w:r>
               <w:rPr>
@@ -4210,29 +3480,7 @@
                 <w:sz w:val="18"/>
                 <w:szCs w:val="18"/>
               </w:rPr>
-              <w:t>{</w:t>
-            </w:r>
-            <w:proofErr w:type="spellStart"/>
-            <w:r>
-              <w:rPr>
-                <w:rFonts w:ascii="Arial" w:hAnsi="Arial" w:cs="Arial"/>
-                <w:b/>
-                <w:bCs/>
-                <w:sz w:val="18"/>
-                <w:szCs w:val="18"/>
-              </w:rPr>
-              <w:t>netAmountWords</w:t>
-            </w:r>
-            <w:proofErr w:type="spellEnd"/>
-            <w:r>
-              <w:rPr>
-                <w:rFonts w:ascii="Arial" w:hAnsi="Arial" w:cs="Arial"/>
-                <w:b/>
-                <w:bCs/>
-                <w:sz w:val="18"/>
-                <w:szCs w:val="18"/>
-              </w:rPr>
-              <w:t>} Only</w:t>
+              <w:t>{netAmountWords} Only</w:t>
             </w:r>
           </w:p>
         </w:tc>
@@ -4273,25 +3521,7 @@
                 <w:sz w:val="18"/>
                 <w:szCs w:val="18"/>
               </w:rPr>
-              <w:t>{</w:t>
-            </w:r>
-            <w:proofErr w:type="spellStart"/>
-            <w:r>
-              <w:rPr>
-                <w:rFonts w:ascii="Arial" w:hAnsi="Arial" w:cs="Arial"/>
-                <w:sz w:val="18"/>
-                <w:szCs w:val="18"/>
-              </w:rPr>
-              <w:t>netAmount</w:t>
-            </w:r>
-            <w:proofErr w:type="spellEnd"/>
-            <w:r>
-              <w:rPr>
-                <w:rFonts w:ascii="Arial" w:hAnsi="Arial" w:cs="Arial"/>
-                <w:sz w:val="18"/>
-                <w:szCs w:val="18"/>
-              </w:rPr>
-              <w:t>}</w:t>
+              <w:t>{netAmount}</w:t>
             </w:r>
           </w:p>
         </w:tc>
@@ -4380,7 +3610,6 @@
               </w:rPr>
               <w:t>{</w:t>
             </w:r>
-            <w:proofErr w:type="spellStart"/>
             <w:r>
               <w:rPr>
                 <w:rFonts w:ascii="Arial" w:hAnsi="Arial" w:cs="Arial"/>
@@ -4390,7 +3619,6 @@
               </w:rPr>
               <w:t>deliveryDetails</w:t>
             </w:r>
-            <w:proofErr w:type="spellEnd"/>
             <w:r>
               <w:rPr>
                 <w:rFonts w:ascii="Arial" w:hAnsi="Arial" w:cs="Arial"/>
@@ -4484,25 +3712,75 @@
                 <w:sz w:val="18"/>
                 <w:szCs w:val="18"/>
               </w:rPr>
+              <w:t xml:space="preserve">{bNameOC} </w:t>
+            </w:r>
+          </w:p>
+          <w:p>
+            <w:pPr>
+              <w:ind w:right="227"/>
+              <w:rPr>
+                <w:rFonts w:ascii="Arial" w:hAnsi="Arial" w:cs="Arial"/>
+                <w:sz w:val="18"/>
+                <w:szCs w:val="18"/>
+              </w:rPr>
+            </w:pPr>
+            <w:r>
+              <w:rPr>
+                <w:rFonts w:ascii="Arial" w:hAnsi="Arial" w:cs="Arial"/>
+                <w:sz w:val="18"/>
+                <w:szCs w:val="18"/>
+              </w:rPr>
+              <w:t>{#</w:t>
+            </w:r>
+            <w:proofErr w:type="gramStart"/>
+            <w:r>
+              <w:rPr>
+                <w:rFonts w:ascii="Arial" w:hAnsi="Arial" w:cs="Arial"/>
+                <w:sz w:val="18"/>
+                <w:szCs w:val="18"/>
+              </w:rPr>
+              <w:t>bBranchOC}</w:t>
+            </w:r>
+            <w:r>
+              <w:rPr>
+                <w:rFonts w:ascii="Arial" w:hAnsi="Arial" w:cs="Arial"/>
+                <w:sz w:val="18"/>
+                <w:szCs w:val="18"/>
+              </w:rPr>
               <w:t>{</w:t>
             </w:r>
-            <w:proofErr w:type="spellStart"/>
-            <w:r>
-              <w:rPr>
-                <w:rFonts w:ascii="Arial" w:hAnsi="Arial" w:cs="Arial"/>
-                <w:sz w:val="18"/>
-                <w:szCs w:val="18"/>
-              </w:rPr>
-              <w:t>bNameOC</w:t>
-            </w:r>
-            <w:proofErr w:type="spellEnd"/>
-            <w:r>
-              <w:rPr>
-                <w:rFonts w:ascii="Arial" w:hAnsi="Arial" w:cs="Arial"/>
-                <w:sz w:val="18"/>
-                <w:szCs w:val="18"/>
-              </w:rPr>
-              <w:t xml:space="preserve">} </w:t>
+            <w:proofErr w:type="gramEnd"/>
+            <w:r>
+              <w:rPr>
+                <w:rFonts w:ascii="Arial" w:hAnsi="Arial" w:cs="Arial"/>
+                <w:sz w:val="18"/>
+                <w:szCs w:val="18"/>
+              </w:rPr>
+              <w:t>bBranchOC}</w:t>
+            </w:r>
+            <w:r>
+              <w:rPr>
+                <w:rFonts w:ascii="Arial" w:hAnsi="Arial" w:cs="Arial"/>
+                <w:sz w:val="18"/>
+                <w:szCs w:val="18"/>
+              </w:rPr>
+              <w:t xml:space="preserve"> </w:t>
+            </w:r>
+            <w:r>
+              <w:rPr>
+                <w:rFonts w:ascii="Arial" w:hAnsi="Arial" w:cs="Arial"/>
+                <w:sz w:val="18"/>
+                <w:szCs w:val="18"/>
+              </w:rPr>
+              <w:t>BRANCH</w:t>
+            </w:r>
+            <w:r>
+              <w:rPr>
+                <w:rFonts w:ascii="Arial" w:hAnsi="Arial" w:cs="Arial"/>
+                <w:sz w:val="18"/>
+                <w:szCs w:val="18"/>
+              </w:rPr>
+              <w:t>{/bBranchOC}</w:t>
             </w:r>
           </w:p>
           <w:p>
@@ -4520,135 +3798,13 @@
                 <w:sz w:val="18"/>
                 <w:szCs w:val="18"/>
               </w:rPr>
-              <w:t>{#</w:t>
-            </w:r>
-            <w:proofErr w:type="gramStart"/>
-            <w:r>
-              <w:rPr>
-                <w:rFonts w:ascii="Arial" w:hAnsi="Arial" w:cs="Arial"/>
-                <w:sz w:val="18"/>
-                <w:szCs w:val="18"/>
-              </w:rPr>
-              <w:t>bBranchOC}</w:t>
-            </w:r>
-            <w:r>
-              <w:rPr>
-                <w:rFonts w:ascii="Arial" w:hAnsi="Arial" w:cs="Arial"/>
-                <w:sz w:val="18"/>
-                <w:szCs w:val="18"/>
-              </w:rPr>
-              <w:t>{</w:t>
-            </w:r>
-            <w:proofErr w:type="gramEnd"/>
-            <w:r>
-              <w:rPr>
-                <w:rFonts w:ascii="Arial" w:hAnsi="Arial" w:cs="Arial"/>
-                <w:sz w:val="18"/>
-                <w:szCs w:val="18"/>
-              </w:rPr>
-              <w:t>bBranchOC}</w:t>
-            </w:r>
-            <w:r>
-              <w:rPr>
-                <w:rFonts w:ascii="Arial" w:hAnsi="Arial" w:cs="Arial"/>
-                <w:sz w:val="18"/>
-                <w:szCs w:val="18"/>
-              </w:rPr>
-              <w:t xml:space="preserve"> </w:t>
-            </w:r>
-            <w:r>
-              <w:rPr>
-                <w:rFonts w:ascii="Arial" w:hAnsi="Arial" w:cs="Arial"/>
-                <w:sz w:val="18"/>
-                <w:szCs w:val="18"/>
-              </w:rPr>
-              <w:t>BRANCH</w:t>
-            </w:r>
-            <w:r>
-              <w:rPr>
-                <w:rFonts w:ascii="Arial" w:hAnsi="Arial" w:cs="Arial"/>
-                <w:sz w:val="18"/>
-                <w:szCs w:val="18"/>
-              </w:rPr>
-              <w:t>{/</w:t>
-            </w:r>
-            <w:proofErr w:type="spellStart"/>
-            <w:r>
-              <w:rPr>
-                <w:rFonts w:ascii="Arial" w:hAnsi="Arial" w:cs="Arial"/>
-                <w:sz w:val="18"/>
-                <w:szCs w:val="18"/>
-              </w:rPr>
-              <w:t>bBranchOC</w:t>
-            </w:r>
-            <w:proofErr w:type="spellEnd"/>
-            <w:r>
-              <w:rPr>
-                <w:rFonts w:ascii="Arial" w:hAnsi="Arial" w:cs="Arial"/>
-                <w:sz w:val="18"/>
-                <w:szCs w:val="18"/>
-              </w:rPr>
-              <w:t>}</w:t>
+              <w:t>{bAddressOC}{bCityOC}</w:t>
             </w:r>
           </w:p>
           <w:p>
             <w:pPr>
               <w:ind w:right="227"/>
               <w:rPr>
-                <w:rFonts w:ascii="Arial" w:hAnsi="Arial" w:cs="Arial"/>
-                <w:sz w:val="18"/>
-                <w:szCs w:val="18"/>
-              </w:rPr>
-            </w:pPr>
-            <w:r>
-              <w:rPr>
-                <w:rFonts w:ascii="Arial" w:hAnsi="Arial" w:cs="Arial"/>
-                <w:sz w:val="18"/>
-                <w:szCs w:val="18"/>
-              </w:rPr>
-              <w:t>{</w:t>
-            </w:r>
-            <w:proofErr w:type="spellStart"/>
-            <w:r>
-              <w:rPr>
-                <w:rFonts w:ascii="Arial" w:hAnsi="Arial" w:cs="Arial"/>
-                <w:sz w:val="18"/>
-                <w:szCs w:val="18"/>
-              </w:rPr>
-              <w:t>bAddressOC</w:t>
-            </w:r>
-            <w:proofErr w:type="spellEnd"/>
-            <w:r>
-              <w:rPr>
-                <w:rFonts w:ascii="Arial" w:hAnsi="Arial" w:cs="Arial"/>
-                <w:sz w:val="18"/>
-                <w:szCs w:val="18"/>
-              </w:rPr>
-              <w:t>}{</w:t>
-            </w:r>
-            <w:proofErr w:type="spellStart"/>
-            <w:r>
-              <w:rPr>
-                <w:rFonts w:ascii="Arial" w:hAnsi="Arial" w:cs="Arial"/>
-                <w:sz w:val="18"/>
-                <w:szCs w:val="18"/>
-              </w:rPr>
-              <w:t>bCityOC</w:t>
-            </w:r>
-            <w:proofErr w:type="spellEnd"/>
-            <w:r>
-              <w:rPr>
-                <w:rFonts w:ascii="Arial" w:hAnsi="Arial" w:cs="Arial"/>
-                <w:sz w:val="18"/>
-                <w:szCs w:val="18"/>
-              </w:rPr>
-              <w:t>}</w:t>
-            </w:r>
-          </w:p>
-          <w:p>
-            <w:pPr>
-              <w:ind w:right="227"/>
-              <w:rPr>
                 <w:rFonts w:asciiTheme="minorHAnsi" w:hAnsiTheme="minorHAnsi" w:cstheme="minorHAnsi"/>
                 <w:sz w:val="18"/>
                 <w:szCs w:val="18"/>
@@ -4668,51 +3824,15 @@
                 <w:sz w:val="18"/>
                 <w:szCs w:val="18"/>
               </w:rPr>
-              <w:t>SWIFT – {</w:t>
-            </w:r>
-            <w:proofErr w:type="spellStart"/>
-            <w:r>
-              <w:rPr>
-                <w:rFonts w:ascii="Arial" w:hAnsi="Arial" w:cs="Arial"/>
-                <w:sz w:val="18"/>
-                <w:szCs w:val="18"/>
-              </w:rPr>
-              <w:t>swiftNumberOC</w:t>
-            </w:r>
-            <w:proofErr w:type="spellEnd"/>
-            <w:r>
-              <w:rPr>
-                <w:rFonts w:ascii="Arial" w:hAnsi="Arial" w:cs="Arial"/>
-                <w:sz w:val="18"/>
-                <w:szCs w:val="18"/>
-              </w:rPr>
-              <w:t>}</w:t>
-            </w:r>
-            <w:r>
-              <w:rPr>
-                <w:rFonts w:ascii="Arial" w:hAnsi="Arial" w:cs="Arial"/>
-                <w:sz w:val="18"/>
-                <w:szCs w:val="18"/>
-              </w:rPr>
-              <w:t>{/</w:t>
-            </w:r>
-            <w:proofErr w:type="spellStart"/>
-            <w:r>
-              <w:rPr>
-                <w:rFonts w:ascii="Arial" w:hAnsi="Arial" w:cs="Arial"/>
-                <w:sz w:val="18"/>
-                <w:szCs w:val="18"/>
-              </w:rPr>
-              <w:t>swiftNumberOC</w:t>
-            </w:r>
-            <w:proofErr w:type="spellEnd"/>
-            <w:r>
-              <w:rPr>
-                <w:rFonts w:ascii="Arial" w:hAnsi="Arial" w:cs="Arial"/>
-                <w:sz w:val="18"/>
-                <w:szCs w:val="18"/>
-              </w:rPr>
-              <w:t>}</w:t>
+              <w:t>SWIFT – {swiftNumberOC}</w:t>
+            </w:r>
+            <w:r>
+              <w:rPr>
+                <w:rFonts w:ascii="Arial" w:hAnsi="Arial" w:cs="Arial"/>
+                <w:sz w:val="18"/>
+                <w:szCs w:val="18"/>
+              </w:rPr>
+              <w:t>{/swiftNumberOC}</w:t>
             </w:r>
           </w:p>
         </w:tc>
@@ -4768,19 +3888,8 @@
                 <w:szCs w:val="18"/>
                 <w:lang w:val="en-IN"/>
               </w:rPr>
-              <w:t>{</w:t>
-            </w:r>
-            <w:proofErr w:type="spellStart"/>
-            <w:r>
-              <w:rPr>
-                <w:rFonts w:ascii="Arial" w:hAnsi="Arial" w:cs="Arial"/>
-                <w:sz w:val="18"/>
-                <w:szCs w:val="18"/>
-                <w:lang w:val="en-IN"/>
-              </w:rPr>
-              <w:t>shippingDetails</w:t>
-            </w:r>
-            <w:proofErr w:type="spellEnd"/>
+              <w:t>{shippingDetails</w:t>
+            </w:r>
             <w:r>
               <w:rPr>
                 <w:rFonts w:ascii="Arial" w:hAnsi="Arial" w:cs="Arial"/>
@@ -4897,7 +4006,6 @@
               </w:rPr>
               <w:t>{</w:t>
             </w:r>
-            <w:proofErr w:type="spellStart"/>
             <w:r>
               <w:rPr>
                 <w:rFonts w:ascii="Arial" w:hAnsi="Arial" w:cs="Arial"/>
@@ -4905,17 +4013,7 @@
                 <w:szCs w:val="18"/>
                 <w:lang w:val="en-IN"/>
               </w:rPr>
-              <w:t>paymentTerms</w:t>
-            </w:r>
-            <w:proofErr w:type="spellEnd"/>
-            <w:r>
-              <w:rPr>
-                <w:rFonts w:ascii="Arial" w:hAnsi="Arial" w:cs="Arial"/>
-                <w:sz w:val="18"/>
-                <w:szCs w:val="18"/>
-                <w:lang w:val="en-IN"/>
-              </w:rPr>
-              <w:t>}</w:t>
+              <w:t>paymentTerms}</w:t>
             </w:r>
           </w:p>
         </w:tc>
@@ -5150,25 +4248,7 @@
                 <w:sz w:val="18"/>
                 <w:szCs w:val="18"/>
               </w:rPr>
-              <w:t>{.}{/</w:t>
-            </w:r>
-            <w:proofErr w:type="spellStart"/>
-            <w:r>
-              <w:rPr>
-                <w:rFonts w:asciiTheme="minorHAnsi" w:hAnsiTheme="minorHAnsi" w:cstheme="minorHAnsi"/>
-                <w:sz w:val="18"/>
-                <w:szCs w:val="18"/>
-              </w:rPr>
-              <w:t>invoiceInstructions</w:t>
-            </w:r>
-            <w:proofErr w:type="spellEnd"/>
-            <w:r>
-              <w:rPr>
-                <w:rFonts w:asciiTheme="minorHAnsi" w:hAnsiTheme="minorHAnsi" w:cstheme="minorHAnsi"/>
-                <w:sz w:val="18"/>
-                <w:szCs w:val="18"/>
-              </w:rPr>
-              <w:t>}</w:t>
+              <w:t>{.}{/invoiceInstructions}</w:t>
             </w:r>
           </w:p>
         </w:tc>
@@ -5290,13 +4370,8 @@
       <w:t xml:space="preserve">                                     </w:t>
     </w:r>
     <w:r>
-      <w:t>{</w:t>
-    </w:r>
-    <w:proofErr w:type="spellStart"/>
-    <w:r>
-      <w:t>signPerson</w:t>
-    </w:r>
-    <w:proofErr w:type="spellEnd"/>
+      <w:t>{signPerson</w:t>
+    </w:r>
     <w:r>
       <w:t>}</w:t>
     </w:r>
@@ -5314,14 +4389,12 @@
       </w:rPr>
       <w:t>/</w:t>
     </w:r>
-    <w:proofErr w:type="spellStart"/>
     <w:r>
       <w:rPr>
         <w:lang w:val="en-IN"/>
       </w:rPr>
       <w:t>companyData</w:t>
     </w:r>
-    <w:proofErr w:type="spellEnd"/>
     <w:r>
       <w:rPr>
         <w:lang w:val="en-IN"/>
@@ -5403,7 +4476,6 @@
       </w:rPr>
       <w:t>{</w:t>
     </w:r>
-    <w:proofErr w:type="spellStart"/>
     <w:proofErr w:type="gramEnd"/>
     <w:r>
       <w:rPr>
@@ -5416,7 +4488,6 @@
       </w:rPr>
       <w:t>companyName</w:t>
     </w:r>
-    <w:proofErr w:type="spellEnd"/>
     <w:r>
       <w:rPr>
         <w:rFonts w:ascii="Arial" w:hAnsi="Arial" w:cs="Arial"/>
@@ -5503,7 +4574,6 @@
       </w:rPr>
       <w:t>{</w:t>
     </w:r>
-    <w:proofErr w:type="spellStart"/>
     <w:proofErr w:type="gramEnd"/>
     <w:r>
       <w:rPr>
@@ -5513,7 +4583,6 @@
       </w:rPr>
       <w:t>companyCity</w:t>
     </w:r>
-    <w:proofErr w:type="spellEnd"/>
     <w:r>
       <w:rPr>
         <w:rFonts w:ascii="Arial" w:hAnsi="Arial" w:cs="Arial"/>
@@ -5522,7 +4591,6 @@
       </w:rPr>
       <w:t>}-{</w:t>
     </w:r>
-    <w:proofErr w:type="spellStart"/>
     <w:r>
       <w:rPr>
         <w:rFonts w:ascii="Arial" w:hAnsi="Arial" w:cs="Arial"/>
@@ -5531,7 +4599,6 @@
       </w:rPr>
       <w:t>companyPostalCode</w:t>
     </w:r>
-    <w:proofErr w:type="spellEnd"/>
     <w:r>
       <w:rPr>
         <w:rFonts w:ascii="Arial" w:hAnsi="Arial" w:cs="Arial"/>
@@ -6092,14 +5159,12 @@
       </w:rPr>
       <w:t>{/</w:t>
     </w:r>
-    <w:proofErr w:type="spellStart"/>
     <w:r>
       <w:rPr>
         <w:lang w:val="en-IN"/>
       </w:rPr>
       <w:t>companyData</w:t>
     </w:r>
-    <w:proofErr w:type="spellEnd"/>
     <w:r>
       <w:rPr>
         <w:lang w:val="en-IN"/>

--- a/electron/database/generate-document/templates/order-confirmation-sq-mt.docx
+++ b/electron/database/generate-document/templates/order-confirmation-sq-mt.docx
@@ -95,7 +95,29 @@
                 <w:sz w:val="20"/>
                 <w:szCs w:val="20"/>
               </w:rPr>
-              <w:t>{consigneeName}</w:t>
+              <w:t>{</w:t>
+            </w:r>
+            <w:proofErr w:type="spellStart"/>
+            <w:r>
+              <w:rPr>
+                <w:rFonts w:asciiTheme="minorHAnsi" w:hAnsiTheme="minorHAnsi" w:cstheme="minorHAnsi"/>
+                <w:b/>
+                <w:bCs/>
+                <w:sz w:val="20"/>
+                <w:szCs w:val="20"/>
+              </w:rPr>
+              <w:t>consigneeName</w:t>
+            </w:r>
+            <w:proofErr w:type="spellEnd"/>
+            <w:r>
+              <w:rPr>
+                <w:rFonts w:asciiTheme="minorHAnsi" w:hAnsiTheme="minorHAnsi" w:cstheme="minorHAnsi"/>
+                <w:b/>
+                <w:bCs/>
+                <w:sz w:val="20"/>
+                <w:szCs w:val="20"/>
+              </w:rPr>
+              <w:t>}</w:t>
             </w:r>
           </w:p>
           <w:p>
@@ -120,7 +142,29 @@
                 <w:sz w:val="20"/>
                 <w:szCs w:val="20"/>
               </w:rPr>
-              <w:t>{consigneeAddress}</w:t>
+              <w:t>{</w:t>
+            </w:r>
+            <w:proofErr w:type="spellStart"/>
+            <w:r>
+              <w:rPr>
+                <w:rFonts w:asciiTheme="minorHAnsi" w:hAnsiTheme="minorHAnsi" w:cstheme="minorHAnsi"/>
+                <w:b/>
+                <w:bCs/>
+                <w:sz w:val="20"/>
+                <w:szCs w:val="20"/>
+              </w:rPr>
+              <w:t>consigneeAddress</w:t>
+            </w:r>
+            <w:proofErr w:type="spellEnd"/>
+            <w:r>
+              <w:rPr>
+                <w:rFonts w:asciiTheme="minorHAnsi" w:hAnsiTheme="minorHAnsi" w:cstheme="minorHAnsi"/>
+                <w:b/>
+                <w:bCs/>
+                <w:sz w:val="20"/>
+                <w:szCs w:val="20"/>
+              </w:rPr>
+              <w:t>}</w:t>
             </w:r>
             <w:r>
               <w:rPr>
@@ -140,7 +184,29 @@
                 <w:sz w:val="20"/>
                 <w:szCs w:val="20"/>
               </w:rPr>
-              <w:t>{consigneeCity}</w:t>
+              <w:t>{</w:t>
+            </w:r>
+            <w:proofErr w:type="spellStart"/>
+            <w:r>
+              <w:rPr>
+                <w:rFonts w:asciiTheme="minorHAnsi" w:hAnsiTheme="minorHAnsi" w:cstheme="minorHAnsi"/>
+                <w:b/>
+                <w:bCs/>
+                <w:sz w:val="20"/>
+                <w:szCs w:val="20"/>
+              </w:rPr>
+              <w:t>consigneeCity</w:t>
+            </w:r>
+            <w:proofErr w:type="spellEnd"/>
+            <w:r>
+              <w:rPr>
+                <w:rFonts w:asciiTheme="minorHAnsi" w:hAnsiTheme="minorHAnsi" w:cstheme="minorHAnsi"/>
+                <w:b/>
+                <w:bCs/>
+                <w:sz w:val="20"/>
+                <w:szCs w:val="20"/>
+              </w:rPr>
+              <w:t>}</w:t>
             </w:r>
             <w:r>
               <w:rPr>
@@ -160,7 +226,29 @@
                 <w:sz w:val="20"/>
                 <w:szCs w:val="20"/>
               </w:rPr>
-              <w:t>{consigneeState}</w:t>
+              <w:t>{</w:t>
+            </w:r>
+            <w:proofErr w:type="spellStart"/>
+            <w:r>
+              <w:rPr>
+                <w:rFonts w:asciiTheme="minorHAnsi" w:hAnsiTheme="minorHAnsi" w:cstheme="minorHAnsi"/>
+                <w:b/>
+                <w:bCs/>
+                <w:sz w:val="20"/>
+                <w:szCs w:val="20"/>
+              </w:rPr>
+              <w:t>consigneeState</w:t>
+            </w:r>
+            <w:proofErr w:type="spellEnd"/>
+            <w:r>
+              <w:rPr>
+                <w:rFonts w:asciiTheme="minorHAnsi" w:hAnsiTheme="minorHAnsi" w:cstheme="minorHAnsi"/>
+                <w:b/>
+                <w:bCs/>
+                <w:sz w:val="20"/>
+                <w:szCs w:val="20"/>
+              </w:rPr>
+              <w:t>}</w:t>
             </w:r>
             <w:r>
               <w:rPr>
@@ -180,7 +268,29 @@
                 <w:sz w:val="20"/>
                 <w:szCs w:val="20"/>
               </w:rPr>
-              <w:t>{consigneeCountry}</w:t>
+              <w:t>{</w:t>
+            </w:r>
+            <w:proofErr w:type="spellStart"/>
+            <w:r>
+              <w:rPr>
+                <w:rFonts w:asciiTheme="minorHAnsi" w:hAnsiTheme="minorHAnsi" w:cstheme="minorHAnsi"/>
+                <w:b/>
+                <w:bCs/>
+                <w:sz w:val="20"/>
+                <w:szCs w:val="20"/>
+              </w:rPr>
+              <w:t>consigneeCountry</w:t>
+            </w:r>
+            <w:proofErr w:type="spellEnd"/>
+            <w:r>
+              <w:rPr>
+                <w:rFonts w:asciiTheme="minorHAnsi" w:hAnsiTheme="minorHAnsi" w:cstheme="minorHAnsi"/>
+                <w:b/>
+                <w:bCs/>
+                <w:sz w:val="20"/>
+                <w:szCs w:val="20"/>
+              </w:rPr>
+              <w:t>}</w:t>
             </w:r>
             <w:r>
               <w:rPr>
@@ -388,6 +498,7 @@
               </w:rPr>
               <w:t xml:space="preserve"> Invoice{/</w:t>
             </w:r>
+            <w:proofErr w:type="spellStart"/>
             <w:proofErr w:type="gramStart"/>
             <w:r>
               <w:rPr>
@@ -397,7 +508,18 @@
                 <w:sz w:val="20"/>
                 <w:szCs w:val="20"/>
               </w:rPr>
-              <w:t>isUK}{</w:t>
+              <w:t>isUK</w:t>
+            </w:r>
+            <w:proofErr w:type="spellEnd"/>
+            <w:r>
+              <w:rPr>
+                <w:rFonts w:asciiTheme="minorHAnsi" w:hAnsiTheme="minorHAnsi" w:cstheme="minorHAnsi"/>
+                <w:b/>
+                <w:bCs/>
+                <w:sz w:val="20"/>
+                <w:szCs w:val="20"/>
+              </w:rPr>
+              <w:t>}{</w:t>
             </w:r>
             <w:proofErr w:type="gramEnd"/>
             <w:r>
@@ -430,8 +552,20 @@
                 <w:sz w:val="20"/>
                 <w:szCs w:val="20"/>
               </w:rPr>
-              <w:t xml:space="preserve"> Confirmation{/isGen</w:t>
-            </w:r>
+              <w:t xml:space="preserve"> Confirmation{/</w:t>
+            </w:r>
+            <w:proofErr w:type="spellStart"/>
+            <w:r>
+              <w:rPr>
+                <w:rFonts w:asciiTheme="minorHAnsi" w:hAnsiTheme="minorHAnsi" w:cstheme="minorHAnsi"/>
+                <w:b/>
+                <w:bCs/>
+                <w:sz w:val="20"/>
+                <w:szCs w:val="20"/>
+              </w:rPr>
+              <w:t>isGen</w:t>
+            </w:r>
+            <w:proofErr w:type="spellEnd"/>
             <w:proofErr w:type="gramStart"/>
             <w:r>
               <w:rPr>
@@ -460,7 +594,25 @@
                 <w:sz w:val="20"/>
                 <w:szCs w:val="20"/>
               </w:rPr>
-              <w:t>{invoicePiNo}</w:t>
+              <w:t>{</w:t>
+            </w:r>
+            <w:proofErr w:type="spellStart"/>
+            <w:r>
+              <w:rPr>
+                <w:rFonts w:asciiTheme="minorHAnsi" w:hAnsiTheme="minorHAnsi" w:cstheme="minorHAnsi"/>
+                <w:sz w:val="20"/>
+                <w:szCs w:val="20"/>
+              </w:rPr>
+              <w:t>invoicePiNo</w:t>
+            </w:r>
+            <w:proofErr w:type="spellEnd"/>
+            <w:r>
+              <w:rPr>
+                <w:rFonts w:asciiTheme="minorHAnsi" w:hAnsiTheme="minorHAnsi" w:cstheme="minorHAnsi"/>
+                <w:sz w:val="20"/>
+                <w:szCs w:val="20"/>
+              </w:rPr>
+              <w:t>}</w:t>
             </w:r>
           </w:p>
           <w:p>
@@ -675,6 +827,7 @@
               </w:rPr>
               <w:t>{</w:t>
             </w:r>
+            <w:proofErr w:type="spellStart"/>
             <w:r>
               <w:rPr>
                 <w:rFonts w:asciiTheme="minorHAnsi" w:hAnsiTheme="minorHAnsi" w:cstheme="minorHAnsi"/>
@@ -685,6 +838,7 @@
               </w:rPr>
               <w:t>orderDate</w:t>
             </w:r>
+            <w:proofErr w:type="spellEnd"/>
             <w:r>
               <w:rPr>
                 <w:rFonts w:asciiTheme="minorHAnsi" w:hAnsiTheme="minorHAnsi" w:cstheme="minorHAnsi"/>
@@ -774,6 +928,7 @@
               </w:rPr>
               <w:t>{#</w:t>
             </w:r>
+            <w:proofErr w:type="spellStart"/>
             <w:proofErr w:type="gramStart"/>
             <w:r>
               <w:rPr>
@@ -786,6 +941,7 @@
               </w:rPr>
               <w:t>isUK</w:t>
             </w:r>
+            <w:proofErr w:type="spellEnd"/>
             <w:r>
               <w:rPr>
                 <w:rFonts w:asciiTheme="minorHAnsi" w:hAnsiTheme="minorHAnsi" w:cstheme="minorHAnsi"/>
@@ -805,7 +961,29 @@
                 <w:sz w:val="20"/>
                 <w:szCs w:val="20"/>
               </w:rPr>
-              <w:t>{/isUK}</w:t>
+              <w:t>{/</w:t>
+            </w:r>
+            <w:proofErr w:type="spellStart"/>
+            <w:r>
+              <w:rPr>
+                <w:rFonts w:asciiTheme="minorHAnsi" w:hAnsiTheme="minorHAnsi" w:cstheme="minorHAnsi"/>
+                <w:b/>
+                <w:bCs/>
+                <w:sz w:val="20"/>
+                <w:szCs w:val="20"/>
+              </w:rPr>
+              <w:t>isUK</w:t>
+            </w:r>
+            <w:proofErr w:type="spellEnd"/>
+            <w:r>
+              <w:rPr>
+                <w:rFonts w:asciiTheme="minorHAnsi" w:hAnsiTheme="minorHAnsi" w:cstheme="minorHAnsi"/>
+                <w:b/>
+                <w:bCs/>
+                <w:sz w:val="20"/>
+                <w:szCs w:val="20"/>
+              </w:rPr>
+              <w:t>}</w:t>
             </w:r>
           </w:p>
           <w:p>
@@ -830,7 +1008,29 @@
                 <w:sz w:val="20"/>
                 <w:szCs w:val="20"/>
               </w:rPr>
-              <w:t>{buyerName}</w:t>
+              <w:t>{</w:t>
+            </w:r>
+            <w:proofErr w:type="spellStart"/>
+            <w:r>
+              <w:rPr>
+                <w:rFonts w:asciiTheme="minorHAnsi" w:hAnsiTheme="minorHAnsi" w:cstheme="minorHAnsi"/>
+                <w:b/>
+                <w:bCs/>
+                <w:sz w:val="20"/>
+                <w:szCs w:val="20"/>
+              </w:rPr>
+              <w:t>buyerName</w:t>
+            </w:r>
+            <w:proofErr w:type="spellEnd"/>
+            <w:r>
+              <w:rPr>
+                <w:rFonts w:asciiTheme="minorHAnsi" w:hAnsiTheme="minorHAnsi" w:cstheme="minorHAnsi"/>
+                <w:b/>
+                <w:bCs/>
+                <w:sz w:val="20"/>
+                <w:szCs w:val="20"/>
+              </w:rPr>
+              <w:t>}</w:t>
             </w:r>
           </w:p>
           <w:p>
@@ -855,7 +1055,29 @@
                 <w:sz w:val="20"/>
                 <w:szCs w:val="20"/>
               </w:rPr>
-              <w:t>{buyerAddress}</w:t>
+              <w:t>{</w:t>
+            </w:r>
+            <w:proofErr w:type="spellStart"/>
+            <w:r>
+              <w:rPr>
+                <w:rFonts w:asciiTheme="minorHAnsi" w:hAnsiTheme="minorHAnsi" w:cstheme="minorHAnsi"/>
+                <w:b/>
+                <w:bCs/>
+                <w:sz w:val="20"/>
+                <w:szCs w:val="20"/>
+              </w:rPr>
+              <w:t>buyerAddress</w:t>
+            </w:r>
+            <w:proofErr w:type="spellEnd"/>
+            <w:r>
+              <w:rPr>
+                <w:rFonts w:asciiTheme="minorHAnsi" w:hAnsiTheme="minorHAnsi" w:cstheme="minorHAnsi"/>
+                <w:b/>
+                <w:bCs/>
+                <w:sz w:val="20"/>
+                <w:szCs w:val="20"/>
+              </w:rPr>
+              <w:t>}</w:t>
             </w:r>
           </w:p>
           <w:p>
@@ -880,7 +1102,51 @@
                 <w:sz w:val="20"/>
                 <w:szCs w:val="20"/>
               </w:rPr>
-              <w:t>{buyerCity} {buyerState}</w:t>
+              <w:t>{</w:t>
+            </w:r>
+            <w:proofErr w:type="spellStart"/>
+            <w:r>
+              <w:rPr>
+                <w:rFonts w:asciiTheme="minorHAnsi" w:hAnsiTheme="minorHAnsi" w:cstheme="minorHAnsi"/>
+                <w:b/>
+                <w:bCs/>
+                <w:sz w:val="20"/>
+                <w:szCs w:val="20"/>
+              </w:rPr>
+              <w:t>buyerCity</w:t>
+            </w:r>
+            <w:proofErr w:type="spellEnd"/>
+            <w:r>
+              <w:rPr>
+                <w:rFonts w:asciiTheme="minorHAnsi" w:hAnsiTheme="minorHAnsi" w:cstheme="minorHAnsi"/>
+                <w:b/>
+                <w:bCs/>
+                <w:sz w:val="20"/>
+                <w:szCs w:val="20"/>
+              </w:rPr>
+              <w:t>} {</w:t>
+            </w:r>
+            <w:proofErr w:type="spellStart"/>
+            <w:r>
+              <w:rPr>
+                <w:rFonts w:asciiTheme="minorHAnsi" w:hAnsiTheme="minorHAnsi" w:cstheme="minorHAnsi"/>
+                <w:b/>
+                <w:bCs/>
+                <w:sz w:val="20"/>
+                <w:szCs w:val="20"/>
+              </w:rPr>
+              <w:t>buyerState</w:t>
+            </w:r>
+            <w:proofErr w:type="spellEnd"/>
+            <w:r>
+              <w:rPr>
+                <w:rFonts w:asciiTheme="minorHAnsi" w:hAnsiTheme="minorHAnsi" w:cstheme="minorHAnsi"/>
+                <w:b/>
+                <w:bCs/>
+                <w:sz w:val="20"/>
+                <w:szCs w:val="20"/>
+              </w:rPr>
+              <w:t>}</w:t>
             </w:r>
           </w:p>
           <w:p>
@@ -902,7 +1168,29 @@
                 <w:sz w:val="20"/>
                 <w:szCs w:val="20"/>
               </w:rPr>
-              <w:t xml:space="preserve">{buyerCountry} </w:t>
+              <w:t>{</w:t>
+            </w:r>
+            <w:proofErr w:type="spellStart"/>
+            <w:r>
+              <w:rPr>
+                <w:rFonts w:asciiTheme="minorHAnsi" w:hAnsiTheme="minorHAnsi" w:cstheme="minorHAnsi"/>
+                <w:b/>
+                <w:bCs/>
+                <w:sz w:val="20"/>
+                <w:szCs w:val="20"/>
+              </w:rPr>
+              <w:t>buyerCountry</w:t>
+            </w:r>
+            <w:proofErr w:type="spellEnd"/>
+            <w:r>
+              <w:rPr>
+                <w:rFonts w:asciiTheme="minorHAnsi" w:hAnsiTheme="minorHAnsi" w:cstheme="minorHAnsi"/>
+                <w:b/>
+                <w:bCs/>
+                <w:sz w:val="20"/>
+                <w:szCs w:val="20"/>
+              </w:rPr>
+              <w:t xml:space="preserve">} </w:t>
             </w:r>
             <w:r>
               <w:rPr>
@@ -942,7 +1230,29 @@
                 <w:sz w:val="20"/>
                 <w:szCs w:val="20"/>
               </w:rPr>
-              <w:t>- {buyerZip}</w:t>
+              <w:t>- {</w:t>
+            </w:r>
+            <w:proofErr w:type="spellStart"/>
+            <w:r>
+              <w:rPr>
+                <w:rFonts w:asciiTheme="minorHAnsi" w:hAnsiTheme="minorHAnsi" w:cstheme="minorHAnsi"/>
+                <w:b/>
+                <w:bCs/>
+                <w:sz w:val="20"/>
+                <w:szCs w:val="20"/>
+              </w:rPr>
+              <w:t>buyerZip</w:t>
+            </w:r>
+            <w:proofErr w:type="spellEnd"/>
+            <w:r>
+              <w:rPr>
+                <w:rFonts w:asciiTheme="minorHAnsi" w:hAnsiTheme="minorHAnsi" w:cstheme="minorHAnsi"/>
+                <w:b/>
+                <w:bCs/>
+                <w:sz w:val="20"/>
+                <w:szCs w:val="20"/>
+              </w:rPr>
+              <w:t>}</w:t>
             </w:r>
             <w:r>
               <w:rPr>
@@ -954,6 +1264,7 @@
               </w:rPr>
               <w:t>{/</w:t>
             </w:r>
+            <w:proofErr w:type="spellStart"/>
             <w:r>
               <w:rPr>
                 <w:rFonts w:asciiTheme="minorHAnsi" w:hAnsiTheme="minorHAnsi" w:cstheme="minorHAnsi"/>
@@ -964,6 +1275,7 @@
               </w:rPr>
               <w:t>buyerZip</w:t>
             </w:r>
+            <w:proofErr w:type="spellEnd"/>
             <w:r>
               <w:rPr>
                 <w:rFonts w:asciiTheme="minorHAnsi" w:hAnsiTheme="minorHAnsi" w:cstheme="minorHAnsi"/>
@@ -1311,7 +1623,29 @@
                 <w:sz w:val="20"/>
                 <w:szCs w:val="24"/>
               </w:rPr>
-              <w:t>{currencyChar}</w:t>
+              <w:t>{</w:t>
+            </w:r>
+            <w:proofErr w:type="spellStart"/>
+            <w:r>
+              <w:rPr>
+                <w:rFonts w:asciiTheme="minorHAnsi" w:hAnsiTheme="minorHAnsi" w:cstheme="minorHAnsi"/>
+                <w:b/>
+                <w:bCs/>
+                <w:sz w:val="20"/>
+                <w:szCs w:val="24"/>
+              </w:rPr>
+              <w:t>currencyChar</w:t>
+            </w:r>
+            <w:proofErr w:type="spellEnd"/>
+            <w:r>
+              <w:rPr>
+                <w:rFonts w:asciiTheme="minorHAnsi" w:hAnsiTheme="minorHAnsi" w:cstheme="minorHAnsi"/>
+                <w:b/>
+                <w:bCs/>
+                <w:sz w:val="20"/>
+                <w:szCs w:val="24"/>
+              </w:rPr>
+              <w:t>}</w:t>
             </w:r>
           </w:p>
         </w:tc>
@@ -1362,7 +1696,29 @@
                 <w:sz w:val="20"/>
                 <w:szCs w:val="24"/>
               </w:rPr>
-              <w:t>{currencyChar}</w:t>
+              <w:t>{</w:t>
+            </w:r>
+            <w:proofErr w:type="spellStart"/>
+            <w:r>
+              <w:rPr>
+                <w:rFonts w:asciiTheme="minorHAnsi" w:hAnsiTheme="minorHAnsi" w:cstheme="minorHAnsi"/>
+                <w:b/>
+                <w:bCs/>
+                <w:sz w:val="20"/>
+                <w:szCs w:val="24"/>
+              </w:rPr>
+              <w:t>currencyChar</w:t>
+            </w:r>
+            <w:proofErr w:type="spellEnd"/>
+            <w:r>
+              <w:rPr>
+                <w:rFonts w:asciiTheme="minorHAnsi" w:hAnsiTheme="minorHAnsi" w:cstheme="minorHAnsi"/>
+                <w:b/>
+                <w:bCs/>
+                <w:sz w:val="20"/>
+                <w:szCs w:val="24"/>
+              </w:rPr>
+              <w:t>}</w:t>
             </w:r>
           </w:p>
         </w:tc>
@@ -1394,6 +1750,7 @@
               </w:rPr>
               <w:t>{#</w:t>
             </w:r>
+            <w:proofErr w:type="spellStart"/>
             <w:proofErr w:type="gramStart"/>
             <w:r>
               <w:rPr>
@@ -1404,6 +1761,7 @@
               </w:rPr>
               <w:t>OCItems</w:t>
             </w:r>
+            <w:proofErr w:type="spellEnd"/>
             <w:r>
               <w:rPr>
                 <w:rFonts w:asciiTheme="minorHAnsi" w:hAnsiTheme="minorHAnsi" w:cstheme="minorHAnsi"/>
@@ -1576,6 +1934,7 @@
               </w:rPr>
               <w:t>{#</w:t>
             </w:r>
+            <w:proofErr w:type="spellStart"/>
             <w:r>
               <w:rPr>
                 <w:rFonts w:asciiTheme="minorHAnsi" w:hAnsiTheme="minorHAnsi" w:cstheme="minorHAnsi"/>
@@ -1587,6 +1946,7 @@
               </w:rPr>
               <w:t>extNotes</w:t>
             </w:r>
+            <w:proofErr w:type="spellEnd"/>
             <w:r>
               <w:rPr>
                 <w:rFonts w:asciiTheme="minorHAnsi" w:hAnsiTheme="minorHAnsi" w:cstheme="minorHAnsi"/>
@@ -1597,6 +1957,7 @@
               </w:rPr>
               <w:t>} - {</w:t>
             </w:r>
+            <w:proofErr w:type="spellStart"/>
             <w:r>
               <w:rPr>
                 <w:rFonts w:asciiTheme="minorHAnsi" w:hAnsiTheme="minorHAnsi" w:cstheme="minorHAnsi"/>
@@ -1608,6 +1969,7 @@
               </w:rPr>
               <w:t>extNotes</w:t>
             </w:r>
+            <w:proofErr w:type="spellEnd"/>
             <w:r>
               <w:rPr>
                 <w:rFonts w:asciiTheme="minorHAnsi" w:hAnsiTheme="minorHAnsi" w:cstheme="minorHAnsi"/>
@@ -1628,6 +1990,7 @@
               </w:rPr>
               <w:t>/</w:t>
             </w:r>
+            <w:proofErr w:type="spellStart"/>
             <w:proofErr w:type="gramStart"/>
             <w:r>
               <w:rPr>
@@ -1640,6 +2003,7 @@
               </w:rPr>
               <w:t>extNotes</w:t>
             </w:r>
+            <w:proofErr w:type="spellEnd"/>
             <w:r>
               <w:rPr>
                 <w:rFonts w:asciiTheme="minorHAnsi" w:hAnsiTheme="minorHAnsi" w:cstheme="minorHAnsi"/>
@@ -1679,7 +2043,51 @@
                 <w:sz w:val="20"/>
                 <w:szCs w:val="20"/>
               </w:rPr>
-              <w:t>#fsc} - {fsc}{/fsc}</w:t>
+              <w:t>#fsc} - {</w:t>
+            </w:r>
+            <w:proofErr w:type="spellStart"/>
+            <w:r>
+              <w:rPr>
+                <w:rFonts w:asciiTheme="minorHAnsi" w:hAnsiTheme="minorHAnsi" w:cstheme="minorHAnsi"/>
+                <w:b/>
+                <w:bCs/>
+                <w:sz w:val="20"/>
+                <w:szCs w:val="20"/>
+              </w:rPr>
+              <w:t>fsc</w:t>
+            </w:r>
+            <w:proofErr w:type="spellEnd"/>
+            <w:r>
+              <w:rPr>
+                <w:rFonts w:asciiTheme="minorHAnsi" w:hAnsiTheme="minorHAnsi" w:cstheme="minorHAnsi"/>
+                <w:b/>
+                <w:bCs/>
+                <w:sz w:val="20"/>
+                <w:szCs w:val="20"/>
+              </w:rPr>
+              <w:t>}{/</w:t>
+            </w:r>
+            <w:proofErr w:type="spellStart"/>
+            <w:r>
+              <w:rPr>
+                <w:rFonts w:asciiTheme="minorHAnsi" w:hAnsiTheme="minorHAnsi" w:cstheme="minorHAnsi"/>
+                <w:b/>
+                <w:bCs/>
+                <w:sz w:val="20"/>
+                <w:szCs w:val="20"/>
+              </w:rPr>
+              <w:t>fsc</w:t>
+            </w:r>
+            <w:proofErr w:type="spellEnd"/>
+            <w:r>
+              <w:rPr>
+                <w:rFonts w:asciiTheme="minorHAnsi" w:hAnsiTheme="minorHAnsi" w:cstheme="minorHAnsi"/>
+                <w:b/>
+                <w:bCs/>
+                <w:sz w:val="20"/>
+                <w:szCs w:val="20"/>
+              </w:rPr>
+              <w:t>}</w:t>
             </w:r>
           </w:p>
         </w:tc>
@@ -1725,7 +2133,43 @@
                 <w:sz w:val="18"/>
                 <w:szCs w:val="18"/>
               </w:rPr>
-              <w:t>prefixCode}\{containerFrom}{#containerTo} - {containerTo}{/containerTo}</w:t>
+              <w:t>prefixCode}\{containerFrom}{#containerTo} - {</w:t>
+            </w:r>
+            <w:proofErr w:type="spellStart"/>
+            <w:r>
+              <w:rPr>
+                <w:rFonts w:ascii="Arial" w:hAnsi="Arial" w:cs="Arial"/>
+                <w:sz w:val="18"/>
+                <w:szCs w:val="18"/>
+              </w:rPr>
+              <w:t>containerTo</w:t>
+            </w:r>
+            <w:proofErr w:type="spellEnd"/>
+            <w:r>
+              <w:rPr>
+                <w:rFonts w:ascii="Arial" w:hAnsi="Arial" w:cs="Arial"/>
+                <w:sz w:val="18"/>
+                <w:szCs w:val="18"/>
+              </w:rPr>
+              <w:t>}{/</w:t>
+            </w:r>
+            <w:proofErr w:type="spellStart"/>
+            <w:r>
+              <w:rPr>
+                <w:rFonts w:ascii="Arial" w:hAnsi="Arial" w:cs="Arial"/>
+                <w:sz w:val="18"/>
+                <w:szCs w:val="18"/>
+              </w:rPr>
+              <w:t>containerTo</w:t>
+            </w:r>
+            <w:proofErr w:type="spellEnd"/>
+            <w:r>
+              <w:rPr>
+                <w:rFonts w:ascii="Arial" w:hAnsi="Arial" w:cs="Arial"/>
+                <w:sz w:val="18"/>
+                <w:szCs w:val="18"/>
+              </w:rPr>
+              <w:t>}</w:t>
             </w:r>
           </w:p>
         </w:tc>
@@ -1751,6 +2195,7 @@
               </w:rPr>
               <w:t>{</w:t>
             </w:r>
+            <w:proofErr w:type="spellStart"/>
             <w:proofErr w:type="gramStart"/>
             <w:r>
               <w:rPr>
@@ -1758,7 +2203,16 @@
                 <w:sz w:val="18"/>
                 <w:szCs w:val="18"/>
               </w:rPr>
-              <w:t>materialGrade}</w:t>
+              <w:t>materialGrade</w:t>
+            </w:r>
+            <w:proofErr w:type="spellEnd"/>
+            <w:r>
+              <w:rPr>
+                <w:rFonts w:ascii="Arial" w:hAnsi="Arial" w:cs="Arial"/>
+                <w:sz w:val="18"/>
+                <w:szCs w:val="18"/>
+              </w:rPr>
+              <w:t>}</w:t>
             </w:r>
             <w:r>
               <w:rPr>
@@ -1777,13 +2231,23 @@
               </w:rPr>
               <w:t>{</w:t>
             </w:r>
-            <w:r>
-              <w:rPr>
-                <w:rFonts w:ascii="Arial" w:hAnsi="Arial" w:cs="Arial"/>
-                <w:sz w:val="18"/>
-                <w:szCs w:val="18"/>
-              </w:rPr>
-              <w:t>brandName}</w:t>
+            <w:proofErr w:type="spellStart"/>
+            <w:r>
+              <w:rPr>
+                <w:rFonts w:ascii="Arial" w:hAnsi="Arial" w:cs="Arial"/>
+                <w:sz w:val="18"/>
+                <w:szCs w:val="18"/>
+              </w:rPr>
+              <w:t>brandName</w:t>
+            </w:r>
+            <w:proofErr w:type="spellEnd"/>
+            <w:r>
+              <w:rPr>
+                <w:rFonts w:ascii="Arial" w:hAnsi="Arial" w:cs="Arial"/>
+                <w:sz w:val="18"/>
+                <w:szCs w:val="18"/>
+              </w:rPr>
+              <w:t>}</w:t>
             </w:r>
           </w:p>
         </w:tc>
@@ -1808,7 +2272,25 @@
                 <w:sz w:val="18"/>
                 <w:szCs w:val="18"/>
               </w:rPr>
-              <w:t>{designType}</w:t>
+              <w:t>{</w:t>
+            </w:r>
+            <w:proofErr w:type="spellStart"/>
+            <w:r>
+              <w:rPr>
+                <w:rFonts w:ascii="Arial" w:hAnsi="Arial" w:cs="Arial"/>
+                <w:sz w:val="18"/>
+                <w:szCs w:val="18"/>
+              </w:rPr>
+              <w:t>designType</w:t>
+            </w:r>
+            <w:proofErr w:type="spellEnd"/>
+            <w:r>
+              <w:rPr>
+                <w:rFonts w:ascii="Arial" w:hAnsi="Arial" w:cs="Arial"/>
+                <w:sz w:val="18"/>
+                <w:szCs w:val="18"/>
+              </w:rPr>
+              <w:t>}</w:t>
             </w:r>
           </w:p>
         </w:tc>
@@ -1832,7 +2314,25 @@
                 <w:sz w:val="18"/>
                 <w:szCs w:val="18"/>
               </w:rPr>
-              <w:t>{finishType}</w:t>
+              <w:t>{</w:t>
+            </w:r>
+            <w:proofErr w:type="spellStart"/>
+            <w:r>
+              <w:rPr>
+                <w:rFonts w:ascii="Arial" w:hAnsi="Arial" w:cs="Arial"/>
+                <w:sz w:val="18"/>
+                <w:szCs w:val="18"/>
+              </w:rPr>
+              <w:t>finishType</w:t>
+            </w:r>
+            <w:proofErr w:type="spellEnd"/>
+            <w:r>
+              <w:rPr>
+                <w:rFonts w:ascii="Arial" w:hAnsi="Arial" w:cs="Arial"/>
+                <w:sz w:val="18"/>
+                <w:szCs w:val="18"/>
+              </w:rPr>
+              <w:t>}</w:t>
             </w:r>
           </w:p>
         </w:tc>
@@ -1884,6 +2384,7 @@
               </w:rPr>
               <w:t>{</w:t>
             </w:r>
+            <w:proofErr w:type="spellStart"/>
             <w:r>
               <w:rPr>
                 <w:rFonts w:ascii="Arial" w:hAnsi="Arial" w:cs="Arial"/>
@@ -1892,6 +2393,7 @@
               </w:rPr>
               <w:t>squareMeter</w:t>
             </w:r>
+            <w:proofErr w:type="spellEnd"/>
             <w:r>
               <w:rPr>
                 <w:rFonts w:ascii="Arial" w:hAnsi="Arial" w:cs="Arial"/>
@@ -1966,7 +2468,25 @@
                 <w:sz w:val="18"/>
                 <w:szCs w:val="18"/>
               </w:rPr>
-              <w:t>/OCItems}</w:t>
+              <w:t>/</w:t>
+            </w:r>
+            <w:proofErr w:type="spellStart"/>
+            <w:r>
+              <w:rPr>
+                <w:rFonts w:ascii="Arial" w:hAnsi="Arial" w:cs="Arial"/>
+                <w:sz w:val="18"/>
+                <w:szCs w:val="18"/>
+              </w:rPr>
+              <w:t>OCItems</w:t>
+            </w:r>
+            <w:proofErr w:type="spellEnd"/>
+            <w:r>
+              <w:rPr>
+                <w:rFonts w:ascii="Arial" w:hAnsi="Arial" w:cs="Arial"/>
+                <w:sz w:val="18"/>
+                <w:szCs w:val="18"/>
+              </w:rPr>
+              <w:t>}</w:t>
             </w:r>
           </w:p>
         </w:tc>
@@ -2089,7 +2609,25 @@
                 <w:sz w:val="20"/>
                 <w:szCs w:val="20"/>
               </w:rPr>
-              <w:t>{/isSampleBox}</w:t>
+              <w:t>{/</w:t>
+            </w:r>
+            <w:proofErr w:type="spellStart"/>
+            <w:r>
+              <w:rPr>
+                <w:rFonts w:cstheme="minorHAnsi"/>
+                <w:sz w:val="20"/>
+                <w:szCs w:val="20"/>
+              </w:rPr>
+              <w:t>isSampleBox</w:t>
+            </w:r>
+            <w:proofErr w:type="spellEnd"/>
+            <w:r>
+              <w:rPr>
+                <w:rFonts w:cstheme="minorHAnsi"/>
+                <w:sz w:val="20"/>
+                <w:szCs w:val="20"/>
+              </w:rPr>
+              <w:t>}</w:t>
             </w:r>
           </w:p>
         </w:tc>
@@ -2218,7 +2756,43 @@
                 <w:sz w:val="18"/>
                 <w:szCs w:val="18"/>
               </w:rPr>
-              <w:t>{containerFrom}{#containerTo} to {containerTo} {/containerTo}</w:t>
+              <w:t>{containerFrom}{#containerTo} to {</w:t>
+            </w:r>
+            <w:proofErr w:type="spellStart"/>
+            <w:r>
+              <w:rPr>
+                <w:rFonts w:ascii="Arial" w:hAnsi="Arial" w:cs="Arial"/>
+                <w:sz w:val="18"/>
+                <w:szCs w:val="18"/>
+              </w:rPr>
+              <w:t>containerTo</w:t>
+            </w:r>
+            <w:proofErr w:type="spellEnd"/>
+            <w:r>
+              <w:rPr>
+                <w:rFonts w:ascii="Arial" w:hAnsi="Arial" w:cs="Arial"/>
+                <w:sz w:val="18"/>
+                <w:szCs w:val="18"/>
+              </w:rPr>
+              <w:t>} {/</w:t>
+            </w:r>
+            <w:proofErr w:type="spellStart"/>
+            <w:r>
+              <w:rPr>
+                <w:rFonts w:ascii="Arial" w:hAnsi="Arial" w:cs="Arial"/>
+                <w:sz w:val="18"/>
+                <w:szCs w:val="18"/>
+              </w:rPr>
+              <w:t>containerTo</w:t>
+            </w:r>
+            <w:proofErr w:type="spellEnd"/>
+            <w:r>
+              <w:rPr>
+                <w:rFonts w:ascii="Arial" w:hAnsi="Arial" w:cs="Arial"/>
+                <w:sz w:val="18"/>
+                <w:szCs w:val="18"/>
+              </w:rPr>
+              <w:t>}</w:t>
             </w:r>
           </w:p>
         </w:tc>
@@ -2245,6 +2819,7 @@
               </w:rPr>
               <w:t>{</w:t>
             </w:r>
+            <w:proofErr w:type="spellStart"/>
             <w:proofErr w:type="gramStart"/>
             <w:r>
               <w:rPr>
@@ -2252,8 +2827,54 @@
                 <w:sz w:val="18"/>
                 <w:szCs w:val="18"/>
               </w:rPr>
-              <w:t>materialGrade}  {brandName}  {designType}  {</w:t>
-            </w:r>
+              <w:t>materialGrade</w:t>
+            </w:r>
+            <w:proofErr w:type="spellEnd"/>
+            <w:r>
+              <w:rPr>
+                <w:rFonts w:ascii="Arial" w:hAnsi="Arial" w:cs="Arial"/>
+                <w:sz w:val="18"/>
+                <w:szCs w:val="18"/>
+              </w:rPr>
+              <w:t>}  {</w:t>
+            </w:r>
+            <w:proofErr w:type="spellStart"/>
+            <w:r>
+              <w:rPr>
+                <w:rFonts w:ascii="Arial" w:hAnsi="Arial" w:cs="Arial"/>
+                <w:sz w:val="18"/>
+                <w:szCs w:val="18"/>
+              </w:rPr>
+              <w:t>brandName</w:t>
+            </w:r>
+            <w:proofErr w:type="spellEnd"/>
+            <w:r>
+              <w:rPr>
+                <w:rFonts w:ascii="Arial" w:hAnsi="Arial" w:cs="Arial"/>
+                <w:sz w:val="18"/>
+                <w:szCs w:val="18"/>
+              </w:rPr>
+              <w:t>}  {</w:t>
+            </w:r>
+            <w:proofErr w:type="spellStart"/>
+            <w:r>
+              <w:rPr>
+                <w:rFonts w:ascii="Arial" w:hAnsi="Arial" w:cs="Arial"/>
+                <w:sz w:val="18"/>
+                <w:szCs w:val="18"/>
+              </w:rPr>
+              <w:t>designType</w:t>
+            </w:r>
+            <w:proofErr w:type="spellEnd"/>
+            <w:r>
+              <w:rPr>
+                <w:rFonts w:ascii="Arial" w:hAnsi="Arial" w:cs="Arial"/>
+                <w:sz w:val="18"/>
+                <w:szCs w:val="18"/>
+              </w:rPr>
+              <w:t>}  {</w:t>
+            </w:r>
+            <w:proofErr w:type="spellStart"/>
             <w:proofErr w:type="gramEnd"/>
             <w:r>
               <w:rPr>
@@ -2261,7 +2882,16 @@
                 <w:sz w:val="18"/>
                 <w:szCs w:val="18"/>
               </w:rPr>
-              <w:t>finishType}</w:t>
+              <w:t>finishType</w:t>
+            </w:r>
+            <w:proofErr w:type="spellEnd"/>
+            <w:r>
+              <w:rPr>
+                <w:rFonts w:ascii="Arial" w:hAnsi="Arial" w:cs="Arial"/>
+                <w:sz w:val="18"/>
+                <w:szCs w:val="18"/>
+              </w:rPr>
+              <w:t>}</w:t>
             </w:r>
           </w:p>
         </w:tc>
@@ -2336,7 +2966,25 @@
                 <w:sz w:val="18"/>
                 <w:szCs w:val="18"/>
               </w:rPr>
-              <w:t>{value}{/sampleBox}</w:t>
+              <w:t>{value}{/</w:t>
+            </w:r>
+            <w:proofErr w:type="spellStart"/>
+            <w:r>
+              <w:rPr>
+                <w:rFonts w:ascii="Arial" w:hAnsi="Arial" w:cs="Arial"/>
+                <w:sz w:val="18"/>
+                <w:szCs w:val="18"/>
+              </w:rPr>
+              <w:t>sampleBox</w:t>
+            </w:r>
+            <w:proofErr w:type="spellEnd"/>
+            <w:r>
+              <w:rPr>
+                <w:rFonts w:ascii="Arial" w:hAnsi="Arial" w:cs="Arial"/>
+                <w:sz w:val="18"/>
+                <w:szCs w:val="18"/>
+              </w:rPr>
+              <w:t>}</w:t>
             </w:r>
           </w:p>
         </w:tc>
@@ -2657,7 +3305,29 @@
                 <w:sz w:val="18"/>
                 <w:szCs w:val="18"/>
               </w:rPr>
-              <w:t>{totalQuantity}</w:t>
+              <w:t>{</w:t>
+            </w:r>
+            <w:proofErr w:type="spellStart"/>
+            <w:r>
+              <w:rPr>
+                <w:rFonts w:ascii="Arial" w:hAnsi="Arial" w:cs="Arial"/>
+                <w:b/>
+                <w:bCs/>
+                <w:sz w:val="18"/>
+                <w:szCs w:val="18"/>
+              </w:rPr>
+              <w:t>totalQuantity</w:t>
+            </w:r>
+            <w:proofErr w:type="spellEnd"/>
+            <w:r>
+              <w:rPr>
+                <w:rFonts w:ascii="Arial" w:hAnsi="Arial" w:cs="Arial"/>
+                <w:b/>
+                <w:bCs/>
+                <w:sz w:val="18"/>
+                <w:szCs w:val="18"/>
+              </w:rPr>
+              <w:t>}</w:t>
             </w:r>
           </w:p>
         </w:tc>
@@ -2685,6 +3355,7 @@
               </w:rPr>
               <w:t>{</w:t>
             </w:r>
+            <w:proofErr w:type="spellStart"/>
             <w:r>
               <w:rPr>
                 <w:rFonts w:ascii="Arial" w:hAnsi="Arial" w:cs="Arial"/>
@@ -2705,6 +3376,7 @@
               </w:rPr>
               <w:t>t</w:t>
             </w:r>
+            <w:proofErr w:type="spellEnd"/>
             <w:r>
               <w:rPr>
                 <w:rFonts w:ascii="Arial" w:hAnsi="Arial" w:cs="Arial"/>
@@ -2757,7 +3429,29 @@
                 <w:sz w:val="18"/>
                 <w:szCs w:val="18"/>
               </w:rPr>
-              <w:t>{totalAmount}</w:t>
+              <w:t>{</w:t>
+            </w:r>
+            <w:proofErr w:type="spellStart"/>
+            <w:r>
+              <w:rPr>
+                <w:rFonts w:ascii="Arial" w:hAnsi="Arial" w:cs="Arial"/>
+                <w:b/>
+                <w:bCs/>
+                <w:sz w:val="18"/>
+                <w:szCs w:val="18"/>
+              </w:rPr>
+              <w:t>totalAmount</w:t>
+            </w:r>
+            <w:proofErr w:type="spellEnd"/>
+            <w:r>
+              <w:rPr>
+                <w:rFonts w:ascii="Arial" w:hAnsi="Arial" w:cs="Arial"/>
+                <w:b/>
+                <w:bCs/>
+                <w:sz w:val="18"/>
+                <w:szCs w:val="18"/>
+              </w:rPr>
+              <w:t>}</w:t>
             </w:r>
           </w:p>
         </w:tc>
@@ -2991,6 +3685,16 @@
               </w:rPr>
               <w:t>Addition</w:t>
             </w:r>
+            <w:r>
+              <w:rPr>
+                <w:rFonts w:ascii="Arial" w:hAnsi="Arial" w:cs="Arial"/>
+                <w:b/>
+                <w:bCs/>
+                <w:sz w:val="18"/>
+                <w:szCs w:val="18"/>
+              </w:rPr>
+              <w:t xml:space="preserve"> – Sea Freight</w:t>
+            </w:r>
           </w:p>
         </w:tc>
         <w:tc>
@@ -3007,6 +3711,14 @@
                 <w:szCs w:val="18"/>
               </w:rPr>
             </w:pPr>
+            <w:r>
+              <w:rPr>
+                <w:rFonts w:ascii="Arial" w:hAnsi="Arial" w:cs="Arial"/>
+                <w:sz w:val="18"/>
+                <w:szCs w:val="18"/>
+              </w:rPr>
+              <w:t>Charges</w:t>
+            </w:r>
           </w:p>
         </w:tc>
         <w:tc>
@@ -3031,7 +3743,25 @@
                 <w:sz w:val="18"/>
                 <w:szCs w:val="18"/>
               </w:rPr>
-              <w:t>{totalAddition}</w:t>
+              <w:t>{</w:t>
+            </w:r>
+            <w:proofErr w:type="spellStart"/>
+            <w:r>
+              <w:rPr>
+                <w:rFonts w:ascii="Arial" w:hAnsi="Arial" w:cs="Arial"/>
+                <w:sz w:val="18"/>
+                <w:szCs w:val="18"/>
+              </w:rPr>
+              <w:t>totalAddition</w:t>
+            </w:r>
+            <w:proofErr w:type="spellEnd"/>
+            <w:r>
+              <w:rPr>
+                <w:rFonts w:ascii="Arial" w:hAnsi="Arial" w:cs="Arial"/>
+                <w:sz w:val="18"/>
+                <w:szCs w:val="18"/>
+              </w:rPr>
+              <w:t>}</w:t>
             </w:r>
           </w:p>
         </w:tc>
@@ -3169,7 +3899,25 @@
                 <w:sz w:val="18"/>
                 <w:szCs w:val="18"/>
               </w:rPr>
-              <w:t>{totalDiscount}</w:t>
+              <w:t>{</w:t>
+            </w:r>
+            <w:proofErr w:type="spellStart"/>
+            <w:r>
+              <w:rPr>
+                <w:rFonts w:ascii="Arial" w:hAnsi="Arial" w:cs="Arial"/>
+                <w:sz w:val="18"/>
+                <w:szCs w:val="18"/>
+              </w:rPr>
+              <w:t>totalDiscount</w:t>
+            </w:r>
+            <w:proofErr w:type="spellEnd"/>
+            <w:r>
+              <w:rPr>
+                <w:rFonts w:ascii="Arial" w:hAnsi="Arial" w:cs="Arial"/>
+                <w:sz w:val="18"/>
+                <w:szCs w:val="18"/>
+              </w:rPr>
+              <w:t>}</w:t>
             </w:r>
           </w:p>
         </w:tc>
@@ -3372,6 +4120,7 @@
               </w:rPr>
               <w:t>Total {</w:t>
             </w:r>
+            <w:proofErr w:type="spellStart"/>
             <w:r>
               <w:rPr>
                 <w:rFonts w:ascii="Arial" w:hAnsi="Arial" w:cs="Arial"/>
@@ -3383,6 +4132,7 @@
               </w:rPr>
               <w:t>deliveryTerms</w:t>
             </w:r>
+            <w:proofErr w:type="spellEnd"/>
             <w:r>
               <w:rPr>
                 <w:rFonts w:ascii="Arial" w:hAnsi="Arial" w:cs="Arial"/>
@@ -3403,6 +4153,7 @@
               </w:rPr>
               <w:t xml:space="preserve"> {</w:t>
             </w:r>
+            <w:proofErr w:type="spellStart"/>
             <w:proofErr w:type="gramStart"/>
             <w:r>
               <w:rPr>
@@ -3415,6 +4166,7 @@
               </w:rPr>
               <w:t>dischargeTerms</w:t>
             </w:r>
+            <w:proofErr w:type="spellEnd"/>
             <w:r>
               <w:rPr>
                 <w:rFonts w:ascii="Arial" w:hAnsi="Arial" w:cs="Arial"/>
@@ -3451,6 +4203,7 @@
               </w:rPr>
               <w:t>{</w:t>
             </w:r>
+            <w:proofErr w:type="spellStart"/>
             <w:proofErr w:type="gramEnd"/>
             <w:r>
               <w:rPr>
@@ -3460,7 +4213,18 @@
                 <w:sz w:val="18"/>
                 <w:szCs w:val="18"/>
               </w:rPr>
-              <w:t>currencyChar}</w:t>
+              <w:t>currencyChar</w:t>
+            </w:r>
+            <w:proofErr w:type="spellEnd"/>
+            <w:r>
+              <w:rPr>
+                <w:rFonts w:ascii="Arial" w:hAnsi="Arial" w:cs="Arial"/>
+                <w:b/>
+                <w:bCs/>
+                <w:sz w:val="18"/>
+                <w:szCs w:val="18"/>
+              </w:rPr>
+              <w:t>}</w:t>
             </w:r>
             <w:r>
               <w:rPr>
@@ -3480,7 +4244,29 @@
                 <w:sz w:val="18"/>
                 <w:szCs w:val="18"/>
               </w:rPr>
-              <w:t>{netAmountWords} Only</w:t>
+              <w:t>{</w:t>
+            </w:r>
+            <w:proofErr w:type="spellStart"/>
+            <w:r>
+              <w:rPr>
+                <w:rFonts w:ascii="Arial" w:hAnsi="Arial" w:cs="Arial"/>
+                <w:b/>
+                <w:bCs/>
+                <w:sz w:val="18"/>
+                <w:szCs w:val="18"/>
+              </w:rPr>
+              <w:t>netAmountWords</w:t>
+            </w:r>
+            <w:proofErr w:type="spellEnd"/>
+            <w:r>
+              <w:rPr>
+                <w:rFonts w:ascii="Arial" w:hAnsi="Arial" w:cs="Arial"/>
+                <w:b/>
+                <w:bCs/>
+                <w:sz w:val="18"/>
+                <w:szCs w:val="18"/>
+              </w:rPr>
+              <w:t>} Only</w:t>
             </w:r>
           </w:p>
         </w:tc>
@@ -3521,7 +4307,25 @@
                 <w:sz w:val="18"/>
                 <w:szCs w:val="18"/>
               </w:rPr>
-              <w:t>{netAmount}</w:t>
+              <w:t>{</w:t>
+            </w:r>
+            <w:proofErr w:type="spellStart"/>
+            <w:r>
+              <w:rPr>
+                <w:rFonts w:ascii="Arial" w:hAnsi="Arial" w:cs="Arial"/>
+                <w:sz w:val="18"/>
+                <w:szCs w:val="18"/>
+              </w:rPr>
+              <w:t>netAmount</w:t>
+            </w:r>
+            <w:proofErr w:type="spellEnd"/>
+            <w:r>
+              <w:rPr>
+                <w:rFonts w:ascii="Arial" w:hAnsi="Arial" w:cs="Arial"/>
+                <w:sz w:val="18"/>
+                <w:szCs w:val="18"/>
+              </w:rPr>
+              <w:t>}</w:t>
             </w:r>
           </w:p>
         </w:tc>
@@ -3610,6 +4414,7 @@
               </w:rPr>
               <w:t>{</w:t>
             </w:r>
+            <w:proofErr w:type="spellStart"/>
             <w:r>
               <w:rPr>
                 <w:rFonts w:ascii="Arial" w:hAnsi="Arial" w:cs="Arial"/>
@@ -3619,6 +4424,7 @@
               </w:rPr>
               <w:t>deliveryDetails</w:t>
             </w:r>
+            <w:proofErr w:type="spellEnd"/>
             <w:r>
               <w:rPr>
                 <w:rFonts w:ascii="Arial" w:hAnsi="Arial" w:cs="Arial"/>
@@ -3712,7 +4518,25 @@
                 <w:sz w:val="18"/>
                 <w:szCs w:val="18"/>
               </w:rPr>
-              <w:t xml:space="preserve">{bNameOC} </w:t>
+              <w:t>{</w:t>
+            </w:r>
+            <w:proofErr w:type="spellStart"/>
+            <w:r>
+              <w:rPr>
+                <w:rFonts w:ascii="Arial" w:hAnsi="Arial" w:cs="Arial"/>
+                <w:sz w:val="18"/>
+                <w:szCs w:val="18"/>
+              </w:rPr>
+              <w:t>bNameOC</w:t>
+            </w:r>
+            <w:proofErr w:type="spellEnd"/>
+            <w:r>
+              <w:rPr>
+                <w:rFonts w:ascii="Arial" w:hAnsi="Arial" w:cs="Arial"/>
+                <w:sz w:val="18"/>
+                <w:szCs w:val="18"/>
+              </w:rPr>
+              <w:t xml:space="preserve">} </w:t>
             </w:r>
           </w:p>
           <w:p>
@@ -3780,7 +4604,25 @@
                 <w:sz w:val="18"/>
                 <w:szCs w:val="18"/>
               </w:rPr>
-              <w:t>{/bBranchOC}</w:t>
+              <w:t>{/</w:t>
+            </w:r>
+            <w:proofErr w:type="spellStart"/>
+            <w:r>
+              <w:rPr>
+                <w:rFonts w:ascii="Arial" w:hAnsi="Arial" w:cs="Arial"/>
+                <w:sz w:val="18"/>
+                <w:szCs w:val="18"/>
+              </w:rPr>
+              <w:t>bBranchOC</w:t>
+            </w:r>
+            <w:proofErr w:type="spellEnd"/>
+            <w:r>
+              <w:rPr>
+                <w:rFonts w:ascii="Arial" w:hAnsi="Arial" w:cs="Arial"/>
+                <w:sz w:val="18"/>
+                <w:szCs w:val="18"/>
+              </w:rPr>
+              <w:t>}</w:t>
             </w:r>
           </w:p>
           <w:p>
@@ -3798,7 +4640,43 @@
                 <w:sz w:val="18"/>
                 <w:szCs w:val="18"/>
               </w:rPr>
-              <w:t>{bAddressOC}{bCityOC}</w:t>
+              <w:t>{</w:t>
+            </w:r>
+            <w:proofErr w:type="spellStart"/>
+            <w:r>
+              <w:rPr>
+                <w:rFonts w:ascii="Arial" w:hAnsi="Arial" w:cs="Arial"/>
+                <w:sz w:val="18"/>
+                <w:szCs w:val="18"/>
+              </w:rPr>
+              <w:t>bAddressOC</w:t>
+            </w:r>
+            <w:proofErr w:type="spellEnd"/>
+            <w:r>
+              <w:rPr>
+                <w:rFonts w:ascii="Arial" w:hAnsi="Arial" w:cs="Arial"/>
+                <w:sz w:val="18"/>
+                <w:szCs w:val="18"/>
+              </w:rPr>
+              <w:t>}{</w:t>
+            </w:r>
+            <w:proofErr w:type="spellStart"/>
+            <w:r>
+              <w:rPr>
+                <w:rFonts w:ascii="Arial" w:hAnsi="Arial" w:cs="Arial"/>
+                <w:sz w:val="18"/>
+                <w:szCs w:val="18"/>
+              </w:rPr>
+              <w:t>bCityOC</w:t>
+            </w:r>
+            <w:proofErr w:type="spellEnd"/>
+            <w:r>
+              <w:rPr>
+                <w:rFonts w:ascii="Arial" w:hAnsi="Arial" w:cs="Arial"/>
+                <w:sz w:val="18"/>
+                <w:szCs w:val="18"/>
+              </w:rPr>
+              <w:t>}</w:t>
             </w:r>
           </w:p>
           <w:p>
@@ -3824,15 +4702,51 @@
                 <w:sz w:val="18"/>
                 <w:szCs w:val="18"/>
               </w:rPr>
-              <w:t>SWIFT – {swiftNumberOC}</w:t>
-            </w:r>
-            <w:r>
-              <w:rPr>
-                <w:rFonts w:ascii="Arial" w:hAnsi="Arial" w:cs="Arial"/>
-                <w:sz w:val="18"/>
-                <w:szCs w:val="18"/>
-              </w:rPr>
-              <w:t>{/swiftNumberOC}</w:t>
+              <w:t>SWIFT – {</w:t>
+            </w:r>
+            <w:proofErr w:type="spellStart"/>
+            <w:r>
+              <w:rPr>
+                <w:rFonts w:ascii="Arial" w:hAnsi="Arial" w:cs="Arial"/>
+                <w:sz w:val="18"/>
+                <w:szCs w:val="18"/>
+              </w:rPr>
+              <w:t>swiftNumberOC</w:t>
+            </w:r>
+            <w:proofErr w:type="spellEnd"/>
+            <w:r>
+              <w:rPr>
+                <w:rFonts w:ascii="Arial" w:hAnsi="Arial" w:cs="Arial"/>
+                <w:sz w:val="18"/>
+                <w:szCs w:val="18"/>
+              </w:rPr>
+              <w:t>}</w:t>
+            </w:r>
+            <w:r>
+              <w:rPr>
+                <w:rFonts w:ascii="Arial" w:hAnsi="Arial" w:cs="Arial"/>
+                <w:sz w:val="18"/>
+                <w:szCs w:val="18"/>
+              </w:rPr>
+              <w:t>{/</w:t>
+            </w:r>
+            <w:proofErr w:type="spellStart"/>
+            <w:r>
+              <w:rPr>
+                <w:rFonts w:ascii="Arial" w:hAnsi="Arial" w:cs="Arial"/>
+                <w:sz w:val="18"/>
+                <w:szCs w:val="18"/>
+              </w:rPr>
+              <w:t>swiftNumberOC</w:t>
+            </w:r>
+            <w:proofErr w:type="spellEnd"/>
+            <w:r>
+              <w:rPr>
+                <w:rFonts w:ascii="Arial" w:hAnsi="Arial" w:cs="Arial"/>
+                <w:sz w:val="18"/>
+                <w:szCs w:val="18"/>
+              </w:rPr>
+              <w:t>}</w:t>
             </w:r>
           </w:p>
         </w:tc>
@@ -3888,8 +4802,19 @@
                 <w:szCs w:val="18"/>
                 <w:lang w:val="en-IN"/>
               </w:rPr>
-              <w:t>{shippingDetails</w:t>
-            </w:r>
+              <w:t>{</w:t>
+            </w:r>
+            <w:proofErr w:type="spellStart"/>
+            <w:r>
+              <w:rPr>
+                <w:rFonts w:ascii="Arial" w:hAnsi="Arial" w:cs="Arial"/>
+                <w:sz w:val="18"/>
+                <w:szCs w:val="18"/>
+                <w:lang w:val="en-IN"/>
+              </w:rPr>
+              <w:t>shippingDetails</w:t>
+            </w:r>
+            <w:proofErr w:type="spellEnd"/>
             <w:r>
               <w:rPr>
                 <w:rFonts w:ascii="Arial" w:hAnsi="Arial" w:cs="Arial"/>
@@ -4006,6 +4931,7 @@
               </w:rPr>
               <w:t>{</w:t>
             </w:r>
+            <w:proofErr w:type="spellStart"/>
             <w:r>
               <w:rPr>
                 <w:rFonts w:ascii="Arial" w:hAnsi="Arial" w:cs="Arial"/>
@@ -4013,7 +4939,17 @@
                 <w:szCs w:val="18"/>
                 <w:lang w:val="en-IN"/>
               </w:rPr>
-              <w:t>paymentTerms}</w:t>
+              <w:t>paymentTerms</w:t>
+            </w:r>
+            <w:proofErr w:type="spellEnd"/>
+            <w:r>
+              <w:rPr>
+                <w:rFonts w:ascii="Arial" w:hAnsi="Arial" w:cs="Arial"/>
+                <w:sz w:val="18"/>
+                <w:szCs w:val="18"/>
+                <w:lang w:val="en-IN"/>
+              </w:rPr>
+              <w:t>}</w:t>
             </w:r>
           </w:p>
         </w:tc>
@@ -4248,7 +5184,25 @@
                 <w:sz w:val="18"/>
                 <w:szCs w:val="18"/>
               </w:rPr>
-              <w:t>{.}{/invoiceInstructions}</w:t>
+              <w:t>{.}{/</w:t>
+            </w:r>
+            <w:proofErr w:type="spellStart"/>
+            <w:r>
+              <w:rPr>
+                <w:rFonts w:asciiTheme="minorHAnsi" w:hAnsiTheme="minorHAnsi" w:cstheme="minorHAnsi"/>
+                <w:sz w:val="18"/>
+                <w:szCs w:val="18"/>
+              </w:rPr>
+              <w:t>invoiceInstructions</w:t>
+            </w:r>
+            <w:proofErr w:type="spellEnd"/>
+            <w:r>
+              <w:rPr>
+                <w:rFonts w:asciiTheme="minorHAnsi" w:hAnsiTheme="minorHAnsi" w:cstheme="minorHAnsi"/>
+                <w:sz w:val="18"/>
+                <w:szCs w:val="18"/>
+              </w:rPr>
+              <w:t>}</w:t>
             </w:r>
           </w:p>
         </w:tc>
@@ -4370,8 +5324,13 @@
       <w:t xml:space="preserve">                                     </w:t>
     </w:r>
     <w:r>
-      <w:t>{signPerson</w:t>
-    </w:r>
+      <w:t>{</w:t>
+    </w:r>
+    <w:proofErr w:type="spellStart"/>
+    <w:r>
+      <w:t>signPerson</w:t>
+    </w:r>
+    <w:proofErr w:type="spellEnd"/>
     <w:r>
       <w:t>}</w:t>
     </w:r>
@@ -4389,12 +5348,14 @@
       </w:rPr>
       <w:t>/</w:t>
     </w:r>
+    <w:proofErr w:type="spellStart"/>
     <w:r>
       <w:rPr>
         <w:lang w:val="en-IN"/>
       </w:rPr>
       <w:t>companyData</w:t>
     </w:r>
+    <w:proofErr w:type="spellEnd"/>
     <w:r>
       <w:rPr>
         <w:lang w:val="en-IN"/>
@@ -4476,6 +5437,7 @@
       </w:rPr>
       <w:t>{</w:t>
     </w:r>
+    <w:proofErr w:type="spellStart"/>
     <w:proofErr w:type="gramEnd"/>
     <w:r>
       <w:rPr>
@@ -4488,6 +5450,7 @@
       </w:rPr>
       <w:t>companyName</w:t>
     </w:r>
+    <w:proofErr w:type="spellEnd"/>
     <w:r>
       <w:rPr>
         <w:rFonts w:ascii="Arial" w:hAnsi="Arial" w:cs="Arial"/>
@@ -4574,6 +5537,7 @@
       </w:rPr>
       <w:t>{</w:t>
     </w:r>
+    <w:proofErr w:type="spellStart"/>
     <w:proofErr w:type="gramEnd"/>
     <w:r>
       <w:rPr>
@@ -4583,6 +5547,7 @@
       </w:rPr>
       <w:t>companyCity</w:t>
     </w:r>
+    <w:proofErr w:type="spellEnd"/>
     <w:r>
       <w:rPr>
         <w:rFonts w:ascii="Arial" w:hAnsi="Arial" w:cs="Arial"/>
@@ -4591,6 +5556,7 @@
       </w:rPr>
       <w:t>}-{</w:t>
     </w:r>
+    <w:proofErr w:type="spellStart"/>
     <w:r>
       <w:rPr>
         <w:rFonts w:ascii="Arial" w:hAnsi="Arial" w:cs="Arial"/>
@@ -4599,6 +5565,7 @@
       </w:rPr>
       <w:t>companyPostalCode</w:t>
     </w:r>
+    <w:proofErr w:type="spellEnd"/>
     <w:r>
       <w:rPr>
         <w:rFonts w:ascii="Arial" w:hAnsi="Arial" w:cs="Arial"/>
@@ -5159,12 +6126,14 @@
       </w:rPr>
       <w:t>{/</w:t>
     </w:r>
+    <w:proofErr w:type="spellStart"/>
     <w:r>
       <w:rPr>
         <w:lang w:val="en-IN"/>
       </w:rPr>
       <w:t>companyData</w:t>
     </w:r>
+    <w:proofErr w:type="spellEnd"/>
     <w:r>
       <w:rPr>
         <w:lang w:val="en-IN"/>

--- a/electron/database/generate-document/templates/order-confirmation-sq-mt.docx
+++ b/electron/database/generate-document/templates/order-confirmation-sq-mt.docx
@@ -1,6 +1,6 @@
 
 <file path=word/document.xml><?xml version="1.0" encoding="utf-8"?>
-<w:document xmlns:wpc="http://schemas.microsoft.com/office/word/2010/wordprocessingCanvas" xmlns:cx="http://schemas.microsoft.com/office/drawing/2014/chartex" xmlns:cx1="http://schemas.microsoft.com/office/drawing/2015/9/8/chartex" xmlns:cx2="http://schemas.microsoft.com/office/drawing/2015/10/21/chartex" xmlns:cx3="http://schemas.microsoft.com/office/drawing/2016/5/9/chartex" xmlns:cx4="http://schemas.microsoft.com/office/drawing/2016/5/10/chartex" xmlns:cx5="http://schemas.microsoft.com/office/drawing/2016/5/11/chartex" xmlns:cx6="http://schemas.microsoft.com/office/drawing/2016/5/12/chartex" xmlns:cx7="http://schemas.microsoft.com/office/drawing/2016/5/13/chartex" xmlns:cx8="http://schemas.microsoft.com/office/drawing/2016/5/14/chartex" xmlns:mc="http://schemas.openxmlformats.org/markup-compatibility/2006" xmlns:aink="http://schemas.microsoft.com/office/drawing/2016/ink" xmlns:am3d="http://schemas.microsoft.com/office/drawing/2017/model3d" xmlns:o="urn:schemas-microsoft-com:office:office" xmlns:oel="http://schemas.microsoft.com/office/2019/extlst" xmlns:r="http://schemas.openxmlformats.org/officeDocument/2006/relationships" xmlns:m="http://schemas.openxmlformats.org/officeDocument/2006/math" xmlns:v="urn:schemas-microsoft-com:vml" xmlns:wp14="http://schemas.microsoft.com/office/word/2010/wordprocessingDrawing" xmlns:wp="http://schemas.openxmlformats.org/drawingml/2006/wordprocessingDrawing" xmlns:w10="urn:schemas-microsoft-com:office:word" xmlns:w="http://schemas.openxmlformats.org/wordprocessingml/2006/main" xmlns:w14="http://schemas.microsoft.com/office/word/2010/wordml" xmlns:w15="http://schemas.microsoft.com/office/word/2012/wordml" xmlns:w16cex="http://schemas.microsoft.com/office/word/2018/wordml/cex" xmlns:w16cid="http://schemas.microsoft.com/office/word/2016/wordml/cid" xmlns:w16="http://schemas.microsoft.com/office/word/2018/wordml" xmlns:w16du="http://schemas.microsoft.com/office/word/2023/wordml/word16du" xmlns:w16sdtdh="http://schemas.microsoft.com/office/word/2020/wordml/sdtdatahash" xmlns:w16sdtfl="http://schemas.microsoft.com/office/word/2024/wordml/sdtformatlock" xmlns:w16se="http://schemas.microsoft.com/office/word/2015/wordml/symex" xmlns:wpg="http://schemas.microsoft.com/office/word/2010/wordprocessingGroup" xmlns:wpi="http://schemas.microsoft.com/office/word/2010/wordprocessingInk" xmlns:wne="http://schemas.microsoft.com/office/word/2006/wordml" xmlns:wps="http://schemas.microsoft.com/office/word/2010/wordprocessingShape" mc:Ignorable="w14 w15 w16se w16cid w16 w16cex w16sdtdh w16sdtfl w16du wp14">
+<w:document xmlns:wpc="http://schemas.microsoft.com/office/word/2010/wordprocessingCanvas" xmlns:cx="http://schemas.microsoft.com/office/drawing/2014/chartex" xmlns:cx1="http://schemas.microsoft.com/office/drawing/2015/9/8/chartex" xmlns:cx2="http://schemas.microsoft.com/office/drawing/2015/10/21/chartex" xmlns:cx3="http://schemas.microsoft.com/office/drawing/2016/5/9/chartex" xmlns:cx4="http://schemas.microsoft.com/office/drawing/2016/5/10/chartex" xmlns:cx5="http://schemas.microsoft.com/office/drawing/2016/5/11/chartex" xmlns:cx6="http://schemas.microsoft.com/office/drawing/2016/5/12/chartex" xmlns:cx7="http://schemas.microsoft.com/office/drawing/2016/5/13/chartex" xmlns:cx8="http://schemas.microsoft.com/office/drawing/2016/5/14/chartex" xmlns:mc="http://schemas.openxmlformats.org/markup-compatibility/2006" xmlns:aink="http://schemas.microsoft.com/office/drawing/2016/ink" xmlns:am3d="http://schemas.microsoft.com/office/drawing/2017/model3d" xmlns:o="urn:schemas-microsoft-com:office:office" xmlns:r="http://schemas.openxmlformats.org/officeDocument/2006/relationships" xmlns:m="http://schemas.openxmlformats.org/officeDocument/2006/math" xmlns:v="urn:schemas-microsoft-com:vml" xmlns:wp14="http://schemas.microsoft.com/office/word/2010/wordprocessingDrawing" xmlns:wp="http://schemas.openxmlformats.org/drawingml/2006/wordprocessingDrawing" xmlns:w10="urn:schemas-microsoft-com:office:word" xmlns:w="http://schemas.openxmlformats.org/wordprocessingml/2006/main" xmlns:w14="http://schemas.microsoft.com/office/word/2010/wordml" xmlns:w15="http://schemas.microsoft.com/office/word/2012/wordml" xmlns:w16cid="http://schemas.microsoft.com/office/word/2016/wordml/cid" xmlns:w16se="http://schemas.microsoft.com/office/word/2015/wordml/symex" xmlns:wpg="http://schemas.microsoft.com/office/word/2010/wordprocessingGroup" xmlns:wpi="http://schemas.microsoft.com/office/word/2010/wordprocessingInk" xmlns:wne="http://schemas.microsoft.com/office/word/2006/wordml" xmlns:wps="http://schemas.microsoft.com/office/word/2010/wordprocessingShape" mc:Ignorable="w14 w15 w16se w16cid wp14">
   <w:body>
     <w:tbl>
       <w:tblPr>
@@ -476,28 +476,6 @@
               </w:rPr>
               <w:t>{#</w:t>
             </w:r>
-            <w:proofErr w:type="gramStart"/>
-            <w:r>
-              <w:rPr>
-                <w:rFonts w:asciiTheme="minorHAnsi" w:hAnsiTheme="minorHAnsi" w:cstheme="minorHAnsi"/>
-                <w:b/>
-                <w:bCs/>
-                <w:sz w:val="20"/>
-                <w:szCs w:val="20"/>
-              </w:rPr>
-              <w:t>isUK}Proforma</w:t>
-            </w:r>
-            <w:proofErr w:type="gramEnd"/>
-            <w:r>
-              <w:rPr>
-                <w:rFonts w:asciiTheme="minorHAnsi" w:hAnsiTheme="minorHAnsi" w:cstheme="minorHAnsi"/>
-                <w:b/>
-                <w:bCs/>
-                <w:sz w:val="20"/>
-                <w:szCs w:val="20"/>
-              </w:rPr>
-              <w:t xml:space="preserve"> Invoice{/</w:t>
-            </w:r>
             <w:proofErr w:type="spellStart"/>
             <w:proofErr w:type="gramStart"/>
             <w:r>
@@ -519,7 +497,7 @@
                 <w:sz w:val="20"/>
                 <w:szCs w:val="20"/>
               </w:rPr>
-              <w:t>}{</w:t>
+              <w:t>}Proforma</w:t>
             </w:r>
             <w:proofErr w:type="gramEnd"/>
             <w:r>
@@ -530,29 +508,7 @@
                 <w:sz w:val="20"/>
                 <w:szCs w:val="20"/>
               </w:rPr>
-              <w:t>#</w:t>
-            </w:r>
-            <w:proofErr w:type="gramStart"/>
-            <w:r>
-              <w:rPr>
-                <w:rFonts w:asciiTheme="minorHAnsi" w:hAnsiTheme="minorHAnsi" w:cstheme="minorHAnsi"/>
-                <w:b/>
-                <w:bCs/>
-                <w:sz w:val="20"/>
-                <w:szCs w:val="20"/>
-              </w:rPr>
-              <w:t>isGen}Order</w:t>
-            </w:r>
-            <w:proofErr w:type="gramEnd"/>
-            <w:r>
-              <w:rPr>
-                <w:rFonts w:asciiTheme="minorHAnsi" w:hAnsiTheme="minorHAnsi" w:cstheme="minorHAnsi"/>
-                <w:b/>
-                <w:bCs/>
-                <w:sz w:val="20"/>
-                <w:szCs w:val="20"/>
-              </w:rPr>
-              <w:t xml:space="preserve"> Confirmation{/</w:t>
+              <w:t xml:space="preserve"> Invoice{/</w:t>
             </w:r>
             <w:proofErr w:type="spellStart"/>
             <w:r>
@@ -563,30 +519,62 @@
                 <w:sz w:val="20"/>
                 <w:szCs w:val="20"/>
               </w:rPr>
+              <w:t>isUK</w:t>
+            </w:r>
+            <w:proofErr w:type="spellEnd"/>
+            <w:r>
+              <w:rPr>
+                <w:rFonts w:asciiTheme="minorHAnsi" w:hAnsiTheme="minorHAnsi" w:cstheme="minorHAnsi"/>
+                <w:b/>
+                <w:bCs/>
+                <w:sz w:val="20"/>
+                <w:szCs w:val="20"/>
+              </w:rPr>
+              <w:t>}{#</w:t>
+            </w:r>
+            <w:proofErr w:type="spellStart"/>
+            <w:r>
+              <w:rPr>
+                <w:rFonts w:asciiTheme="minorHAnsi" w:hAnsiTheme="minorHAnsi" w:cstheme="minorHAnsi"/>
+                <w:b/>
+                <w:bCs/>
+                <w:sz w:val="20"/>
+                <w:szCs w:val="20"/>
+              </w:rPr>
               <w:t>isGen</w:t>
             </w:r>
             <w:proofErr w:type="spellEnd"/>
-            <w:proofErr w:type="gramStart"/>
-            <w:r>
-              <w:rPr>
-                <w:rFonts w:asciiTheme="minorHAnsi" w:hAnsiTheme="minorHAnsi" w:cstheme="minorHAnsi"/>
-                <w:b/>
-                <w:bCs/>
-                <w:sz w:val="20"/>
-                <w:szCs w:val="20"/>
-              </w:rPr>
-              <w:t>} :</w:t>
-            </w:r>
-            <w:proofErr w:type="gramEnd"/>
-            <w:r>
-              <w:rPr>
-                <w:rFonts w:asciiTheme="minorHAnsi" w:hAnsiTheme="minorHAnsi" w:cstheme="minorHAnsi"/>
-                <w:b/>
-                <w:bCs/>
-                <w:sz w:val="20"/>
-                <w:szCs w:val="20"/>
-              </w:rPr>
-              <w:t xml:space="preserve"> </w:t>
+            <w:r>
+              <w:rPr>
+                <w:rFonts w:asciiTheme="minorHAnsi" w:hAnsiTheme="minorHAnsi" w:cstheme="minorHAnsi"/>
+                <w:b/>
+                <w:bCs/>
+                <w:sz w:val="20"/>
+                <w:szCs w:val="20"/>
+              </w:rPr>
+              <w:t>}Order Confirmation{/</w:t>
+            </w:r>
+            <w:proofErr w:type="spellStart"/>
+            <w:r>
+              <w:rPr>
+                <w:rFonts w:asciiTheme="minorHAnsi" w:hAnsiTheme="minorHAnsi" w:cstheme="minorHAnsi"/>
+                <w:b/>
+                <w:bCs/>
+                <w:sz w:val="20"/>
+                <w:szCs w:val="20"/>
+              </w:rPr>
+              <w:t>isGen</w:t>
+            </w:r>
+            <w:proofErr w:type="spellEnd"/>
+            <w:r>
+              <w:rPr>
+                <w:rFonts w:asciiTheme="minorHAnsi" w:hAnsiTheme="minorHAnsi" w:cstheme="minorHAnsi"/>
+                <w:b/>
+                <w:bCs/>
+                <w:sz w:val="20"/>
+                <w:szCs w:val="20"/>
+              </w:rPr>
+              <w:t xml:space="preserve">} : </w:t>
             </w:r>
             <w:r>
               <w:rPr>
@@ -697,7 +685,7 @@
                     </wp:anchor>
                   </w:drawing>
                 </mc:Choice>
-                <mc:Fallback>
+                <mc:Fallback xmlns:w16sdtfl="http://schemas.microsoft.com/office/word/2024/wordml/sdtformatlock" xmlns:w16sdtdh="http://schemas.microsoft.com/office/word/2020/wordml/sdtdatahash" xmlns:w16du="http://schemas.microsoft.com/office/word/2023/wordml/word16du" xmlns:w16="http://schemas.microsoft.com/office/word/2018/wordml" xmlns:w16cex="http://schemas.microsoft.com/office/word/2018/wordml/cex" xmlns:oel="http://schemas.microsoft.com/office/2019/extlst">
                   <w:pict>
                     <v:shapetype w14:anchorId="4B12F047" id="_x0000_t32" coordsize="21600,21600" o:spt="32" o:oned="t" path="m,l21600,21600e" filled="f">
                       <v:path arrowok="t" fillok="f" o:connecttype="none"/>
@@ -775,7 +763,7 @@
                     </wp:anchor>
                   </w:drawing>
                 </mc:Choice>
-                <mc:Fallback>
+                <mc:Fallback xmlns:w16sdtfl="http://schemas.microsoft.com/office/word/2024/wordml/sdtformatlock" xmlns:w16sdtdh="http://schemas.microsoft.com/office/word/2020/wordml/sdtdatahash" xmlns:w16du="http://schemas.microsoft.com/office/word/2023/wordml/word16du" xmlns:w16="http://schemas.microsoft.com/office/word/2018/wordml" xmlns:w16cex="http://schemas.microsoft.com/office/word/2018/wordml/cex" xmlns:oel="http://schemas.microsoft.com/office/2019/extlst">
                   <w:pict>
                     <v:shape w14:anchorId="0CB985A2" id="AutoShape 4" o:spid="_x0000_s1026" type="#_x0000_t32" style="position:absolute;margin-left:-.1pt;margin-top:19.9pt;width:180.6pt;height:0;z-index:251660288;visibility:visible;mso-wrap-style:square;mso-width-percent:0;mso-height-percent:0;mso-wrap-distance-left:9pt;mso-wrap-distance-top:0;mso-wrap-distance-right:9pt;mso-wrap-distance-bottom:0;mso-position-horizontal:absolute;mso-position-horizontal-relative:text;mso-position-vertical:absolute;mso-position-vertical-relative:text;mso-width-percent:0;mso-height-percent:0;mso-width-relative:page;mso-height-relative:page" o:gfxdata="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"/>
                   </w:pict>
@@ -881,29 +869,82 @@
               <w:ind w:right="227"/>
               <w:rPr>
                 <w:rFonts w:asciiTheme="minorHAnsi" w:hAnsiTheme="minorHAnsi" w:cstheme="minorHAnsi"/>
-                <w:sz w:val="20"/>
-                <w:szCs w:val="20"/>
-              </w:rPr>
-            </w:pPr>
-            <w:r>
-              <w:rPr>
-                <w:rFonts w:asciiTheme="minorHAnsi" w:hAnsiTheme="minorHAnsi" w:cstheme="minorHAnsi"/>
-                <w:b/>
-                <w:bCs/>
-                <w:sz w:val="20"/>
-                <w:szCs w:val="20"/>
-              </w:rPr>
-              <w:t>Buyer</w:t>
-            </w:r>
-            <w:r>
-              <w:rPr>
-                <w:rFonts w:asciiTheme="minorHAnsi" w:hAnsiTheme="minorHAnsi" w:cstheme="minorHAnsi"/>
-                <w:sz w:val="20"/>
-                <w:szCs w:val="20"/>
-              </w:rPr>
-              <w:t>,</w:t>
-            </w:r>
-          </w:p>
+                <w:b/>
+                <w:bCs/>
+                <w:sz w:val="20"/>
+                <w:szCs w:val="20"/>
+              </w:rPr>
+            </w:pPr>
+            <w:bookmarkStart w:id="0" w:name="_GoBack"/>
+            <w:r>
+              <w:rPr>
+                <w:rFonts w:asciiTheme="minorHAnsi" w:hAnsiTheme="minorHAnsi" w:cstheme="minorHAnsi"/>
+                <w:b/>
+                <w:bCs/>
+                <w:sz w:val="20"/>
+                <w:szCs w:val="20"/>
+              </w:rPr>
+              <w:t>{#</w:t>
+            </w:r>
+            <w:proofErr w:type="spellStart"/>
+            <w:proofErr w:type="gramStart"/>
+            <w:r>
+              <w:rPr>
+                <w:rFonts w:asciiTheme="minorHAnsi" w:hAnsiTheme="minorHAnsi" w:cstheme="minorHAnsi"/>
+                <w:b/>
+                <w:bCs/>
+                <w:sz w:val="20"/>
+                <w:szCs w:val="20"/>
+                <w:lang w:val="en-IN"/>
+              </w:rPr>
+              <w:t>isUK</w:t>
+            </w:r>
+            <w:proofErr w:type="spellEnd"/>
+            <w:r>
+              <w:rPr>
+                <w:rFonts w:asciiTheme="minorHAnsi" w:hAnsiTheme="minorHAnsi" w:cstheme="minorHAnsi"/>
+                <w:b/>
+                <w:bCs/>
+                <w:sz w:val="20"/>
+                <w:szCs w:val="20"/>
+              </w:rPr>
+              <w:t>}NOTIFY</w:t>
+            </w:r>
+            <w:proofErr w:type="gramEnd"/>
+            <w:r>
+              <w:rPr>
+                <w:rFonts w:asciiTheme="minorHAnsi" w:hAnsiTheme="minorHAnsi" w:cstheme="minorHAnsi"/>
+                <w:b/>
+                <w:bCs/>
+                <w:sz w:val="20"/>
+                <w:szCs w:val="20"/>
+              </w:rPr>
+              <w:t>{/</w:t>
+            </w:r>
+            <w:proofErr w:type="spellStart"/>
+            <w:r>
+              <w:rPr>
+                <w:rFonts w:asciiTheme="minorHAnsi" w:hAnsiTheme="minorHAnsi" w:cstheme="minorHAnsi"/>
+                <w:b/>
+                <w:bCs/>
+                <w:sz w:val="20"/>
+                <w:szCs w:val="20"/>
+              </w:rPr>
+              <w:t>isUK</w:t>
+            </w:r>
+            <w:proofErr w:type="spellEnd"/>
+            <w:r>
+              <w:rPr>
+                <w:rFonts w:asciiTheme="minorHAnsi" w:hAnsiTheme="minorHAnsi" w:cstheme="minorHAnsi"/>
+                <w:b/>
+                <w:bCs/>
+                <w:sz w:val="20"/>
+                <w:szCs w:val="20"/>
+              </w:rPr>
+              <w:t>}</w:t>
+            </w:r>
+          </w:p>
+          <w:bookmarkEnd w:id="0"/>
           <w:p>
             <w:pPr>
               <w:tabs>
@@ -926,53 +967,18 @@
                 <w:sz w:val="20"/>
                 <w:szCs w:val="20"/>
               </w:rPr>
-              <w:t>{#</w:t>
+              <w:t>{</w:t>
             </w:r>
             <w:proofErr w:type="spellStart"/>
-            <w:proofErr w:type="gramStart"/>
-            <w:r>
-              <w:rPr>
-                <w:rFonts w:asciiTheme="minorHAnsi" w:hAnsiTheme="minorHAnsi" w:cstheme="minorHAnsi"/>
-                <w:b/>
-                <w:bCs/>
-                <w:sz w:val="20"/>
-                <w:szCs w:val="20"/>
-                <w:lang w:val="en-IN"/>
-              </w:rPr>
-              <w:t>isUK</w:t>
-            </w:r>
-            <w:proofErr w:type="spellEnd"/>
-            <w:r>
-              <w:rPr>
-                <w:rFonts w:asciiTheme="minorHAnsi" w:hAnsiTheme="minorHAnsi" w:cstheme="minorHAnsi"/>
-                <w:b/>
-                <w:bCs/>
-                <w:sz w:val="20"/>
-                <w:szCs w:val="20"/>
-              </w:rPr>
-              <w:t>}NOTIFY</w:t>
-            </w:r>
-            <w:proofErr w:type="gramEnd"/>
-            <w:r>
-              <w:rPr>
-                <w:rFonts w:asciiTheme="minorHAnsi" w:hAnsiTheme="minorHAnsi" w:cstheme="minorHAnsi"/>
-                <w:b/>
-                <w:bCs/>
-                <w:sz w:val="20"/>
-                <w:szCs w:val="20"/>
-              </w:rPr>
-              <w:t>{/</w:t>
-            </w:r>
-            <w:proofErr w:type="spellStart"/>
-            <w:r>
-              <w:rPr>
-                <w:rFonts w:asciiTheme="minorHAnsi" w:hAnsiTheme="minorHAnsi" w:cstheme="minorHAnsi"/>
-                <w:b/>
-                <w:bCs/>
-                <w:sz w:val="20"/>
-                <w:szCs w:val="20"/>
-              </w:rPr>
-              <w:t>isUK</w:t>
+            <w:r>
+              <w:rPr>
+                <w:rFonts w:asciiTheme="minorHAnsi" w:hAnsiTheme="minorHAnsi" w:cstheme="minorHAnsi"/>
+                <w:b/>
+                <w:bCs/>
+                <w:sz w:val="20"/>
+                <w:szCs w:val="20"/>
+              </w:rPr>
+              <w:t>buyerName</w:t>
             </w:r>
             <w:proofErr w:type="spellEnd"/>
             <w:r>
@@ -1019,7 +1025,7 @@
                 <w:sz w:val="20"/>
                 <w:szCs w:val="20"/>
               </w:rPr>
-              <w:t>buyerName</w:t>
+              <w:t>buyerAddress</w:t>
             </w:r>
             <w:proofErr w:type="spellEnd"/>
             <w:r>
@@ -1066,7 +1072,7 @@
                 <w:sz w:val="20"/>
                 <w:szCs w:val="20"/>
               </w:rPr>
-              <w:t>buyerAddress</w:t>
+              <w:t>buyerCity</w:t>
             </w:r>
             <w:proofErr w:type="spellEnd"/>
             <w:r>
@@ -1077,21 +1083,40 @@
                 <w:sz w:val="20"/>
                 <w:szCs w:val="20"/>
               </w:rPr>
+              <w:t>} {</w:t>
+            </w:r>
+            <w:proofErr w:type="spellStart"/>
+            <w:r>
+              <w:rPr>
+                <w:rFonts w:asciiTheme="minorHAnsi" w:hAnsiTheme="minorHAnsi" w:cstheme="minorHAnsi"/>
+                <w:b/>
+                <w:bCs/>
+                <w:sz w:val="20"/>
+                <w:szCs w:val="20"/>
+              </w:rPr>
+              <w:t>buyerState</w:t>
+            </w:r>
+            <w:proofErr w:type="spellEnd"/>
+            <w:r>
+              <w:rPr>
+                <w:rFonts w:asciiTheme="minorHAnsi" w:hAnsiTheme="minorHAnsi" w:cstheme="minorHAnsi"/>
+                <w:b/>
+                <w:bCs/>
+                <w:sz w:val="20"/>
+                <w:szCs w:val="20"/>
+              </w:rPr>
               <w:t>}</w:t>
             </w:r>
           </w:p>
           <w:p>
             <w:pPr>
-              <w:tabs>
-                <w:tab w:val="left" w:pos="1224"/>
-              </w:tabs>
               <w:ind w:right="227"/>
               <w:rPr>
                 <w:rFonts w:asciiTheme="minorHAnsi" w:hAnsiTheme="minorHAnsi" w:cstheme="minorHAnsi"/>
                 <w:b/>
-                <w:bCs/>
-                <w:sz w:val="20"/>
-                <w:szCs w:val="20"/>
+                <w:spacing w:val="-2"/>
+                <w:sz w:val="20"/>
+                <w:szCs w:val="24"/>
               </w:rPr>
             </w:pPr>
             <w:r>
@@ -1113,7 +1138,7 @@
                 <w:sz w:val="20"/>
                 <w:szCs w:val="20"/>
               </w:rPr>
-              <w:t>buyerCity</w:t>
+              <w:t>buyerCountry</w:t>
             </w:r>
             <w:proofErr w:type="spellEnd"/>
             <w:r>
@@ -1124,7 +1149,17 @@
                 <w:sz w:val="20"/>
                 <w:szCs w:val="20"/>
               </w:rPr>
-              <w:t>} {</w:t>
+              <w:t xml:space="preserve">} </w:t>
+            </w:r>
+            <w:r>
+              <w:rPr>
+                <w:rFonts w:asciiTheme="minorHAnsi" w:hAnsiTheme="minorHAnsi" w:cstheme="minorHAnsi"/>
+                <w:b/>
+                <w:bCs/>
+                <w:sz w:val="20"/>
+                <w:szCs w:val="20"/>
+              </w:rPr>
+              <w:t>{#</w:t>
             </w:r>
             <w:proofErr w:type="spellStart"/>
             <w:r>
@@ -1135,83 +1170,9 @@
                 <w:sz w:val="20"/>
                 <w:szCs w:val="20"/>
               </w:rPr>
-              <w:t>buyerState</w:t>
+              <w:t>buyerZip</w:t>
             </w:r>
             <w:proofErr w:type="spellEnd"/>
-            <w:r>
-              <w:rPr>
-                <w:rFonts w:asciiTheme="minorHAnsi" w:hAnsiTheme="minorHAnsi" w:cstheme="minorHAnsi"/>
-                <w:b/>
-                <w:bCs/>
-                <w:sz w:val="20"/>
-                <w:szCs w:val="20"/>
-              </w:rPr>
-              <w:t>}</w:t>
-            </w:r>
-          </w:p>
-          <w:p>
-            <w:pPr>
-              <w:ind w:right="227"/>
-              <w:rPr>
-                <w:rFonts w:asciiTheme="minorHAnsi" w:hAnsiTheme="minorHAnsi" w:cstheme="minorHAnsi"/>
-                <w:b/>
-                <w:spacing w:val="-2"/>
-                <w:sz w:val="20"/>
-                <w:szCs w:val="24"/>
-              </w:rPr>
-            </w:pPr>
-            <w:r>
-              <w:rPr>
-                <w:rFonts w:asciiTheme="minorHAnsi" w:hAnsiTheme="minorHAnsi" w:cstheme="minorHAnsi"/>
-                <w:b/>
-                <w:bCs/>
-                <w:sz w:val="20"/>
-                <w:szCs w:val="20"/>
-              </w:rPr>
-              <w:t>{</w:t>
-            </w:r>
-            <w:proofErr w:type="spellStart"/>
-            <w:r>
-              <w:rPr>
-                <w:rFonts w:asciiTheme="minorHAnsi" w:hAnsiTheme="minorHAnsi" w:cstheme="minorHAnsi"/>
-                <w:b/>
-                <w:bCs/>
-                <w:sz w:val="20"/>
-                <w:szCs w:val="20"/>
-              </w:rPr>
-              <w:t>buyerCountry</w:t>
-            </w:r>
-            <w:proofErr w:type="spellEnd"/>
-            <w:r>
-              <w:rPr>
-                <w:rFonts w:asciiTheme="minorHAnsi" w:hAnsiTheme="minorHAnsi" w:cstheme="minorHAnsi"/>
-                <w:b/>
-                <w:bCs/>
-                <w:sz w:val="20"/>
-                <w:szCs w:val="20"/>
-              </w:rPr>
-              <w:t xml:space="preserve">} </w:t>
-            </w:r>
-            <w:r>
-              <w:rPr>
-                <w:rFonts w:asciiTheme="minorHAnsi" w:hAnsiTheme="minorHAnsi" w:cstheme="minorHAnsi"/>
-                <w:b/>
-                <w:bCs/>
-                <w:sz w:val="20"/>
-                <w:szCs w:val="20"/>
-              </w:rPr>
-              <w:t>{#</w:t>
-            </w:r>
-            <w:r>
-              <w:rPr>
-                <w:rFonts w:asciiTheme="minorHAnsi" w:hAnsiTheme="minorHAnsi" w:cstheme="minorHAnsi"/>
-                <w:b/>
-                <w:bCs/>
-                <w:sz w:val="20"/>
-                <w:szCs w:val="20"/>
-              </w:rPr>
-              <w:t>buyerZip</w:t>
-            </w:r>
             <w:r>
               <w:rPr>
                 <w:rFonts w:asciiTheme="minorHAnsi" w:hAnsiTheme="minorHAnsi" w:cstheme="minorHAnsi"/>
@@ -1779,14 +1740,23 @@
               </w:rPr>
               <w:t>#</w:t>
             </w:r>
-            <w:proofErr w:type="gramStart"/>
-            <w:r>
-              <w:rPr>
-                <w:rFonts w:asciiTheme="minorHAnsi" w:hAnsiTheme="minorHAnsi" w:cstheme="minorHAnsi"/>
-                <w:sz w:val="20"/>
-                <w:szCs w:val="20"/>
-              </w:rPr>
-              <w:t>showThickness}</w:t>
+            <w:proofErr w:type="spellStart"/>
+            <w:r>
+              <w:rPr>
+                <w:rFonts w:asciiTheme="minorHAnsi" w:hAnsiTheme="minorHAnsi" w:cstheme="minorHAnsi"/>
+                <w:sz w:val="20"/>
+                <w:szCs w:val="20"/>
+              </w:rPr>
+              <w:t>showThickness</w:t>
+            </w:r>
+            <w:proofErr w:type="spellEnd"/>
+            <w:r>
+              <w:rPr>
+                <w:rFonts w:asciiTheme="minorHAnsi" w:hAnsiTheme="minorHAnsi" w:cstheme="minorHAnsi"/>
+                <w:sz w:val="20"/>
+                <w:szCs w:val="20"/>
+              </w:rPr>
+              <w:t>}</w:t>
             </w:r>
             <w:r>
               <w:rPr>
@@ -1798,24 +1768,53 @@
               </w:rPr>
               <w:t>{</w:t>
             </w:r>
-            <w:proofErr w:type="gramEnd"/>
-            <w:r>
-              <w:rPr>
-                <w:rFonts w:asciiTheme="minorHAnsi" w:hAnsiTheme="minorHAnsi" w:cstheme="minorHAnsi"/>
-                <w:b/>
-                <w:bCs/>
-                <w:sz w:val="20"/>
-                <w:szCs w:val="20"/>
-              </w:rPr>
-              <w:t>thicknessDetail}</w:t>
-            </w:r>
-            <w:r>
-              <w:rPr>
-                <w:rFonts w:asciiTheme="minorHAnsi" w:hAnsiTheme="minorHAnsi" w:cstheme="minorHAnsi"/>
-                <w:sz w:val="20"/>
-                <w:szCs w:val="20"/>
-              </w:rPr>
-              <w:t>{/showThickness}</w:t>
+            <w:proofErr w:type="spellStart"/>
+            <w:r>
+              <w:rPr>
+                <w:rFonts w:asciiTheme="minorHAnsi" w:hAnsiTheme="minorHAnsi" w:cstheme="minorHAnsi"/>
+                <w:b/>
+                <w:bCs/>
+                <w:sz w:val="20"/>
+                <w:szCs w:val="20"/>
+              </w:rPr>
+              <w:t>thicknessDetail</w:t>
+            </w:r>
+            <w:proofErr w:type="spellEnd"/>
+            <w:r>
+              <w:rPr>
+                <w:rFonts w:asciiTheme="minorHAnsi" w:hAnsiTheme="minorHAnsi" w:cstheme="minorHAnsi"/>
+                <w:b/>
+                <w:bCs/>
+                <w:sz w:val="20"/>
+                <w:szCs w:val="20"/>
+              </w:rPr>
+              <w:t>}</w:t>
+            </w:r>
+            <w:r>
+              <w:rPr>
+                <w:rFonts w:asciiTheme="minorHAnsi" w:hAnsiTheme="minorHAnsi" w:cstheme="minorHAnsi"/>
+                <w:sz w:val="20"/>
+                <w:szCs w:val="20"/>
+              </w:rPr>
+              <w:t>{/</w:t>
+            </w:r>
+            <w:proofErr w:type="spellStart"/>
+            <w:r>
+              <w:rPr>
+                <w:rFonts w:asciiTheme="minorHAnsi" w:hAnsiTheme="minorHAnsi" w:cstheme="minorHAnsi"/>
+                <w:sz w:val="20"/>
+                <w:szCs w:val="20"/>
+              </w:rPr>
+              <w:t>showThickness</w:t>
+            </w:r>
+            <w:proofErr w:type="spellEnd"/>
+            <w:r>
+              <w:rPr>
+                <w:rFonts w:asciiTheme="minorHAnsi" w:hAnsiTheme="minorHAnsi" w:cstheme="minorHAnsi"/>
+                <w:sz w:val="20"/>
+                <w:szCs w:val="20"/>
+              </w:rPr>
+              <w:t>}</w:t>
             </w:r>
           </w:p>
           <w:p>
@@ -1894,7 +1893,7 @@
                     </wp:anchor>
                   </w:drawing>
                 </mc:Choice>
-                <mc:Fallback>
+                <mc:Fallback xmlns:w16sdtfl="http://schemas.microsoft.com/office/word/2024/wordml/sdtformatlock" xmlns:w16sdtdh="http://schemas.microsoft.com/office/word/2020/wordml/sdtdatahash" xmlns:w16du="http://schemas.microsoft.com/office/word/2023/wordml/word16du" xmlns:w16="http://schemas.microsoft.com/office/word/2018/wordml" xmlns:w16cex="http://schemas.microsoft.com/office/word/2018/wordml/cex" xmlns:oel="http://schemas.microsoft.com/office/2019/extlst">
                   <w:pict>
                     <v:line w14:anchorId="00220FE4" id="Straight Connector 10" o:spid="_x0000_s1026" style="position:absolute;z-index:251661312;visibility:visible;mso-wrap-style:square;mso-width-percent:0;mso-height-percent:0;mso-wrap-distance-left:9pt;mso-wrap-distance-top:-3e-5mm;mso-wrap-distance-right:9pt;mso-wrap-distance-bottom:-3e-5mm;mso-position-horizontal:absolute;mso-position-horizontal-relative:text;mso-position-vertical:absolute;mso-position-vertical-relative:text;mso-width-percent:0;mso-height-percent:0;mso-width-relative:page;mso-height-relative:page" from=".15pt,12.8pt" to="553.8pt,13.9pt" o:gfxdata="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" strokecolor="black [3200]" strokeweight=".5pt">
                       <v:stroke joinstyle="miter"/>
@@ -2043,7 +2042,29 @@
                 <w:sz w:val="20"/>
                 <w:szCs w:val="20"/>
               </w:rPr>
-              <w:t>#fsc} - {</w:t>
+              <w:t>#</w:t>
+            </w:r>
+            <w:proofErr w:type="spellStart"/>
+            <w:r>
+              <w:rPr>
+                <w:rFonts w:asciiTheme="minorHAnsi" w:hAnsiTheme="minorHAnsi" w:cstheme="minorHAnsi"/>
+                <w:b/>
+                <w:bCs/>
+                <w:sz w:val="20"/>
+                <w:szCs w:val="20"/>
+              </w:rPr>
+              <w:t>fsc</w:t>
+            </w:r>
+            <w:proofErr w:type="spellEnd"/>
+            <w:r>
+              <w:rPr>
+                <w:rFonts w:asciiTheme="minorHAnsi" w:hAnsiTheme="minorHAnsi" w:cstheme="minorHAnsi"/>
+                <w:b/>
+                <w:bCs/>
+                <w:sz w:val="20"/>
+                <w:szCs w:val="20"/>
+              </w:rPr>
+              <w:t>} - {</w:t>
             </w:r>
             <w:proofErr w:type="spellStart"/>
             <w:r>
@@ -2126,6 +2147,7 @@
               </w:rPr>
               <w:t>invoices}{</w:t>
             </w:r>
+            <w:proofErr w:type="spellStart"/>
             <w:proofErr w:type="gramEnd"/>
             <w:r>
               <w:rPr>
@@ -2133,7 +2155,52 @@
                 <w:sz w:val="18"/>
                 <w:szCs w:val="18"/>
               </w:rPr>
-              <w:t>prefixCode}\{containerFrom}{#containerTo} - {</w:t>
+              <w:t>prefixCode</w:t>
+            </w:r>
+            <w:proofErr w:type="spellEnd"/>
+            <w:r>
+              <w:rPr>
+                <w:rFonts w:ascii="Arial" w:hAnsi="Arial" w:cs="Arial"/>
+                <w:sz w:val="18"/>
+                <w:szCs w:val="18"/>
+              </w:rPr>
+              <w:t>}\{</w:t>
+            </w:r>
+            <w:proofErr w:type="spellStart"/>
+            <w:r>
+              <w:rPr>
+                <w:rFonts w:ascii="Arial" w:hAnsi="Arial" w:cs="Arial"/>
+                <w:sz w:val="18"/>
+                <w:szCs w:val="18"/>
+              </w:rPr>
+              <w:t>containerFrom</w:t>
+            </w:r>
+            <w:proofErr w:type="spellEnd"/>
+            <w:r>
+              <w:rPr>
+                <w:rFonts w:ascii="Arial" w:hAnsi="Arial" w:cs="Arial"/>
+                <w:sz w:val="18"/>
+                <w:szCs w:val="18"/>
+              </w:rPr>
+              <w:t>}{#</w:t>
+            </w:r>
+            <w:proofErr w:type="spellStart"/>
+            <w:r>
+              <w:rPr>
+                <w:rFonts w:ascii="Arial" w:hAnsi="Arial" w:cs="Arial"/>
+                <w:sz w:val="18"/>
+                <w:szCs w:val="18"/>
+              </w:rPr>
+              <w:t>containerTo</w:t>
+            </w:r>
+            <w:proofErr w:type="spellEnd"/>
+            <w:r>
+              <w:rPr>
+                <w:rFonts w:ascii="Arial" w:hAnsi="Arial" w:cs="Arial"/>
+                <w:sz w:val="18"/>
+                <w:szCs w:val="18"/>
+              </w:rPr>
+              <w:t>} - {</w:t>
             </w:r>
             <w:proofErr w:type="spellStart"/>
             <w:r>
@@ -2575,7 +2642,7 @@
                     </wp:anchor>
                   </w:drawing>
                 </mc:Choice>
-                <mc:Fallback>
+                <mc:Fallback xmlns:w16sdtfl="http://schemas.microsoft.com/office/word/2024/wordml/sdtformatlock" xmlns:w16sdtdh="http://schemas.microsoft.com/office/word/2020/wordml/sdtdatahash" xmlns:w16du="http://schemas.microsoft.com/office/word/2023/wordml/word16du" xmlns:w16="http://schemas.microsoft.com/office/word/2018/wordml" xmlns:w16cex="http://schemas.microsoft.com/office/word/2018/wordml/cex" xmlns:oel="http://schemas.microsoft.com/office/2019/extlst">
                   <w:pict>
                     <v:line w14:anchorId="7FECFDD3" id="Straight Connector 10" o:spid="_x0000_s1026" style="position:absolute;z-index:251666432;visibility:visible;mso-wrap-style:square;mso-width-percent:0;mso-height-percent:0;mso-wrap-distance-left:9pt;mso-wrap-distance-top:-3e-5mm;mso-wrap-distance-right:9pt;mso-wrap-distance-bottom:-3e-5mm;mso-position-horizontal:absolute;mso-position-horizontal-relative:text;mso-position-vertical:absolute;mso-position-vertical-relative:text;mso-width-percent:0;mso-height-percent:0;mso-width-relative:page;mso-height-relative:page" from="1pt,12.25pt" to="554.6pt,13.3pt" o:gfxdata="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" strokecolor="black [3200]" strokeweight=".5pt">
                       <v:stroke joinstyle="miter"/>
@@ -2591,7 +2658,25 @@
                 <w:sz w:val="20"/>
                 <w:szCs w:val="20"/>
               </w:rPr>
-              <w:t>{#isSampleBox}</w:t>
+              <w:t>{#</w:t>
+            </w:r>
+            <w:proofErr w:type="spellStart"/>
+            <w:r>
+              <w:rPr>
+                <w:rFonts w:cstheme="minorHAnsi"/>
+                <w:sz w:val="20"/>
+                <w:szCs w:val="20"/>
+              </w:rPr>
+              <w:t>isSampleBox</w:t>
+            </w:r>
+            <w:proofErr w:type="spellEnd"/>
+            <w:r>
+              <w:rPr>
+                <w:rFonts w:cstheme="minorHAnsi"/>
+                <w:sz w:val="20"/>
+                <w:szCs w:val="20"/>
+              </w:rPr>
+              <w:t>}</w:t>
             </w:r>
             <w:r>
               <w:rPr>
@@ -2724,6 +2809,7 @@
               </w:rPr>
               <w:t>{#</w:t>
             </w:r>
+            <w:proofErr w:type="spellStart"/>
             <w:proofErr w:type="gramStart"/>
             <w:r>
               <w:rPr>
@@ -2731,7 +2817,16 @@
                 <w:sz w:val="18"/>
                 <w:szCs w:val="18"/>
               </w:rPr>
-              <w:t>sampleBox}</w:t>
+              <w:t>sampleBox</w:t>
+            </w:r>
+            <w:proofErr w:type="spellEnd"/>
+            <w:r>
+              <w:rPr>
+                <w:rFonts w:ascii="Arial" w:hAnsi="Arial" w:cs="Arial"/>
+                <w:sz w:val="18"/>
+                <w:szCs w:val="18"/>
+              </w:rPr>
+              <w:t>}</w:t>
             </w:r>
             <w:r>
               <w:rPr>
@@ -2741,6 +2836,7 @@
               </w:rPr>
               <w:t>{</w:t>
             </w:r>
+            <w:proofErr w:type="spellStart"/>
             <w:proofErr w:type="gramEnd"/>
             <w:r>
               <w:rPr>
@@ -2748,15 +2844,60 @@
                 <w:sz w:val="18"/>
                 <w:szCs w:val="18"/>
               </w:rPr>
-              <w:t>prefixCode}\</w:t>
-            </w:r>
-            <w:r>
-              <w:rPr>
-                <w:rFonts w:ascii="Arial" w:hAnsi="Arial" w:cs="Arial"/>
-                <w:sz w:val="18"/>
-                <w:szCs w:val="18"/>
-              </w:rPr>
-              <w:t>{containerFrom}{#containerTo} to {</w:t>
+              <w:t>prefixCode</w:t>
+            </w:r>
+            <w:proofErr w:type="spellEnd"/>
+            <w:r>
+              <w:rPr>
+                <w:rFonts w:ascii="Arial" w:hAnsi="Arial" w:cs="Arial"/>
+                <w:sz w:val="18"/>
+                <w:szCs w:val="18"/>
+              </w:rPr>
+              <w:t>}\</w:t>
+            </w:r>
+            <w:r>
+              <w:rPr>
+                <w:rFonts w:ascii="Arial" w:hAnsi="Arial" w:cs="Arial"/>
+                <w:sz w:val="18"/>
+                <w:szCs w:val="18"/>
+              </w:rPr>
+              <w:t>{</w:t>
+            </w:r>
+            <w:proofErr w:type="spellStart"/>
+            <w:r>
+              <w:rPr>
+                <w:rFonts w:ascii="Arial" w:hAnsi="Arial" w:cs="Arial"/>
+                <w:sz w:val="18"/>
+                <w:szCs w:val="18"/>
+              </w:rPr>
+              <w:t>containerFrom</w:t>
+            </w:r>
+            <w:proofErr w:type="spellEnd"/>
+            <w:r>
+              <w:rPr>
+                <w:rFonts w:ascii="Arial" w:hAnsi="Arial" w:cs="Arial"/>
+                <w:sz w:val="18"/>
+                <w:szCs w:val="18"/>
+              </w:rPr>
+              <w:t>}{#</w:t>
+            </w:r>
+            <w:proofErr w:type="spellStart"/>
+            <w:r>
+              <w:rPr>
+                <w:rFonts w:ascii="Arial" w:hAnsi="Arial" w:cs="Arial"/>
+                <w:sz w:val="18"/>
+                <w:szCs w:val="18"/>
+              </w:rPr>
+              <w:t>containerTo</w:t>
+            </w:r>
+            <w:proofErr w:type="spellEnd"/>
+            <w:r>
+              <w:rPr>
+                <w:rFonts w:ascii="Arial" w:hAnsi="Arial" w:cs="Arial"/>
+                <w:sz w:val="18"/>
+                <w:szCs w:val="18"/>
+              </w:rPr>
+              <w:t>} to {</w:t>
             </w:r>
             <w:proofErr w:type="spellStart"/>
             <w:r>
@@ -2839,6 +2980,7 @@
               <w:t>}  {</w:t>
             </w:r>
             <w:proofErr w:type="spellStart"/>
+            <w:proofErr w:type="gramEnd"/>
             <w:r>
               <w:rPr>
                 <w:rFonts w:ascii="Arial" w:hAnsi="Arial" w:cs="Arial"/>
@@ -2875,7 +3017,6 @@
               <w:t>}  {</w:t>
             </w:r>
             <w:proofErr w:type="spellStart"/>
-            <w:proofErr w:type="gramEnd"/>
             <w:r>
               <w:rPr>
                 <w:rFonts w:ascii="Arial" w:hAnsi="Arial" w:cs="Arial"/>
@@ -3288,7 +3429,7 @@
                     </wp:anchor>
                   </w:drawing>
                 </mc:Choice>
-                <mc:Fallback>
+                <mc:Fallback xmlns:w16sdtfl="http://schemas.microsoft.com/office/word/2024/wordml/sdtformatlock" xmlns:w16sdtdh="http://schemas.microsoft.com/office/word/2020/wordml/sdtdatahash" xmlns:w16du="http://schemas.microsoft.com/office/word/2023/wordml/word16du" xmlns:w16="http://schemas.microsoft.com/office/word/2018/wordml" xmlns:w16cex="http://schemas.microsoft.com/office/word/2018/wordml/cex" xmlns:oel="http://schemas.microsoft.com/office/2019/extlst">
                   <w:pict>
                     <v:line w14:anchorId="75614D2C" id="Straight Connector 11" o:spid="_x0000_s1026" style="position:absolute;z-index:251662336;visibility:visible;mso-wrap-style:square;mso-width-percent:0;mso-height-percent:0;mso-wrap-distance-left:9pt;mso-wrap-distance-top:0;mso-wrap-distance-right:9pt;mso-wrap-distance-bottom:0;mso-position-horizontal:absolute;mso-position-horizontal-relative:text;mso-position-vertical:absolute;mso-position-vertical-relative:text;mso-width-percent:0;mso-height-percent:0;mso-width-relative:margin;mso-height-relative:margin" from="13.1pt,20.8pt" to="223.25pt,20.8pt" o:gfxdata="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" strokecolor="black [3200]" strokeweight=".5pt">
                       <v:stroke joinstyle="miter"/>
@@ -4556,6 +4697,7 @@
               </w:rPr>
               <w:t>{#</w:t>
             </w:r>
+            <w:proofErr w:type="spellStart"/>
             <w:proofErr w:type="gramStart"/>
             <w:r>
               <w:rPr>
@@ -4563,7 +4705,16 @@
                 <w:sz w:val="18"/>
                 <w:szCs w:val="18"/>
               </w:rPr>
-              <w:t>bBranchOC}</w:t>
+              <w:t>bBranchOC</w:t>
+            </w:r>
+            <w:proofErr w:type="spellEnd"/>
+            <w:r>
+              <w:rPr>
+                <w:rFonts w:ascii="Arial" w:hAnsi="Arial" w:cs="Arial"/>
+                <w:sz w:val="18"/>
+                <w:szCs w:val="18"/>
+              </w:rPr>
+              <w:t>}</w:t>
             </w:r>
             <w:r>
               <w:rPr>
@@ -4573,6 +4724,7 @@
               </w:rPr>
               <w:t>{</w:t>
             </w:r>
+            <w:proofErr w:type="spellStart"/>
             <w:proofErr w:type="gramEnd"/>
             <w:r>
               <w:rPr>
@@ -4580,7 +4732,16 @@
                 <w:sz w:val="18"/>
                 <w:szCs w:val="18"/>
               </w:rPr>
-              <w:t>bBranchOC}</w:t>
+              <w:t>bBranchOC</w:t>
+            </w:r>
+            <w:proofErr w:type="spellEnd"/>
+            <w:r>
+              <w:rPr>
+                <w:rFonts w:ascii="Arial" w:hAnsi="Arial" w:cs="Arial"/>
+                <w:sz w:val="18"/>
+                <w:szCs w:val="18"/>
+              </w:rPr>
+              <w:t>}</w:t>
             </w:r>
             <w:r>
               <w:rPr>
@@ -4694,7 +4855,25 @@
                 <w:sz w:val="18"/>
                 <w:szCs w:val="18"/>
               </w:rPr>
-              <w:t>{#swiftNumberOC}</w:t>
+              <w:t>{#</w:t>
+            </w:r>
+            <w:proofErr w:type="spellStart"/>
+            <w:r>
+              <w:rPr>
+                <w:rFonts w:ascii="Arial" w:hAnsi="Arial" w:cs="Arial"/>
+                <w:sz w:val="18"/>
+                <w:szCs w:val="18"/>
+              </w:rPr>
+              <w:t>swiftNumberOC</w:t>
+            </w:r>
+            <w:proofErr w:type="spellEnd"/>
+            <w:r>
+              <w:rPr>
+                <w:rFonts w:ascii="Arial" w:hAnsi="Arial" w:cs="Arial"/>
+                <w:sz w:val="18"/>
+                <w:szCs w:val="18"/>
+              </w:rPr>
+              <w:t>}</w:t>
             </w:r>
             <w:r>
               <w:rPr>
@@ -5234,7 +5413,7 @@
 </file>
 
 <file path=word/endnotes.xml><?xml version="1.0" encoding="utf-8"?>
-<w:endnotes xmlns:wpc="http://schemas.microsoft.com/office/word/2010/wordprocessingCanvas" xmlns:cx="http://schemas.microsoft.com/office/drawing/2014/chartex" xmlns:cx1="http://schemas.microsoft.com/office/drawing/2015/9/8/chartex" xmlns:cx2="http://schemas.microsoft.com/office/drawing/2015/10/21/chartex" xmlns:cx3="http://schemas.microsoft.com/office/drawing/2016/5/9/chartex" xmlns:cx4="http://schemas.microsoft.com/office/drawing/2016/5/10/chartex" xmlns:cx5="http://schemas.microsoft.com/office/drawing/2016/5/11/chartex" xmlns:cx6="http://schemas.microsoft.com/office/drawing/2016/5/12/chartex" xmlns:cx7="http://schemas.microsoft.com/office/drawing/2016/5/13/chartex" xmlns:cx8="http://schemas.microsoft.com/office/drawing/2016/5/14/chartex" xmlns:mc="http://schemas.openxmlformats.org/markup-compatibility/2006" xmlns:aink="http://schemas.microsoft.com/office/drawing/2016/ink" xmlns:am3d="http://schemas.microsoft.com/office/drawing/2017/model3d" xmlns:o="urn:schemas-microsoft-com:office:office" xmlns:oel="http://schemas.microsoft.com/office/2019/extlst" xmlns:r="http://schemas.openxmlformats.org/officeDocument/2006/relationships" xmlns:m="http://schemas.openxmlformats.org/officeDocument/2006/math" xmlns:v="urn:schemas-microsoft-com:vml" xmlns:wp14="http://schemas.microsoft.com/office/word/2010/wordprocessingDrawing" xmlns:wp="http://schemas.openxmlformats.org/drawingml/2006/wordprocessingDrawing" xmlns:w10="urn:schemas-microsoft-com:office:word" xmlns:w="http://schemas.openxmlformats.org/wordprocessingml/2006/main" xmlns:w14="http://schemas.microsoft.com/office/word/2010/wordml" xmlns:w15="http://schemas.microsoft.com/office/word/2012/wordml" xmlns:w16cex="http://schemas.microsoft.com/office/word/2018/wordml/cex" xmlns:w16cid="http://schemas.microsoft.com/office/word/2016/wordml/cid" xmlns:w16="http://schemas.microsoft.com/office/word/2018/wordml" xmlns:w16du="http://schemas.microsoft.com/office/word/2023/wordml/word16du" xmlns:w16sdtdh="http://schemas.microsoft.com/office/word/2020/wordml/sdtdatahash" xmlns:w16sdtfl="http://schemas.microsoft.com/office/word/2024/wordml/sdtformatlock" xmlns:w16se="http://schemas.microsoft.com/office/word/2015/wordml/symex" xmlns:wpg="http://schemas.microsoft.com/office/word/2010/wordprocessingGroup" xmlns:wpi="http://schemas.microsoft.com/office/word/2010/wordprocessingInk" xmlns:wne="http://schemas.microsoft.com/office/word/2006/wordml" xmlns:wps="http://schemas.microsoft.com/office/word/2010/wordprocessingShape" mc:Ignorable="w14 w15 w16se w16cid w16 w16cex w16sdtdh w16sdtfl w16du wp14">
+<w:endnotes xmlns:wpc="http://schemas.microsoft.com/office/word/2010/wordprocessingCanvas" xmlns:cx="http://schemas.microsoft.com/office/drawing/2014/chartex" xmlns:cx1="http://schemas.microsoft.com/office/drawing/2015/9/8/chartex" xmlns:cx2="http://schemas.microsoft.com/office/drawing/2015/10/21/chartex" xmlns:cx3="http://schemas.microsoft.com/office/drawing/2016/5/9/chartex" xmlns:cx4="http://schemas.microsoft.com/office/drawing/2016/5/10/chartex" xmlns:cx5="http://schemas.microsoft.com/office/drawing/2016/5/11/chartex" xmlns:cx6="http://schemas.microsoft.com/office/drawing/2016/5/12/chartex" xmlns:cx7="http://schemas.microsoft.com/office/drawing/2016/5/13/chartex" xmlns:cx8="http://schemas.microsoft.com/office/drawing/2016/5/14/chartex" xmlns:mc="http://schemas.openxmlformats.org/markup-compatibility/2006" xmlns:aink="http://schemas.microsoft.com/office/drawing/2016/ink" xmlns:am3d="http://schemas.microsoft.com/office/drawing/2017/model3d" xmlns:o="urn:schemas-microsoft-com:office:office" xmlns:r="http://schemas.openxmlformats.org/officeDocument/2006/relationships" xmlns:m="http://schemas.openxmlformats.org/officeDocument/2006/math" xmlns:v="urn:schemas-microsoft-com:vml" xmlns:wp14="http://schemas.microsoft.com/office/word/2010/wordprocessingDrawing" xmlns:wp="http://schemas.openxmlformats.org/drawingml/2006/wordprocessingDrawing" xmlns:w10="urn:schemas-microsoft-com:office:word" xmlns:w="http://schemas.openxmlformats.org/wordprocessingml/2006/main" xmlns:w14="http://schemas.microsoft.com/office/word/2010/wordml" xmlns:w15="http://schemas.microsoft.com/office/word/2012/wordml" xmlns:w16cid="http://schemas.microsoft.com/office/word/2016/wordml/cid" xmlns:w16se="http://schemas.microsoft.com/office/word/2015/wordml/symex" xmlns:wpg="http://schemas.microsoft.com/office/word/2010/wordprocessingGroup" xmlns:wpi="http://schemas.microsoft.com/office/word/2010/wordprocessingInk" xmlns:wne="http://schemas.microsoft.com/office/word/2006/wordml" xmlns:wps="http://schemas.microsoft.com/office/word/2010/wordprocessingShape" mc:Ignorable="w14 w15 w16se w16cid wp14">
   <w:endnote w:type="separator" w:id="-1">
     <w:p>
       <w:r>
@@ -5253,7 +5432,7 @@
 </file>
 
 <file path=word/footer1.xml><?xml version="1.0" encoding="utf-8"?>
-<w:ftr xmlns:wpc="http://schemas.microsoft.com/office/word/2010/wordprocessingCanvas" xmlns:cx="http://schemas.microsoft.com/office/drawing/2014/chartex" xmlns:cx1="http://schemas.microsoft.com/office/drawing/2015/9/8/chartex" xmlns:cx2="http://schemas.microsoft.com/office/drawing/2015/10/21/chartex" xmlns:cx3="http://schemas.microsoft.com/office/drawing/2016/5/9/chartex" xmlns:cx4="http://schemas.microsoft.com/office/drawing/2016/5/10/chartex" xmlns:cx5="http://schemas.microsoft.com/office/drawing/2016/5/11/chartex" xmlns:cx6="http://schemas.microsoft.com/office/drawing/2016/5/12/chartex" xmlns:cx7="http://schemas.microsoft.com/office/drawing/2016/5/13/chartex" xmlns:cx8="http://schemas.microsoft.com/office/drawing/2016/5/14/chartex" xmlns:mc="http://schemas.openxmlformats.org/markup-compatibility/2006" xmlns:aink="http://schemas.microsoft.com/office/drawing/2016/ink" xmlns:am3d="http://schemas.microsoft.com/office/drawing/2017/model3d" xmlns:o="urn:schemas-microsoft-com:office:office" xmlns:oel="http://schemas.microsoft.com/office/2019/extlst" xmlns:r="http://schemas.openxmlformats.org/officeDocument/2006/relationships" xmlns:m="http://schemas.openxmlformats.org/officeDocument/2006/math" xmlns:v="urn:schemas-microsoft-com:vml" xmlns:wp14="http://schemas.microsoft.com/office/word/2010/wordprocessingDrawing" xmlns:wp="http://schemas.openxmlformats.org/drawingml/2006/wordprocessingDrawing" xmlns:w10="urn:schemas-microsoft-com:office:word" xmlns:w="http://schemas.openxmlformats.org/wordprocessingml/2006/main" xmlns:w14="http://schemas.microsoft.com/office/word/2010/wordml" xmlns:w15="http://schemas.microsoft.com/office/word/2012/wordml" xmlns:w16cex="http://schemas.microsoft.com/office/word/2018/wordml/cex" xmlns:w16cid="http://schemas.microsoft.com/office/word/2016/wordml/cid" xmlns:w16="http://schemas.microsoft.com/office/word/2018/wordml" xmlns:w16du="http://schemas.microsoft.com/office/word/2023/wordml/word16du" xmlns:w16sdtdh="http://schemas.microsoft.com/office/word/2020/wordml/sdtdatahash" xmlns:w16sdtfl="http://schemas.microsoft.com/office/word/2024/wordml/sdtformatlock" xmlns:w16se="http://schemas.microsoft.com/office/word/2015/wordml/symex" xmlns:wpg="http://schemas.microsoft.com/office/word/2010/wordprocessingGroup" xmlns:wpi="http://schemas.microsoft.com/office/word/2010/wordprocessingInk" xmlns:wne="http://schemas.microsoft.com/office/word/2006/wordml" xmlns:wps="http://schemas.microsoft.com/office/word/2010/wordprocessingShape" mc:Ignorable="w14 w15 w16se w16cid w16 w16cex w16sdtdh w16sdtfl w16du wp14">
+<w:ftr xmlns:wpc="http://schemas.microsoft.com/office/word/2010/wordprocessingCanvas" xmlns:cx="http://schemas.microsoft.com/office/drawing/2014/chartex" xmlns:cx1="http://schemas.microsoft.com/office/drawing/2015/9/8/chartex" xmlns:cx2="http://schemas.microsoft.com/office/drawing/2015/10/21/chartex" xmlns:cx3="http://schemas.microsoft.com/office/drawing/2016/5/9/chartex" xmlns:cx4="http://schemas.microsoft.com/office/drawing/2016/5/10/chartex" xmlns:cx5="http://schemas.microsoft.com/office/drawing/2016/5/11/chartex" xmlns:cx6="http://schemas.microsoft.com/office/drawing/2016/5/12/chartex" xmlns:cx7="http://schemas.microsoft.com/office/drawing/2016/5/13/chartex" xmlns:cx8="http://schemas.microsoft.com/office/drawing/2016/5/14/chartex" xmlns:mc="http://schemas.openxmlformats.org/markup-compatibility/2006" xmlns:aink="http://schemas.microsoft.com/office/drawing/2016/ink" xmlns:am3d="http://schemas.microsoft.com/office/drawing/2017/model3d" xmlns:o="urn:schemas-microsoft-com:office:office" xmlns:r="http://schemas.openxmlformats.org/officeDocument/2006/relationships" xmlns:m="http://schemas.openxmlformats.org/officeDocument/2006/math" xmlns:v="urn:schemas-microsoft-com:vml" xmlns:wp14="http://schemas.microsoft.com/office/word/2010/wordprocessingDrawing" xmlns:wp="http://schemas.openxmlformats.org/drawingml/2006/wordprocessingDrawing" xmlns:w10="urn:schemas-microsoft-com:office:word" xmlns:w="http://schemas.openxmlformats.org/wordprocessingml/2006/main" xmlns:w14="http://schemas.microsoft.com/office/word/2010/wordml" xmlns:w15="http://schemas.microsoft.com/office/word/2012/wordml" xmlns:w16cid="http://schemas.microsoft.com/office/word/2016/wordml/cid" xmlns:w16se="http://schemas.microsoft.com/office/word/2015/wordml/symex" xmlns:wpg="http://schemas.microsoft.com/office/word/2010/wordprocessingGroup" xmlns:wpi="http://schemas.microsoft.com/office/word/2010/wordprocessingInk" xmlns:wne="http://schemas.microsoft.com/office/word/2006/wordml" xmlns:wps="http://schemas.microsoft.com/office/word/2010/wordprocessingShape" mc:Ignorable="w14 w15 w16se w16cid wp14">
   <w:p>
     <w:pPr>
       <w:pStyle w:val="Footer"/>
@@ -5372,7 +5551,7 @@
 </file>
 
 <file path=word/footnotes.xml><?xml version="1.0" encoding="utf-8"?>
-<w:footnotes xmlns:wpc="http://schemas.microsoft.com/office/word/2010/wordprocessingCanvas" xmlns:cx="http://schemas.microsoft.com/office/drawing/2014/chartex" xmlns:cx1="http://schemas.microsoft.com/office/drawing/2015/9/8/chartex" xmlns:cx2="http://schemas.microsoft.com/office/drawing/2015/10/21/chartex" xmlns:cx3="http://schemas.microsoft.com/office/drawing/2016/5/9/chartex" xmlns:cx4="http://schemas.microsoft.com/office/drawing/2016/5/10/chartex" xmlns:cx5="http://schemas.microsoft.com/office/drawing/2016/5/11/chartex" xmlns:cx6="http://schemas.microsoft.com/office/drawing/2016/5/12/chartex" xmlns:cx7="http://schemas.microsoft.com/office/drawing/2016/5/13/chartex" xmlns:cx8="http://schemas.microsoft.com/office/drawing/2016/5/14/chartex" xmlns:mc="http://schemas.openxmlformats.org/markup-compatibility/2006" xmlns:aink="http://schemas.microsoft.com/office/drawing/2016/ink" xmlns:am3d="http://schemas.microsoft.com/office/drawing/2017/model3d" xmlns:o="urn:schemas-microsoft-com:office:office" xmlns:oel="http://schemas.microsoft.com/office/2019/extlst" xmlns:r="http://schemas.openxmlformats.org/officeDocument/2006/relationships" xmlns:m="http://schemas.openxmlformats.org/officeDocument/2006/math" xmlns:v="urn:schemas-microsoft-com:vml" xmlns:wp14="http://schemas.microsoft.com/office/word/2010/wordprocessingDrawing" xmlns:wp="http://schemas.openxmlformats.org/drawingml/2006/wordprocessingDrawing" xmlns:w10="urn:schemas-microsoft-com:office:word" xmlns:w="http://schemas.openxmlformats.org/wordprocessingml/2006/main" xmlns:w14="http://schemas.microsoft.com/office/word/2010/wordml" xmlns:w15="http://schemas.microsoft.com/office/word/2012/wordml" xmlns:w16cex="http://schemas.microsoft.com/office/word/2018/wordml/cex" xmlns:w16cid="http://schemas.microsoft.com/office/word/2016/wordml/cid" xmlns:w16="http://schemas.microsoft.com/office/word/2018/wordml" xmlns:w16du="http://schemas.microsoft.com/office/word/2023/wordml/word16du" xmlns:w16sdtdh="http://schemas.microsoft.com/office/word/2020/wordml/sdtdatahash" xmlns:w16sdtfl="http://schemas.microsoft.com/office/word/2024/wordml/sdtformatlock" xmlns:w16se="http://schemas.microsoft.com/office/word/2015/wordml/symex" xmlns:wpg="http://schemas.microsoft.com/office/word/2010/wordprocessingGroup" xmlns:wpi="http://schemas.microsoft.com/office/word/2010/wordprocessingInk" xmlns:wne="http://schemas.microsoft.com/office/word/2006/wordml" xmlns:wps="http://schemas.microsoft.com/office/word/2010/wordprocessingShape" mc:Ignorable="w14 w15 w16se w16cid w16 w16cex w16sdtdh w16sdtfl w16du wp14">
+<w:footnotes xmlns:wpc="http://schemas.microsoft.com/office/word/2010/wordprocessingCanvas" xmlns:cx="http://schemas.microsoft.com/office/drawing/2014/chartex" xmlns:cx1="http://schemas.microsoft.com/office/drawing/2015/9/8/chartex" xmlns:cx2="http://schemas.microsoft.com/office/drawing/2015/10/21/chartex" xmlns:cx3="http://schemas.microsoft.com/office/drawing/2016/5/9/chartex" xmlns:cx4="http://schemas.microsoft.com/office/drawing/2016/5/10/chartex" xmlns:cx5="http://schemas.microsoft.com/office/drawing/2016/5/11/chartex" xmlns:cx6="http://schemas.microsoft.com/office/drawing/2016/5/12/chartex" xmlns:cx7="http://schemas.microsoft.com/office/drawing/2016/5/13/chartex" xmlns:cx8="http://schemas.microsoft.com/office/drawing/2016/5/14/chartex" xmlns:mc="http://schemas.openxmlformats.org/markup-compatibility/2006" xmlns:aink="http://schemas.microsoft.com/office/drawing/2016/ink" xmlns:am3d="http://schemas.microsoft.com/office/drawing/2017/model3d" xmlns:o="urn:schemas-microsoft-com:office:office" xmlns:r="http://schemas.openxmlformats.org/officeDocument/2006/relationships" xmlns:m="http://schemas.openxmlformats.org/officeDocument/2006/math" xmlns:v="urn:schemas-microsoft-com:vml" xmlns:wp14="http://schemas.microsoft.com/office/word/2010/wordprocessingDrawing" xmlns:wp="http://schemas.openxmlformats.org/drawingml/2006/wordprocessingDrawing" xmlns:w10="urn:schemas-microsoft-com:office:word" xmlns:w="http://schemas.openxmlformats.org/wordprocessingml/2006/main" xmlns:w14="http://schemas.microsoft.com/office/word/2010/wordml" xmlns:w15="http://schemas.microsoft.com/office/word/2012/wordml" xmlns:w16cid="http://schemas.microsoft.com/office/word/2016/wordml/cid" xmlns:w16se="http://schemas.microsoft.com/office/word/2015/wordml/symex" xmlns:wpg="http://schemas.microsoft.com/office/word/2010/wordprocessingGroup" xmlns:wpi="http://schemas.microsoft.com/office/word/2010/wordprocessingInk" xmlns:wne="http://schemas.microsoft.com/office/word/2006/wordml" xmlns:wps="http://schemas.microsoft.com/office/word/2010/wordprocessingShape" mc:Ignorable="w14 w15 w16se w16cid wp14">
   <w:footnote w:type="separator" w:id="-1">
     <w:p>
       <w:r>
@@ -5391,7 +5570,7 @@
 </file>
 
 <file path=word/header1.xml><?xml version="1.0" encoding="utf-8"?>
-<w:hdr xmlns:wpc="http://schemas.microsoft.com/office/word/2010/wordprocessingCanvas" xmlns:cx="http://schemas.microsoft.com/office/drawing/2014/chartex" xmlns:cx1="http://schemas.microsoft.com/office/drawing/2015/9/8/chartex" xmlns:cx2="http://schemas.microsoft.com/office/drawing/2015/10/21/chartex" xmlns:cx3="http://schemas.microsoft.com/office/drawing/2016/5/9/chartex" xmlns:cx4="http://schemas.microsoft.com/office/drawing/2016/5/10/chartex" xmlns:cx5="http://schemas.microsoft.com/office/drawing/2016/5/11/chartex" xmlns:cx6="http://schemas.microsoft.com/office/drawing/2016/5/12/chartex" xmlns:cx7="http://schemas.microsoft.com/office/drawing/2016/5/13/chartex" xmlns:cx8="http://schemas.microsoft.com/office/drawing/2016/5/14/chartex" xmlns:mc="http://schemas.openxmlformats.org/markup-compatibility/2006" xmlns:aink="http://schemas.microsoft.com/office/drawing/2016/ink" xmlns:am3d="http://schemas.microsoft.com/office/drawing/2017/model3d" xmlns:o="urn:schemas-microsoft-com:office:office" xmlns:oel="http://schemas.microsoft.com/office/2019/extlst" xmlns:r="http://schemas.openxmlformats.org/officeDocument/2006/relationships" xmlns:m="http://schemas.openxmlformats.org/officeDocument/2006/math" xmlns:v="urn:schemas-microsoft-com:vml" xmlns:wp14="http://schemas.microsoft.com/office/word/2010/wordprocessingDrawing" xmlns:wp="http://schemas.openxmlformats.org/drawingml/2006/wordprocessingDrawing" xmlns:w10="urn:schemas-microsoft-com:office:word" xmlns:w="http://schemas.openxmlformats.org/wordprocessingml/2006/main" xmlns:w14="http://schemas.microsoft.com/office/word/2010/wordml" xmlns:w15="http://schemas.microsoft.com/office/word/2012/wordml" xmlns:w16cex="http://schemas.microsoft.com/office/word/2018/wordml/cex" xmlns:w16cid="http://schemas.microsoft.com/office/word/2016/wordml/cid" xmlns:w16="http://schemas.microsoft.com/office/word/2018/wordml" xmlns:w16du="http://schemas.microsoft.com/office/word/2023/wordml/word16du" xmlns:w16sdtdh="http://schemas.microsoft.com/office/word/2020/wordml/sdtdatahash" xmlns:w16sdtfl="http://schemas.microsoft.com/office/word/2024/wordml/sdtformatlock" xmlns:w16se="http://schemas.microsoft.com/office/word/2015/wordml/symex" xmlns:wpg="http://schemas.microsoft.com/office/word/2010/wordprocessingGroup" xmlns:wpi="http://schemas.microsoft.com/office/word/2010/wordprocessingInk" xmlns:wne="http://schemas.microsoft.com/office/word/2006/wordml" xmlns:wps="http://schemas.microsoft.com/office/word/2010/wordprocessingShape" mc:Ignorable="w14 w15 w16se w16cid w16 w16cex w16sdtdh w16sdtfl w16du wp14">
+<w:hdr xmlns:wpc="http://schemas.microsoft.com/office/word/2010/wordprocessingCanvas" xmlns:cx="http://schemas.microsoft.com/office/drawing/2014/chartex" xmlns:cx1="http://schemas.microsoft.com/office/drawing/2015/9/8/chartex" xmlns:cx2="http://schemas.microsoft.com/office/drawing/2015/10/21/chartex" xmlns:cx3="http://schemas.microsoft.com/office/drawing/2016/5/9/chartex" xmlns:cx4="http://schemas.microsoft.com/office/drawing/2016/5/10/chartex" xmlns:cx5="http://schemas.microsoft.com/office/drawing/2016/5/11/chartex" xmlns:cx6="http://schemas.microsoft.com/office/drawing/2016/5/12/chartex" xmlns:cx7="http://schemas.microsoft.com/office/drawing/2016/5/13/chartex" xmlns:cx8="http://schemas.microsoft.com/office/drawing/2016/5/14/chartex" xmlns:mc="http://schemas.openxmlformats.org/markup-compatibility/2006" xmlns:aink="http://schemas.microsoft.com/office/drawing/2016/ink" xmlns:am3d="http://schemas.microsoft.com/office/drawing/2017/model3d" xmlns:o="urn:schemas-microsoft-com:office:office" xmlns:r="http://schemas.openxmlformats.org/officeDocument/2006/relationships" xmlns:m="http://schemas.openxmlformats.org/officeDocument/2006/math" xmlns:v="urn:schemas-microsoft-com:vml" xmlns:wp14="http://schemas.microsoft.com/office/word/2010/wordprocessingDrawing" xmlns:wp="http://schemas.openxmlformats.org/drawingml/2006/wordprocessingDrawing" xmlns:w10="urn:schemas-microsoft-com:office:word" xmlns:w="http://schemas.openxmlformats.org/wordprocessingml/2006/main" xmlns:w14="http://schemas.microsoft.com/office/word/2010/wordml" xmlns:w15="http://schemas.microsoft.com/office/word/2012/wordml" xmlns:w16cid="http://schemas.microsoft.com/office/word/2016/wordml/cid" xmlns:w16se="http://schemas.microsoft.com/office/word/2015/wordml/symex" xmlns:wpg="http://schemas.microsoft.com/office/word/2010/wordprocessingGroup" xmlns:wpi="http://schemas.microsoft.com/office/word/2010/wordprocessingInk" xmlns:wne="http://schemas.microsoft.com/office/word/2006/wordml" xmlns:wps="http://schemas.microsoft.com/office/word/2010/wordprocessingShape" mc:Ignorable="w14 w15 w16se w16cid wp14">
   <w:p>
     <w:pPr>
       <w:spacing w:line="276" w:lineRule="auto"/>
@@ -5412,6 +5591,7 @@
       </w:rPr>
       <w:t>{#</w:t>
     </w:r>
+    <w:proofErr w:type="spellStart"/>
     <w:proofErr w:type="gramStart"/>
     <w:r>
       <w:rPr>
@@ -5419,6 +5599,7 @@
       </w:rPr>
       <w:t>companyData</w:t>
     </w:r>
+    <w:proofErr w:type="spellEnd"/>
     <w:r>
       <w:rPr>
         <w:lang w:val="en-IN"/>
@@ -5512,7 +5693,6 @@
       </w:rPr>
       <w:t>companyAddressLine2</w:t>
     </w:r>
-    <w:proofErr w:type="gramStart"/>
     <w:r>
       <w:rPr>
         <w:rFonts w:ascii="Arial" w:hAnsi="Arial" w:cs="Arial"/>
@@ -5538,7 +5718,6 @@
       <w:t>{</w:t>
     </w:r>
     <w:proofErr w:type="spellStart"/>
-    <w:proofErr w:type="gramEnd"/>
     <w:r>
       <w:rPr>
         <w:rFonts w:ascii="Arial" w:hAnsi="Arial" w:cs="Arial"/>
@@ -5658,7 +5837,6 @@
       </w:rPr>
       <w:t>telephone</w:t>
     </w:r>
-    <w:proofErr w:type="gramStart"/>
     <w:r>
       <w:rPr>
         <w:rFonts w:ascii="Arial" w:hAnsi="Arial" w:cs="Arial"/>
@@ -5675,17 +5853,7 @@
         <w:sz w:val="20"/>
         <w:szCs w:val="20"/>
       </w:rPr>
-      <w:t>{</w:t>
-    </w:r>
-    <w:proofErr w:type="gramEnd"/>
-    <w:r>
-      <w:rPr>
-        <w:rFonts w:ascii="Arial" w:hAnsi="Arial" w:cs="Arial"/>
-        <w:b/>
-        <w:sz w:val="20"/>
-        <w:szCs w:val="20"/>
-      </w:rPr>
-      <w:t>/}</w:t>
+      <w:t>{/}</w:t>
     </w:r>
     <w:r>
       <w:rPr>
@@ -5714,7 +5882,6 @@
       </w:rPr>
       <w:t>#</w:t>
     </w:r>
-    <w:proofErr w:type="gramStart"/>
     <w:r>
       <w:rPr>
         <w:rFonts w:ascii="Arial" w:hAnsi="Arial" w:cs="Arial"/>
@@ -5724,7 +5891,6 @@
       </w:rPr>
       <w:t xml:space="preserve">email}   </w:t>
     </w:r>
-    <w:proofErr w:type="gramEnd"/>
     <w:r>
       <w:rPr>
         <w:rFonts w:ascii="Arial" w:hAnsi="Arial" w:cs="Arial"/>
@@ -5741,17 +5907,7 @@
         <w:sz w:val="20"/>
         <w:szCs w:val="20"/>
       </w:rPr>
-      <w:t>{email</w:t>
-    </w:r>
-    <w:proofErr w:type="gramStart"/>
-    <w:r>
-      <w:rPr>
-        <w:rFonts w:ascii="Arial" w:hAnsi="Arial" w:cs="Arial"/>
-        <w:b/>
-        <w:sz w:val="20"/>
-        <w:szCs w:val="20"/>
-      </w:rPr>
-      <w:t>}</w:t>
+      <w:t>{email}</w:t>
     </w:r>
     <w:r>
       <w:rPr>
@@ -5760,17 +5916,7 @@
         <w:sz w:val="20"/>
         <w:szCs w:val="20"/>
       </w:rPr>
-      <w:t>{</w:t>
-    </w:r>
-    <w:proofErr w:type="gramEnd"/>
-    <w:r>
-      <w:rPr>
-        <w:rFonts w:ascii="Arial" w:hAnsi="Arial" w:cs="Arial"/>
-        <w:b/>
-        <w:sz w:val="20"/>
-        <w:szCs w:val="20"/>
-      </w:rPr>
-      <w:t>/}</w:t>
+      <w:t>{/}</w:t>
     </w:r>
     <w:r>
       <w:rPr>
@@ -5799,7 +5945,6 @@
       </w:rPr>
       <w:t>#</w:t>
     </w:r>
-    <w:proofErr w:type="gramStart"/>
     <w:r>
       <w:rPr>
         <w:rFonts w:ascii="Arial" w:hAnsi="Arial" w:cs="Arial"/>
@@ -5827,7 +5972,6 @@
       </w:rPr>
       <w:t xml:space="preserve">  </w:t>
     </w:r>
-    <w:proofErr w:type="gramEnd"/>
     <w:r>
       <w:rPr>
         <w:rFonts w:ascii="Arial" w:hAnsi="Arial" w:cs="Arial"/>
@@ -5844,17 +5988,7 @@
         <w:sz w:val="20"/>
         <w:szCs w:val="20"/>
       </w:rPr>
-      <w:t>{website</w:t>
-    </w:r>
-    <w:proofErr w:type="gramStart"/>
-    <w:r>
-      <w:rPr>
-        <w:rFonts w:ascii="Arial" w:hAnsi="Arial" w:cs="Arial"/>
-        <w:b/>
-        <w:sz w:val="20"/>
-        <w:szCs w:val="20"/>
-      </w:rPr>
-      <w:t>}</w:t>
+      <w:t>{website}</w:t>
     </w:r>
     <w:r>
       <w:rPr>
@@ -5863,17 +5997,7 @@
         <w:sz w:val="20"/>
         <w:szCs w:val="20"/>
       </w:rPr>
-      <w:t>{</w:t>
-    </w:r>
-    <w:proofErr w:type="gramEnd"/>
-    <w:r>
-      <w:rPr>
-        <w:rFonts w:ascii="Arial" w:hAnsi="Arial" w:cs="Arial"/>
-        <w:b/>
-        <w:sz w:val="20"/>
-        <w:szCs w:val="20"/>
-      </w:rPr>
-      <w:t>/}</w:t>
+      <w:t>{/}</w:t>
     </w:r>
     <w:r>
       <w:rPr>
@@ -5925,23 +6049,7 @@
         <w:rFonts w:ascii="Arial" w:hAnsi="Arial" w:cs="Arial"/>
         <w:sz w:val="20"/>
       </w:rPr>
-      <w:t>remarks</w:t>
-    </w:r>
-    <w:proofErr w:type="gramStart"/>
-    <w:r>
-      <w:rPr>
-        <w:rFonts w:ascii="Arial" w:hAnsi="Arial" w:cs="Arial"/>
-        <w:sz w:val="20"/>
-      </w:rPr>
-      <w:t>}{</w:t>
-    </w:r>
-    <w:proofErr w:type="gramEnd"/>
-    <w:r>
-      <w:rPr>
-        <w:rFonts w:ascii="Arial" w:hAnsi="Arial" w:cs="Arial"/>
-        <w:sz w:val="20"/>
-      </w:rPr>
-      <w:t>/}</w:t>
+      <w:t>remarks}{/}</w:t>
     </w:r>
     <w:r>
       <w:rPr>
@@ -6000,31 +6108,14 @@
         <w:spacing w:val="-4"/>
         <w:sz w:val="20"/>
       </w:rPr>
-      <w:t>remark</w:t>
-    </w:r>
-    <w:proofErr w:type="gramStart"/>
-    <w:r>
-      <w:rPr>
-        <w:rFonts w:ascii="Arial" w:hAnsi="Arial" w:cs="Arial"/>
-        <w:spacing w:val="-4"/>
-        <w:sz w:val="20"/>
-      </w:rPr>
-      <w:t>2</w:t>
+      <w:t>remark2</w:t>
     </w:r>
     <w:r>
       <w:rPr>
         <w:rFonts w:ascii="Arial" w:hAnsi="Arial" w:cs="Arial"/>
         <w:sz w:val="20"/>
       </w:rPr>
-      <w:t>}{</w:t>
-    </w:r>
-    <w:proofErr w:type="gramEnd"/>
-    <w:r>
-      <w:rPr>
-        <w:rFonts w:ascii="Arial" w:hAnsi="Arial" w:cs="Arial"/>
-        <w:sz w:val="20"/>
-      </w:rPr>
-      <w:t>/}</w:t>
+      <w:t>}{/}</w:t>
     </w:r>
     <w:r>
       <w:rPr>
@@ -6110,7 +6201,7 @@
             </wp:anchor>
           </w:drawing>
         </mc:Choice>
-        <mc:Fallback>
+        <mc:Fallback xmlns:w16sdtfl="http://schemas.microsoft.com/office/word/2024/wordml/sdtformatlock" xmlns:w16sdtdh="http://schemas.microsoft.com/office/word/2020/wordml/sdtdatahash" xmlns:w16du="http://schemas.microsoft.com/office/word/2023/wordml/word16du" xmlns:w16="http://schemas.microsoft.com/office/word/2018/wordml" xmlns:w16cex="http://schemas.microsoft.com/office/word/2018/wordml/cex" xmlns:oel="http://schemas.microsoft.com/office/2019/extlst">
           <w:pict>
             <v:shape w14:anchorId="493D8125" id="Freeform: Shape 1" o:spid="_x0000_s1026" style="position:absolute;margin-left:11.05pt;margin-top:14.6pt;width:575pt;height:.1pt;z-index:251658240;visibility:visible;mso-wrap-style:square;mso-width-percent:0;mso-height-percent:0;mso-wrap-distance-left:0;mso-wrap-distance-top:0;mso-wrap-distance-right:0;mso-wrap-distance-bottom:0;mso-position-horizontal:absolute;mso-position-horizontal-relative:page;mso-position-vertical:absolute;mso-position-vertical-relative:text;mso-width-percent:0;mso-height-percent:0;mso-width-relative:page;mso-height-relative:page;v-text-anchor:top" coordsize="7302500,1270" o:gfxdata="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" path="m,l7302500,e" filled="f" strokeweight=".72pt">
               <v:path arrowok="t"/>
@@ -6153,7 +6244,7 @@
 </file>
 
 <file path=word/numbering.xml><?xml version="1.0" encoding="utf-8"?>
-<w:numbering xmlns:wpc="http://schemas.microsoft.com/office/word/2010/wordprocessingCanvas" xmlns:cx="http://schemas.microsoft.com/office/drawing/2014/chartex" xmlns:cx1="http://schemas.microsoft.com/office/drawing/2015/9/8/chartex" xmlns:cx2="http://schemas.microsoft.com/office/drawing/2015/10/21/chartex" xmlns:cx3="http://schemas.microsoft.com/office/drawing/2016/5/9/chartex" xmlns:cx4="http://schemas.microsoft.com/office/drawing/2016/5/10/chartex" xmlns:cx5="http://schemas.microsoft.com/office/drawing/2016/5/11/chartex" xmlns:cx6="http://schemas.microsoft.com/office/drawing/2016/5/12/chartex" xmlns:cx7="http://schemas.microsoft.com/office/drawing/2016/5/13/chartex" xmlns:cx8="http://schemas.microsoft.com/office/drawing/2016/5/14/chartex" xmlns:mc="http://schemas.openxmlformats.org/markup-compatibility/2006" xmlns:aink="http://schemas.microsoft.com/office/drawing/2016/ink" xmlns:am3d="http://schemas.microsoft.com/office/drawing/2017/model3d" xmlns:o="urn:schemas-microsoft-com:office:office" xmlns:oel="http://schemas.microsoft.com/office/2019/extlst" xmlns:r="http://schemas.openxmlformats.org/officeDocument/2006/relationships" xmlns:m="http://schemas.openxmlformats.org/officeDocument/2006/math" xmlns:v="urn:schemas-microsoft-com:vml" xmlns:wp14="http://schemas.microsoft.com/office/word/2010/wordprocessingDrawing" xmlns:wp="http://schemas.openxmlformats.org/drawingml/2006/wordprocessingDrawing" xmlns:w10="urn:schemas-microsoft-com:office:word" xmlns:w="http://schemas.openxmlformats.org/wordprocessingml/2006/main" xmlns:w14="http://schemas.microsoft.com/office/word/2010/wordml" xmlns:w15="http://schemas.microsoft.com/office/word/2012/wordml" xmlns:w16cex="http://schemas.microsoft.com/office/word/2018/wordml/cex" xmlns:w16cid="http://schemas.microsoft.com/office/word/2016/wordml/cid" xmlns:w16="http://schemas.microsoft.com/office/word/2018/wordml" xmlns:w16du="http://schemas.microsoft.com/office/word/2023/wordml/word16du" xmlns:w16sdtdh="http://schemas.microsoft.com/office/word/2020/wordml/sdtdatahash" xmlns:w16sdtfl="http://schemas.microsoft.com/office/word/2024/wordml/sdtformatlock" xmlns:w16se="http://schemas.microsoft.com/office/word/2015/wordml/symex" xmlns:wpg="http://schemas.microsoft.com/office/word/2010/wordprocessingGroup" xmlns:wpi="http://schemas.microsoft.com/office/word/2010/wordprocessingInk" xmlns:wne="http://schemas.microsoft.com/office/word/2006/wordml" xmlns:wps="http://schemas.microsoft.com/office/word/2010/wordprocessingShape" mc:Ignorable="w14 w15 w16se w16cid w16 w16cex w16sdtdh w16sdtfl w16du wp14">
+<w:numbering xmlns:wpc="http://schemas.microsoft.com/office/word/2010/wordprocessingCanvas" xmlns:cx="http://schemas.microsoft.com/office/drawing/2014/chartex" xmlns:cx1="http://schemas.microsoft.com/office/drawing/2015/9/8/chartex" xmlns:cx2="http://schemas.microsoft.com/office/drawing/2015/10/21/chartex" xmlns:cx3="http://schemas.microsoft.com/office/drawing/2016/5/9/chartex" xmlns:cx4="http://schemas.microsoft.com/office/drawing/2016/5/10/chartex" xmlns:cx5="http://schemas.microsoft.com/office/drawing/2016/5/11/chartex" xmlns:cx6="http://schemas.microsoft.com/office/drawing/2016/5/12/chartex" xmlns:cx7="http://schemas.microsoft.com/office/drawing/2016/5/13/chartex" xmlns:cx8="http://schemas.microsoft.com/office/drawing/2016/5/14/chartex" xmlns:mc="http://schemas.openxmlformats.org/markup-compatibility/2006" xmlns:aink="http://schemas.microsoft.com/office/drawing/2016/ink" xmlns:am3d="http://schemas.microsoft.com/office/drawing/2017/model3d" xmlns:o="urn:schemas-microsoft-com:office:office" xmlns:r="http://schemas.openxmlformats.org/officeDocument/2006/relationships" xmlns:m="http://schemas.openxmlformats.org/officeDocument/2006/math" xmlns:v="urn:schemas-microsoft-com:vml" xmlns:wp14="http://schemas.microsoft.com/office/word/2010/wordprocessingDrawing" xmlns:wp="http://schemas.openxmlformats.org/drawingml/2006/wordprocessingDrawing" xmlns:w10="urn:schemas-microsoft-com:office:word" xmlns:w="http://schemas.openxmlformats.org/wordprocessingml/2006/main" xmlns:w14="http://schemas.microsoft.com/office/word/2010/wordml" xmlns:w15="http://schemas.microsoft.com/office/word/2012/wordml" xmlns:w16cid="http://schemas.microsoft.com/office/word/2016/wordml/cid" xmlns:w16se="http://schemas.microsoft.com/office/word/2015/wordml/symex" xmlns:wpg="http://schemas.microsoft.com/office/word/2010/wordprocessingGroup" xmlns:wpi="http://schemas.microsoft.com/office/word/2010/wordprocessingInk" xmlns:wne="http://schemas.microsoft.com/office/word/2006/wordml" xmlns:wps="http://schemas.microsoft.com/office/word/2010/wordprocessingShape" mc:Ignorable="w14 w15 w16se w16cid wp14">
   <w:abstractNum w:abstractNumId="0" w15:restartNumberingAfterBreak="0">
     <w:nsid w:val="05234CEF"/>
     <w:multiLevelType w:val="hybridMultilevel"/>
@@ -6759,32 +6850,32 @@
       </w:pPr>
     </w:lvl>
   </w:abstractNum>
-  <w:num w:numId="1" w16cid:durableId="1330792145">
+  <w:num w:numId="1">
     <w:abstractNumId w:val="1"/>
   </w:num>
-  <w:num w:numId="2" w16cid:durableId="1384407807">
+  <w:num w:numId="2">
     <w:abstractNumId w:val="3"/>
   </w:num>
-  <w:num w:numId="3" w16cid:durableId="120416800">
+  <w:num w:numId="3">
     <w:abstractNumId w:val="4"/>
   </w:num>
-  <w:num w:numId="4" w16cid:durableId="107048937">
+  <w:num w:numId="4">
     <w:abstractNumId w:val="0"/>
   </w:num>
-  <w:num w:numId="5" w16cid:durableId="814877748">
+  <w:num w:numId="5">
     <w:abstractNumId w:val="6"/>
   </w:num>
-  <w:num w:numId="6" w16cid:durableId="354887863">
+  <w:num w:numId="6">
     <w:abstractNumId w:val="5"/>
   </w:num>
-  <w:num w:numId="7" w16cid:durableId="1397438784">
+  <w:num w:numId="7">
     <w:abstractNumId w:val="2"/>
   </w:num>
 </w:numbering>
 </file>
 
 <file path=word/styles.xml><?xml version="1.0" encoding="utf-8"?>
-<w:styles xmlns:mc="http://schemas.openxmlformats.org/markup-compatibility/2006" xmlns:r="http://schemas.openxmlformats.org/officeDocument/2006/relationships" xmlns:w="http://schemas.openxmlformats.org/wordprocessingml/2006/main" xmlns:w14="http://schemas.microsoft.com/office/word/2010/wordml" xmlns:w15="http://schemas.microsoft.com/office/word/2012/wordml" xmlns:w16cex="http://schemas.microsoft.com/office/word/2018/wordml/cex" xmlns:w16cid="http://schemas.microsoft.com/office/word/2016/wordml/cid" xmlns:w16="http://schemas.microsoft.com/office/word/2018/wordml" xmlns:w16du="http://schemas.microsoft.com/office/word/2023/wordml/word16du" xmlns:w16sdtdh="http://schemas.microsoft.com/office/word/2020/wordml/sdtdatahash" xmlns:w16sdtfl="http://schemas.microsoft.com/office/word/2024/wordml/sdtformatlock" xmlns:w16se="http://schemas.microsoft.com/office/word/2015/wordml/symex" mc:Ignorable="w14 w15 w16se w16cid w16 w16cex w16sdtdh w16sdtfl w16du">
+<w:styles xmlns:mc="http://schemas.openxmlformats.org/markup-compatibility/2006" xmlns:r="http://schemas.openxmlformats.org/officeDocument/2006/relationships" xmlns:w="http://schemas.openxmlformats.org/wordprocessingml/2006/main" xmlns:w14="http://schemas.microsoft.com/office/word/2010/wordml" xmlns:w15="http://schemas.microsoft.com/office/word/2012/wordml" xmlns:w16cid="http://schemas.microsoft.com/office/word/2016/wordml/cid" xmlns:w16se="http://schemas.microsoft.com/office/word/2015/wordml/symex" mc:Ignorable="w14 w15 w16se w16cid">
   <w:docDefaults>
     <w:rPrDefault>
       <w:rPr>
@@ -6802,7 +6893,7 @@
       </w:pPr>
     </w:pPrDefault>
   </w:docDefaults>
-  <w:latentStyles w:defLockedState="0" w:defUIPriority="99" w:defSemiHidden="0" w:defUnhideWhenUsed="0" w:defQFormat="0" w:count="376">
+  <w:latentStyles w:defLockedState="0" w:defUIPriority="99" w:defSemiHidden="0" w:defUnhideWhenUsed="0" w:defQFormat="0" w:count="375">
     <w:lsdException w:name="Normal" w:uiPriority="0" w:qFormat="1"/>
     <w:lsdException w:name="heading 1" w:uiPriority="9" w:qFormat="1"/>
     <w:lsdException w:name="heading 2" w:semiHidden="1" w:uiPriority="9" w:unhideWhenUsed="1" w:qFormat="1"/>
@@ -7178,7 +7269,6 @@
     <w:lsdException w:name="Smart Hyperlink" w:semiHidden="1" w:unhideWhenUsed="1"/>
     <w:lsdException w:name="Hashtag" w:semiHidden="1" w:unhideWhenUsed="1"/>
     <w:lsdException w:name="Unresolved Mention" w:semiHidden="1" w:unhideWhenUsed="1"/>
-    <w:lsdException w:name="Smart Link" w:semiHidden="1" w:unhideWhenUsed="1"/>
   </w:latentStyles>
   <w:style w:type="paragraph" w:default="1" w:styleId="Normal">
     <w:name w:val="Normal"/>
